--- a/report.docx
+++ b/report.docx
@@ -515,10 +515,768 @@
           <w:lang w:val="ru-RU"/>
         </w:rPr>
         <w:lastRenderedPageBreak/>
-        <w:t>ЗАДАН</w:t>
-      </w:r>
-      <w:bookmarkStart w:id="0" w:name="_GoBack"/>
-      <w:bookmarkEnd w:id="0"/>
+        <w:t>ЗАДАНИЕ</w:t>
+      </w:r>
+    </w:p>
+    <w:p>
+      <w:pPr>
+        <w:rPr>
+          <w:lang w:val="ru-RU"/>
+        </w:rPr>
+      </w:pPr>
+    </w:p>
+    <w:p>
+      <w:pPr>
+        <w:ind w:firstLine="709"/>
+        <w:jc w:val="both"/>
+        <w:rPr>
+          <w:lang w:val="ru-RU"/>
+        </w:rPr>
+      </w:pPr>
+      <w:r>
+        <w:rPr>
+          <w:lang w:val="ru-RU"/>
+        </w:rPr>
+        <w:t>Студент(ы)</w:t>
+      </w:r>
+    </w:p>
+    <w:p>
+      <w:pPr>
+        <w:ind w:firstLine="709"/>
+        <w:jc w:val="both"/>
+        <w:rPr>
+          <w:lang w:val="ru-RU"/>
+        </w:rPr>
+      </w:pPr>
+      <w:r>
+        <w:rPr>
+          <w:lang w:val="ru-RU"/>
+        </w:rPr>
+        <w:t>Мильхерт А.С.</w:t>
+      </w:r>
+    </w:p>
+    <w:p>
+      <w:pPr>
+        <w:ind w:firstLine="709"/>
+        <w:jc w:val="both"/>
+        <w:rPr>
+          <w:lang w:val="ru-RU"/>
+        </w:rPr>
+      </w:pPr>
+      <w:r>
+        <w:rPr>
+          <w:lang w:val="ru-RU"/>
+        </w:rPr>
+        <w:t xml:space="preserve">Моисеева </w:t>
+      </w:r>
+      <w:proofErr w:type="gramStart"/>
+      <w:r>
+        <w:rPr>
+          <w:lang w:val="ru-RU"/>
+        </w:rPr>
+        <w:t>А..</w:t>
+      </w:r>
+      <w:proofErr w:type="gramEnd"/>
+    </w:p>
+    <w:p>
+      <w:pPr>
+        <w:ind w:firstLine="709"/>
+        <w:jc w:val="both"/>
+        <w:rPr>
+          <w:lang w:val="ru-RU"/>
+        </w:rPr>
+      </w:pPr>
+      <w:proofErr w:type="spellStart"/>
+      <w:r>
+        <w:rPr>
+          <w:lang w:val="ru-RU"/>
+        </w:rPr>
+        <w:t>Епонишникова</w:t>
+      </w:r>
+      <w:proofErr w:type="spellEnd"/>
+      <w:r>
+        <w:rPr>
+          <w:lang w:val="ru-RU"/>
+        </w:rPr>
+        <w:t xml:space="preserve"> А.И.</w:t>
+      </w:r>
+    </w:p>
+    <w:p>
+      <w:pPr>
+        <w:ind w:firstLine="709"/>
+        <w:jc w:val="both"/>
+        <w:rPr>
+          <w:lang w:val="ru-RU"/>
+        </w:rPr>
+      </w:pPr>
+      <w:r>
+        <w:rPr>
+          <w:lang w:val="ru-RU"/>
+        </w:rPr>
+        <w:t>Группа 3341</w:t>
+      </w:r>
+    </w:p>
+    <w:p>
+      <w:pPr>
+        <w:rPr>
+          <w:lang w:val="ru-RU"/>
+        </w:rPr>
+      </w:pPr>
+    </w:p>
+    <w:p>
+      <w:pPr>
+        <w:ind w:firstLine="709"/>
+        <w:jc w:val="both"/>
+        <w:rPr>
+          <w:lang w:val="ru-RU"/>
+        </w:rPr>
+      </w:pPr>
+      <w:r>
+        <w:rPr>
+          <w:b/>
+          <w:bCs/>
+          <w:lang w:val="ru-RU"/>
+        </w:rPr>
+        <w:t>Тема проекта: Генеалогическое дерево династии Романовых.</w:t>
+      </w:r>
+    </w:p>
+    <w:p>
+      <w:pPr>
+        <w:rPr>
+          <w:lang w:val="ru-RU"/>
+        </w:rPr>
+      </w:pPr>
+    </w:p>
+    <w:p>
+      <w:pPr>
+        <w:ind w:firstLine="709"/>
+        <w:jc w:val="both"/>
+        <w:rPr>
+          <w:lang w:val="ru-RU"/>
+        </w:rPr>
+      </w:pPr>
+      <w:r>
+        <w:rPr>
+          <w:lang w:val="ru-RU"/>
+        </w:rPr>
+        <w:t>Исходные данные:</w:t>
+      </w:r>
+    </w:p>
+    <w:p>
+      <w:pPr>
+        <w:ind w:firstLine="709"/>
+        <w:jc w:val="both"/>
+        <w:rPr>
+          <w:lang w:val="ru-RU"/>
+        </w:rPr>
+      </w:pPr>
+      <w:r>
+        <w:rPr>
+          <w:lang w:val="ru-RU"/>
+        </w:rPr>
+        <w:t xml:space="preserve">Необходимо реализовать веб-приложение для хранения, визуализации и анализа генеалогического дерева династии Романовых с использованием </w:t>
+      </w:r>
+      <w:proofErr w:type="spellStart"/>
+      <w:r>
+        <w:rPr>
+          <w:lang w:val="ru-RU"/>
+        </w:rPr>
+        <w:t>графовой</w:t>
+      </w:r>
+      <w:proofErr w:type="spellEnd"/>
+      <w:r>
+        <w:rPr>
+          <w:lang w:val="ru-RU"/>
+        </w:rPr>
+        <w:t xml:space="preserve"> СУБД </w:t>
+      </w:r>
+      <w:r>
+        <w:t>Neo</w:t>
+      </w:r>
+      <w:r>
+        <w:rPr>
+          <w:lang w:val="ru-RU"/>
+        </w:rPr>
+        <w:t>4</w:t>
+      </w:r>
+      <w:r>
+        <w:t>j</w:t>
+      </w:r>
+      <w:r>
+        <w:rPr>
+          <w:lang w:val="ru-RU"/>
+        </w:rPr>
+        <w:t>.</w:t>
+      </w:r>
+    </w:p>
+    <w:p>
+      <w:pPr>
+        <w:rPr>
+          <w:lang w:val="ru-RU"/>
+        </w:rPr>
+      </w:pPr>
+    </w:p>
+    <w:p>
+      <w:pPr>
+        <w:ind w:firstLine="709"/>
+        <w:jc w:val="both"/>
+        <w:rPr>
+          <w:lang w:val="ru-RU"/>
+        </w:rPr>
+      </w:pPr>
+      <w:r>
+        <w:rPr>
+          <w:lang w:val="ru-RU"/>
+        </w:rPr>
+        <w:t>Содержание пояснительной записки:</w:t>
+      </w:r>
+    </w:p>
+    <w:p>
+      <w:pPr>
+        <w:ind w:firstLine="709"/>
+        <w:jc w:val="both"/>
+        <w:rPr>
+          <w:lang w:val="ru-RU"/>
+        </w:rPr>
+      </w:pPr>
+      <w:r>
+        <w:rPr>
+          <w:lang w:val="ru-RU"/>
+        </w:rPr>
+        <w:t>«Содержание»</w:t>
+      </w:r>
+    </w:p>
+    <w:p>
+      <w:pPr>
+        <w:ind w:firstLine="709"/>
+        <w:jc w:val="both"/>
+        <w:rPr>
+          <w:lang w:val="ru-RU"/>
+        </w:rPr>
+      </w:pPr>
+      <w:r>
+        <w:rPr>
+          <w:lang w:val="ru-RU"/>
+        </w:rPr>
+        <w:t>«Введение»</w:t>
+      </w:r>
+    </w:p>
+    <w:p>
+      <w:pPr>
+        <w:ind w:firstLine="709"/>
+        <w:jc w:val="both"/>
+        <w:rPr>
+          <w:lang w:val="ru-RU"/>
+        </w:rPr>
+      </w:pPr>
+      <w:r>
+        <w:rPr>
+          <w:lang w:val="ru-RU"/>
+        </w:rPr>
+        <w:t>«Качественные требования к решению»</w:t>
+      </w:r>
+    </w:p>
+    <w:p>
+      <w:pPr>
+        <w:ind w:firstLine="709"/>
+        <w:jc w:val="both"/>
+        <w:rPr>
+          <w:lang w:val="ru-RU"/>
+        </w:rPr>
+      </w:pPr>
+      <w:r>
+        <w:rPr>
+          <w:lang w:val="ru-RU"/>
+        </w:rPr>
+        <w:t>«Сценарий использования»</w:t>
+      </w:r>
+    </w:p>
+    <w:p>
+      <w:pPr>
+        <w:ind w:firstLine="709"/>
+        <w:jc w:val="both"/>
+        <w:rPr>
+          <w:lang w:val="ru-RU"/>
+        </w:rPr>
+      </w:pPr>
+      <w:r>
+        <w:rPr>
+          <w:lang w:val="ru-RU"/>
+        </w:rPr>
+        <w:t>«Модель данных»</w:t>
+      </w:r>
+    </w:p>
+    <w:p>
+      <w:pPr>
+        <w:ind w:firstLine="709"/>
+        <w:jc w:val="both"/>
+        <w:rPr>
+          <w:lang w:val="ru-RU"/>
+        </w:rPr>
+      </w:pPr>
+      <w:r>
+        <w:rPr>
+          <w:lang w:val="ru-RU"/>
+        </w:rPr>
+        <w:t>«Разработка приложения»</w:t>
+      </w:r>
+    </w:p>
+    <w:p>
+      <w:pPr>
+        <w:ind w:firstLine="709"/>
+        <w:jc w:val="both"/>
+        <w:rPr>
+          <w:lang w:val="ru-RU"/>
+        </w:rPr>
+      </w:pPr>
+      <w:r>
+        <w:rPr>
+          <w:lang w:val="ru-RU"/>
+        </w:rPr>
+        <w:t>«Вывод»</w:t>
+      </w:r>
+    </w:p>
+    <w:p>
+      <w:pPr>
+        <w:ind w:firstLine="709"/>
+        <w:jc w:val="both"/>
+        <w:rPr>
+          <w:lang w:val="ru-RU"/>
+        </w:rPr>
+      </w:pPr>
+      <w:r>
+        <w:rPr>
+          <w:lang w:val="ru-RU"/>
+        </w:rPr>
+        <w:t>«Приложение»</w:t>
+      </w:r>
+    </w:p>
+    <w:p>
+      <w:pPr>
+        <w:rPr>
+          <w:lang w:val="ru-RU"/>
+        </w:rPr>
+      </w:pPr>
+    </w:p>
+    <w:p>
+      <w:pPr>
+        <w:ind w:firstLine="709"/>
+        <w:jc w:val="both"/>
+        <w:rPr>
+          <w:lang w:val="ru-RU"/>
+        </w:rPr>
+      </w:pPr>
+      <w:r>
+        <w:rPr>
+          <w:lang w:val="ru-RU"/>
+        </w:rPr>
+        <w:t>Предполагаемый объем пояснительной записки:</w:t>
+      </w:r>
+    </w:p>
+    <w:p>
+      <w:pPr>
+        <w:ind w:firstLine="709"/>
+        <w:jc w:val="both"/>
+        <w:rPr>
+          <w:lang w:val="ru-RU"/>
+        </w:rPr>
+      </w:pPr>
+      <w:r>
+        <w:rPr>
+          <w:lang w:val="ru-RU"/>
+        </w:rPr>
+        <w:t>Не менее 10 страниц.</w:t>
+      </w:r>
+    </w:p>
+    <w:p>
+      <w:pPr>
+        <w:rPr>
+          <w:lang w:val="ru-RU"/>
+        </w:rPr>
+      </w:pPr>
+    </w:p>
+    <w:p>
+      <w:pPr>
+        <w:ind w:firstLine="709"/>
+        <w:jc w:val="both"/>
+        <w:rPr>
+          <w:lang w:val="ru-RU"/>
+        </w:rPr>
+      </w:pPr>
+      <w:r>
+        <w:rPr>
+          <w:lang w:val="ru-RU"/>
+        </w:rPr>
+        <w:t>Дата выдачи задания:</w:t>
+      </w:r>
+    </w:p>
+    <w:p>
+      <w:pPr>
+        <w:ind w:firstLine="709"/>
+        <w:jc w:val="both"/>
+        <w:rPr>
+          <w:lang w:val="ru-RU"/>
+        </w:rPr>
+      </w:pPr>
+      <w:r>
+        <w:rPr>
+          <w:lang w:val="ru-RU"/>
+        </w:rPr>
+        <w:lastRenderedPageBreak/>
+        <w:t>Дата сдачи реферата:</w:t>
+      </w:r>
+    </w:p>
+    <w:p>
+      <w:pPr>
+        <w:ind w:firstLine="709"/>
+        <w:jc w:val="both"/>
+        <w:rPr>
+          <w:lang w:val="ru-RU"/>
+        </w:rPr>
+      </w:pPr>
+      <w:r>
+        <w:rPr>
+          <w:lang w:val="ru-RU"/>
+        </w:rPr>
+        <w:t>Дата защиты реферата:</w:t>
+      </w:r>
+    </w:p>
+    <w:p>
+      <w:pPr>
+        <w:rPr>
+          <w:lang w:val="ru-RU"/>
+        </w:rPr>
+      </w:pPr>
+    </w:p>
+    <w:p>
+      <w:pPr>
+        <w:rPr>
+          <w:lang w:val="ru-RU"/>
+        </w:rPr>
+      </w:pPr>
+    </w:p>
+    <w:p>
+      <w:pPr>
+        <w:rPr>
+          <w:lang w:val="ru-RU"/>
+        </w:rPr>
+      </w:pPr>
+    </w:p>
+    <w:p>
+      <w:pPr>
+        <w:rPr>
+          <w:lang w:val="ru-RU"/>
+        </w:rPr>
+      </w:pPr>
+      <w:r>
+        <w:rPr>
+          <w:lang w:val="ru-RU"/>
+        </w:rPr>
+        <w:t>Студент(ы) гр. 3341</w:t>
+      </w:r>
+      <w:r>
+        <w:rPr>
+          <w:lang w:val="ru-RU"/>
+        </w:rPr>
+        <w:t xml:space="preserve"> </w:t>
+      </w:r>
+      <w:r>
+        <w:rPr>
+          <w:lang w:val="ru-RU"/>
+        </w:rPr>
+        <w:t xml:space="preserve">                              </w:t>
+      </w:r>
+      <w:r>
+        <w:rPr>
+          <w:lang w:val="ru-RU"/>
+        </w:rPr>
+        <w:t>_________________</w:t>
+      </w:r>
+      <w:r>
+        <w:rPr>
+          <w:lang w:val="ru-RU"/>
+        </w:rPr>
+        <w:t xml:space="preserve"> Мильхерт А.С.</w:t>
+      </w:r>
+    </w:p>
+    <w:p>
+      <w:pPr>
+        <w:jc w:val="center"/>
+        <w:rPr>
+          <w:lang w:val="ru-RU"/>
+        </w:rPr>
+      </w:pPr>
+      <w:r>
+        <w:rPr>
+          <w:lang w:val="ru-RU"/>
+        </w:rPr>
+        <w:t xml:space="preserve">                                                    </w:t>
+      </w:r>
+      <w:r>
+        <w:rPr>
+          <w:lang w:val="ru-RU"/>
+        </w:rPr>
+        <w:t>_________________</w:t>
+      </w:r>
+      <w:r>
+        <w:rPr>
+          <w:lang w:val="ru-RU"/>
+        </w:rPr>
+        <w:t xml:space="preserve"> Моисеева </w:t>
+      </w:r>
+      <w:proofErr w:type="gramStart"/>
+      <w:r>
+        <w:rPr>
+          <w:lang w:val="ru-RU"/>
+        </w:rPr>
+        <w:t>А..</w:t>
+      </w:r>
+      <w:proofErr w:type="gramEnd"/>
+    </w:p>
+    <w:p>
+      <w:pPr>
+        <w:jc w:val="right"/>
+        <w:rPr>
+          <w:lang w:val="ru-RU"/>
+        </w:rPr>
+      </w:pPr>
+      <w:r>
+        <w:rPr>
+          <w:lang w:val="ru-RU"/>
+        </w:rPr>
+        <w:t>Студентка гр. 3342</w:t>
+      </w:r>
+      <w:r>
+        <w:rPr>
+          <w:lang w:val="ru-RU"/>
+        </w:rPr>
+        <w:t xml:space="preserve"> </w:t>
+      </w:r>
+      <w:r>
+        <w:rPr>
+          <w:lang w:val="ru-RU"/>
+        </w:rPr>
+        <w:t xml:space="preserve">                           </w:t>
+      </w:r>
+      <w:r>
+        <w:rPr>
+          <w:lang w:val="ru-RU"/>
+        </w:rPr>
+        <w:t xml:space="preserve">   _________________</w:t>
+      </w:r>
+      <w:r>
+        <w:rPr>
+          <w:lang w:val="ru-RU"/>
+        </w:rPr>
+        <w:t xml:space="preserve"> </w:t>
+      </w:r>
+      <w:proofErr w:type="spellStart"/>
+      <w:r>
+        <w:rPr>
+          <w:lang w:val="ru-RU"/>
+        </w:rPr>
+        <w:t>Епонишникова</w:t>
+      </w:r>
+      <w:proofErr w:type="spellEnd"/>
+      <w:r>
+        <w:rPr>
+          <w:lang w:val="ru-RU"/>
+        </w:rPr>
+        <w:t xml:space="preserve"> А.И.</w:t>
+      </w:r>
+    </w:p>
+    <w:p>
+      <w:pPr>
+        <w:rPr>
+          <w:lang w:val="ru-RU"/>
+        </w:rPr>
+      </w:pPr>
+      <w:r>
+        <w:rPr>
+          <w:lang w:val="ru-RU"/>
+        </w:rPr>
+        <w:t>Преподаватель</w:t>
+      </w:r>
+      <w:r>
+        <w:rPr>
+          <w:lang w:val="ru-RU"/>
+        </w:rPr>
+        <w:t xml:space="preserve">                                       </w:t>
+      </w:r>
+      <w:r>
+        <w:rPr>
+          <w:lang w:val="ru-RU"/>
+        </w:rPr>
+        <w:t>_________________</w:t>
+      </w:r>
+      <w:r>
+        <w:rPr>
+          <w:lang w:val="ru-RU"/>
+        </w:rPr>
+        <w:t xml:space="preserve"> Парамонов В.В.</w:t>
+      </w:r>
+    </w:p>
+    <w:p>
+      <w:pPr>
+        <w:rPr>
+          <w:lang w:val="ru-RU"/>
+        </w:rPr>
+      </w:pPr>
+    </w:p>
+    <w:p>
+      <w:pPr>
+        <w:rPr>
+          <w:lang w:val="ru-RU"/>
+        </w:rPr>
+      </w:pPr>
+    </w:p>
+    <w:p>
+      <w:pPr>
+        <w:rPr>
+          <w:lang w:val="ru-RU"/>
+        </w:rPr>
+      </w:pPr>
+    </w:p>
+    <w:p>
+      <w:pPr>
+        <w:rPr>
+          <w:lang w:val="ru-RU"/>
+        </w:rPr>
+      </w:pPr>
+    </w:p>
+    <w:p>
+      <w:pPr>
+        <w:rPr>
+          <w:lang w:val="ru-RU"/>
+        </w:rPr>
+      </w:pPr>
+    </w:p>
+    <w:p>
+      <w:pPr>
+        <w:rPr>
+          <w:lang w:val="ru-RU"/>
+        </w:rPr>
+      </w:pPr>
+    </w:p>
+    <w:p>
+      <w:pPr>
+        <w:rPr>
+          <w:lang w:val="ru-RU"/>
+        </w:rPr>
+      </w:pPr>
+    </w:p>
+    <w:p>
+      <w:pPr>
+        <w:rPr>
+          <w:lang w:val="ru-RU"/>
+        </w:rPr>
+      </w:pPr>
+    </w:p>
+    <w:p>
+      <w:pPr>
+        <w:rPr>
+          <w:lang w:val="ru-RU"/>
+        </w:rPr>
+      </w:pPr>
+    </w:p>
+    <w:p>
+      <w:pPr>
+        <w:rPr>
+          <w:lang w:val="ru-RU"/>
+        </w:rPr>
+      </w:pPr>
+    </w:p>
+    <w:p>
+      <w:pPr>
+        <w:rPr>
+          <w:lang w:val="ru-RU"/>
+        </w:rPr>
+      </w:pPr>
+    </w:p>
+    <w:p>
+      <w:pPr>
+        <w:rPr>
+          <w:lang w:val="ru-RU"/>
+        </w:rPr>
+      </w:pPr>
+    </w:p>
+    <w:p>
+      <w:pPr>
+        <w:rPr>
+          <w:lang w:val="ru-RU"/>
+        </w:rPr>
+      </w:pPr>
+    </w:p>
+    <w:p>
+      <w:pPr>
+        <w:rPr>
+          <w:lang w:val="ru-RU"/>
+        </w:rPr>
+      </w:pPr>
+    </w:p>
+    <w:p>
+      <w:pPr>
+        <w:rPr>
+          <w:lang w:val="ru-RU"/>
+        </w:rPr>
+      </w:pPr>
+    </w:p>
+    <w:p>
+      <w:pPr>
+        <w:rPr>
+          <w:lang w:val="ru-RU"/>
+        </w:rPr>
+      </w:pPr>
+    </w:p>
+    <w:p>
+      <w:pPr>
+        <w:rPr>
+          <w:lang w:val="ru-RU"/>
+        </w:rPr>
+      </w:pPr>
+    </w:p>
+    <w:p>
+      <w:pPr>
+        <w:rPr>
+          <w:lang w:val="ru-RU"/>
+        </w:rPr>
+      </w:pPr>
+    </w:p>
+    <w:p>
+      <w:pPr>
+        <w:rPr>
+          <w:lang w:val="ru-RU"/>
+        </w:rPr>
+      </w:pPr>
+    </w:p>
+    <w:p>
+      <w:pPr>
+        <w:rPr>
+          <w:lang w:val="ru-RU"/>
+        </w:rPr>
+      </w:pPr>
+    </w:p>
+    <w:p>
+      <w:pPr>
+        <w:rPr>
+          <w:lang w:val="ru-RU"/>
+        </w:rPr>
+      </w:pPr>
+    </w:p>
+    <w:p>
+      <w:pPr>
+        <w:rPr>
+          <w:lang w:val="ru-RU"/>
+        </w:rPr>
+      </w:pPr>
+    </w:p>
+    <w:p>
+      <w:pPr>
+        <w:jc w:val="center"/>
+        <w:rPr>
+          <w:lang w:val="ru-RU"/>
+        </w:rPr>
+      </w:pPr>
       <w:r>
         <w:rPr>
           <w:b/>
@@ -527,166 +1285,43 @@
           <w:szCs w:val="32"/>
           <w:lang w:val="ru-RU"/>
         </w:rPr>
-        <w:t>ИЕ</w:t>
-      </w:r>
-    </w:p>
-    <w:p>
-      <w:pPr>
-        <w:rPr>
-          <w:lang w:val="ru-RU"/>
-        </w:rPr>
-      </w:pPr>
-    </w:p>
-    <w:p>
-      <w:pPr>
-        <w:ind w:firstLine="709"/>
-        <w:jc w:val="both"/>
-        <w:rPr>
-          <w:lang w:val="ru-RU"/>
-        </w:rPr>
-      </w:pPr>
-      <w:r>
-        <w:rPr>
-          <w:lang w:val="ru-RU"/>
-        </w:rPr>
-        <w:t>Студент(ы)</w:t>
-      </w:r>
-    </w:p>
-    <w:p>
-      <w:pPr>
-        <w:ind w:firstLine="709"/>
-        <w:jc w:val="both"/>
-        <w:rPr>
-          <w:lang w:val="ru-RU"/>
-        </w:rPr>
-      </w:pPr>
-      <w:r>
-        <w:rPr>
-          <w:lang w:val="ru-RU"/>
-        </w:rPr>
-        <w:t>Мильхерт А.С.</w:t>
-      </w:r>
-    </w:p>
-    <w:p>
-      <w:pPr>
-        <w:ind w:firstLine="709"/>
-        <w:jc w:val="both"/>
-        <w:rPr>
-          <w:lang w:val="ru-RU"/>
-        </w:rPr>
-      </w:pPr>
-      <w:r>
-        <w:rPr>
-          <w:lang w:val="ru-RU"/>
-        </w:rPr>
-        <w:t xml:space="preserve">Моисеева </w:t>
-      </w:r>
-      <w:proofErr w:type="gramStart"/>
-      <w:r>
-        <w:rPr>
-          <w:lang w:val="ru-RU"/>
-        </w:rPr>
-        <w:t>А..</w:t>
-      </w:r>
-      <w:proofErr w:type="gramEnd"/>
-    </w:p>
-    <w:p>
-      <w:pPr>
-        <w:ind w:firstLine="709"/>
-        <w:jc w:val="both"/>
-        <w:rPr>
-          <w:lang w:val="ru-RU"/>
-        </w:rPr>
-      </w:pPr>
+        <w:t>АННОТАЦИЯ</w:t>
+      </w:r>
+    </w:p>
+    <w:p>
+      <w:pPr>
+        <w:rPr>
+          <w:lang w:val="ru-RU"/>
+        </w:rPr>
+      </w:pPr>
+    </w:p>
+    <w:p>
+      <w:pPr>
+        <w:ind w:firstLine="709"/>
+        <w:jc w:val="both"/>
+        <w:rPr>
+          <w:lang w:val="ru-RU"/>
+        </w:rPr>
+      </w:pPr>
+      <w:r>
+        <w:rPr>
+          <w:lang w:val="ru-RU"/>
+        </w:rPr>
+        <w:t xml:space="preserve">В рамках данного курса предполагалось разработать веб-приложение в команде на одну из поставленных тем с использованием </w:t>
+      </w:r>
       <w:proofErr w:type="spellStart"/>
       <w:r>
         <w:rPr>
           <w:lang w:val="ru-RU"/>
         </w:rPr>
-        <w:t>Епонишникова</w:t>
+        <w:t>нереляционной</w:t>
       </w:r>
       <w:proofErr w:type="spellEnd"/>
       <w:r>
         <w:rPr>
           <w:lang w:val="ru-RU"/>
         </w:rPr>
-        <w:t xml:space="preserve"> А.И.</w:t>
-      </w:r>
-    </w:p>
-    <w:p>
-      <w:pPr>
-        <w:ind w:firstLine="709"/>
-        <w:jc w:val="both"/>
-        <w:rPr>
-          <w:lang w:val="ru-RU"/>
-        </w:rPr>
-      </w:pPr>
-      <w:r>
-        <w:rPr>
-          <w:lang w:val="ru-RU"/>
-        </w:rPr>
-        <w:t>Группа 3341</w:t>
-      </w:r>
-    </w:p>
-    <w:p>
-      <w:pPr>
-        <w:rPr>
-          <w:lang w:val="ru-RU"/>
-        </w:rPr>
-      </w:pPr>
-    </w:p>
-    <w:p>
-      <w:pPr>
-        <w:ind w:firstLine="709"/>
-        <w:jc w:val="both"/>
-        <w:rPr>
-          <w:lang w:val="ru-RU"/>
-        </w:rPr>
-      </w:pPr>
-      <w:r>
-        <w:rPr>
-          <w:b/>
-          <w:bCs/>
-          <w:lang w:val="ru-RU"/>
-        </w:rPr>
-        <w:t>Тема проекта: Генеалогическое дерево династии Романовых.</w:t>
-      </w:r>
-    </w:p>
-    <w:p>
-      <w:pPr>
-        <w:rPr>
-          <w:lang w:val="ru-RU"/>
-        </w:rPr>
-      </w:pPr>
-    </w:p>
-    <w:p>
-      <w:pPr>
-        <w:ind w:firstLine="709"/>
-        <w:jc w:val="both"/>
-        <w:rPr>
-          <w:lang w:val="ru-RU"/>
-        </w:rPr>
-      </w:pPr>
-      <w:r>
-        <w:rPr>
-          <w:lang w:val="ru-RU"/>
-        </w:rPr>
-        <w:t>Исходные данные:</w:t>
-      </w:r>
-    </w:p>
-    <w:p>
-      <w:pPr>
-        <w:ind w:firstLine="709"/>
-        <w:jc w:val="both"/>
-        <w:rPr>
-          <w:lang w:val="ru-RU"/>
-        </w:rPr>
-      </w:pPr>
-      <w:r>
-        <w:rPr>
-          <w:lang w:val="ru-RU"/>
-        </w:rPr>
-        <w:t xml:space="preserve">Необходимо реализовать веб-приложение для хранения, визуализации и анализа генеалогического дерева династии Романовых с использованием </w:t>
+        <w:t xml:space="preserve"> СУБД. Была выбрана тема создания приложения для хранения, визуализации и анализа генеалогического дерева династии Романовых с использованием </w:t>
       </w:r>
       <w:proofErr w:type="spellStart"/>
       <w:r>
@@ -718,576 +1353,152 @@
         <w:rPr>
           <w:lang w:val="ru-RU"/>
         </w:rPr>
+        <w:t xml:space="preserve">, так как генеалогические данные имеют внутренне присущую </w:t>
+      </w:r>
+      <w:proofErr w:type="spellStart"/>
+      <w:r>
+        <w:rPr>
+          <w:lang w:val="ru-RU"/>
+        </w:rPr>
+        <w:t>графовую</w:t>
+      </w:r>
+      <w:proofErr w:type="spellEnd"/>
+      <w:r>
+        <w:rPr>
+          <w:lang w:val="ru-RU"/>
+        </w:rPr>
+        <w:t xml:space="preserve"> структуру и являются отличным примером для демонстрации преимуществ </w:t>
+      </w:r>
+      <w:proofErr w:type="spellStart"/>
+      <w:r>
+        <w:rPr>
+          <w:lang w:val="ru-RU"/>
+        </w:rPr>
+        <w:t>графовых</w:t>
+      </w:r>
+      <w:proofErr w:type="spellEnd"/>
+      <w:r>
+        <w:rPr>
+          <w:lang w:val="ru-RU"/>
+        </w:rPr>
+        <w:t xml:space="preserve"> баз данных перед реляционными. Приложение позволяет выполнять </w:t>
+      </w:r>
+      <w:r>
+        <w:t>CRUD</w:t>
+      </w:r>
+      <w:r>
+        <w:rPr>
+          <w:lang w:val="ru-RU"/>
+        </w:rPr>
+        <w:t xml:space="preserve">-операции над персонами и их связями, осуществлять поиск и фильтрацию, визуализировать родословное дерево в виде интерактивного графа, а также импортировать и экспортировать данные в форматах </w:t>
+      </w:r>
+      <w:r>
+        <w:t>JSON</w:t>
+      </w:r>
+      <w:r>
+        <w:rPr>
+          <w:lang w:val="ru-RU"/>
+        </w:rPr>
+        <w:t xml:space="preserve">, </w:t>
+      </w:r>
+      <w:r>
+        <w:t>CSV</w:t>
+      </w:r>
+      <w:r>
+        <w:rPr>
+          <w:lang w:val="ru-RU"/>
+        </w:rPr>
+        <w:t xml:space="preserve"> и </w:t>
+      </w:r>
+      <w:r>
+        <w:t>XML</w:t>
+      </w:r>
+      <w:r>
+        <w:rPr>
+          <w:lang w:val="ru-RU"/>
+        </w:rPr>
+        <w:t xml:space="preserve">. Найти исходный код и всю дополнительную информацию можно по ссылке: </w:t>
+      </w:r>
+      <w:r>
+        <w:t>https</w:t>
+      </w:r>
+      <w:r>
+        <w:rPr>
+          <w:lang w:val="ru-RU"/>
+        </w:rPr>
+        <w:t>://</w:t>
+      </w:r>
+      <w:proofErr w:type="spellStart"/>
+      <w:r>
+        <w:t>github</w:t>
+      </w:r>
+      <w:proofErr w:type="spellEnd"/>
+      <w:r>
+        <w:rPr>
+          <w:lang w:val="ru-RU"/>
+        </w:rPr>
         <w:t>.</w:t>
       </w:r>
-    </w:p>
-    <w:p>
-      <w:pPr>
-        <w:rPr>
-          <w:lang w:val="ru-RU"/>
-        </w:rPr>
-      </w:pPr>
-    </w:p>
-    <w:p>
-      <w:pPr>
-        <w:ind w:firstLine="709"/>
-        <w:jc w:val="both"/>
-        <w:rPr>
-          <w:lang w:val="ru-RU"/>
-        </w:rPr>
-      </w:pPr>
-      <w:r>
-        <w:rPr>
-          <w:lang w:val="ru-RU"/>
-        </w:rPr>
-        <w:t>Содержание пояснительной записки:</w:t>
-      </w:r>
-    </w:p>
-    <w:p>
-      <w:pPr>
-        <w:ind w:firstLine="709"/>
-        <w:jc w:val="both"/>
-        <w:rPr>
-          <w:lang w:val="ru-RU"/>
-        </w:rPr>
-      </w:pPr>
-      <w:r>
-        <w:rPr>
-          <w:lang w:val="ru-RU"/>
-        </w:rPr>
-        <w:t>«Содержание»</w:t>
-      </w:r>
-    </w:p>
-    <w:p>
-      <w:pPr>
-        <w:ind w:firstLine="709"/>
-        <w:jc w:val="both"/>
-        <w:rPr>
-          <w:lang w:val="ru-RU"/>
-        </w:rPr>
-      </w:pPr>
-      <w:r>
-        <w:rPr>
-          <w:lang w:val="ru-RU"/>
-        </w:rPr>
-        <w:t>«Введение»</w:t>
-      </w:r>
-    </w:p>
-    <w:p>
-      <w:pPr>
-        <w:ind w:firstLine="709"/>
-        <w:jc w:val="both"/>
-        <w:rPr>
-          <w:lang w:val="ru-RU"/>
-        </w:rPr>
-      </w:pPr>
-      <w:r>
-        <w:rPr>
-          <w:lang w:val="ru-RU"/>
-        </w:rPr>
-        <w:t>«Качественные требования к решению»</w:t>
-      </w:r>
-    </w:p>
-    <w:p>
-      <w:pPr>
-        <w:ind w:firstLine="709"/>
-        <w:jc w:val="both"/>
-        <w:rPr>
-          <w:lang w:val="ru-RU"/>
-        </w:rPr>
-      </w:pPr>
-      <w:r>
-        <w:rPr>
-          <w:lang w:val="ru-RU"/>
-        </w:rPr>
-        <w:t>«Сценарий использования»</w:t>
-      </w:r>
-    </w:p>
-    <w:p>
-      <w:pPr>
-        <w:ind w:firstLine="709"/>
-        <w:jc w:val="both"/>
-        <w:rPr>
-          <w:lang w:val="ru-RU"/>
-        </w:rPr>
-      </w:pPr>
-      <w:r>
-        <w:rPr>
-          <w:lang w:val="ru-RU"/>
-        </w:rPr>
-        <w:t>«Модель данных»</w:t>
-      </w:r>
-    </w:p>
-    <w:p>
-      <w:pPr>
-        <w:ind w:firstLine="709"/>
-        <w:jc w:val="both"/>
-        <w:rPr>
-          <w:lang w:val="ru-RU"/>
-        </w:rPr>
-      </w:pPr>
-      <w:r>
-        <w:rPr>
-          <w:lang w:val="ru-RU"/>
-        </w:rPr>
-        <w:t>«Разработка приложения»</w:t>
-      </w:r>
-    </w:p>
-    <w:p>
-      <w:pPr>
-        <w:ind w:firstLine="709"/>
-        <w:jc w:val="both"/>
-        <w:rPr>
-          <w:lang w:val="ru-RU"/>
-        </w:rPr>
-      </w:pPr>
-      <w:r>
-        <w:rPr>
-          <w:lang w:val="ru-RU"/>
-        </w:rPr>
-        <w:t>«Вывод»</w:t>
-      </w:r>
-    </w:p>
-    <w:p>
-      <w:pPr>
-        <w:ind w:firstLine="709"/>
-        <w:jc w:val="both"/>
-        <w:rPr>
-          <w:lang w:val="ru-RU"/>
-        </w:rPr>
-      </w:pPr>
-      <w:r>
-        <w:rPr>
-          <w:lang w:val="ru-RU"/>
-        </w:rPr>
-        <w:t>«Приложение»</w:t>
-      </w:r>
-    </w:p>
-    <w:p>
-      <w:pPr>
-        <w:rPr>
-          <w:lang w:val="ru-RU"/>
-        </w:rPr>
-      </w:pPr>
-    </w:p>
-    <w:p>
-      <w:pPr>
-        <w:ind w:firstLine="709"/>
-        <w:jc w:val="both"/>
-        <w:rPr>
-          <w:lang w:val="ru-RU"/>
-        </w:rPr>
-      </w:pPr>
-      <w:r>
-        <w:rPr>
-          <w:lang w:val="ru-RU"/>
-        </w:rPr>
-        <w:t>Предполагаемый объем пояснительной записки:</w:t>
-      </w:r>
-    </w:p>
-    <w:p>
-      <w:pPr>
-        <w:ind w:firstLine="709"/>
-        <w:jc w:val="both"/>
-        <w:rPr>
-          <w:lang w:val="ru-RU"/>
-        </w:rPr>
-      </w:pPr>
-      <w:r>
-        <w:rPr>
-          <w:lang w:val="ru-RU"/>
-        </w:rPr>
-        <w:t>Не менее 10 страниц.</w:t>
-      </w:r>
-    </w:p>
-    <w:p>
-      <w:pPr>
-        <w:rPr>
-          <w:lang w:val="ru-RU"/>
-        </w:rPr>
-      </w:pPr>
-    </w:p>
-    <w:p>
-      <w:pPr>
-        <w:ind w:firstLine="709"/>
-        <w:jc w:val="both"/>
-        <w:rPr>
-          <w:lang w:val="ru-RU"/>
-        </w:rPr>
-      </w:pPr>
-      <w:r>
-        <w:rPr>
-          <w:lang w:val="ru-RU"/>
-        </w:rPr>
-        <w:t>Дата выдачи задания:</w:t>
-      </w:r>
-    </w:p>
-    <w:p>
-      <w:pPr>
-        <w:ind w:firstLine="709"/>
-        <w:jc w:val="both"/>
-        <w:rPr>
-          <w:lang w:val="ru-RU"/>
-        </w:rPr>
-      </w:pPr>
-      <w:r>
-        <w:rPr>
-          <w:lang w:val="ru-RU"/>
-        </w:rPr>
-        <w:lastRenderedPageBreak/>
-        <w:t>Дата сдачи реферата:</w:t>
-      </w:r>
-    </w:p>
-    <w:p>
-      <w:pPr>
-        <w:ind w:firstLine="709"/>
-        <w:jc w:val="both"/>
-        <w:rPr>
-          <w:lang w:val="ru-RU"/>
-        </w:rPr>
-      </w:pPr>
-      <w:r>
-        <w:rPr>
-          <w:lang w:val="ru-RU"/>
-        </w:rPr>
-        <w:t>Дата защиты реферата:</w:t>
-      </w:r>
-    </w:p>
-    <w:p>
-      <w:pPr>
-        <w:rPr>
-          <w:lang w:val="ru-RU"/>
-        </w:rPr>
-      </w:pPr>
-    </w:p>
-    <w:p>
-      <w:pPr>
-        <w:rPr>
-          <w:lang w:val="ru-RU"/>
-        </w:rPr>
-      </w:pPr>
-    </w:p>
-    <w:p>
-      <w:pPr>
-        <w:rPr>
-          <w:lang w:val="ru-RU"/>
-        </w:rPr>
-      </w:pPr>
-    </w:p>
-    <w:p>
-      <w:pPr>
-        <w:rPr>
-          <w:lang w:val="ru-RU"/>
-        </w:rPr>
-      </w:pPr>
-      <w:r>
-        <w:rPr>
-          <w:lang w:val="ru-RU"/>
-        </w:rPr>
-        <w:t>Студент(ы) гр. 3341</w:t>
-      </w:r>
-      <w:r>
-        <w:rPr>
-          <w:lang w:val="ru-RU"/>
-        </w:rPr>
-        <w:t xml:space="preserve"> </w:t>
-      </w:r>
-      <w:r>
-        <w:rPr>
-          <w:lang w:val="ru-RU"/>
-        </w:rPr>
-        <w:t xml:space="preserve">                              </w:t>
-      </w:r>
-      <w:r>
-        <w:rPr>
-          <w:lang w:val="ru-RU"/>
-        </w:rPr>
-        <w:t>_________________</w:t>
-      </w:r>
-      <w:r>
-        <w:rPr>
-          <w:lang w:val="ru-RU"/>
-        </w:rPr>
-        <w:t xml:space="preserve"> Мильхерт А.С.</w:t>
+      <w:r>
+        <w:t>com</w:t>
+      </w:r>
+      <w:r>
+        <w:rPr>
+          <w:lang w:val="ru-RU"/>
+        </w:rPr>
+        <w:t>/</w:t>
+      </w:r>
+      <w:proofErr w:type="spellStart"/>
+      <w:r>
+        <w:t>moevm</w:t>
+      </w:r>
+      <w:proofErr w:type="spellEnd"/>
+      <w:r>
+        <w:rPr>
+          <w:lang w:val="ru-RU"/>
+        </w:rPr>
+        <w:t>/</w:t>
+      </w:r>
+      <w:proofErr w:type="spellStart"/>
+      <w:r>
+        <w:t>nsql</w:t>
+      </w:r>
+      <w:proofErr w:type="spellEnd"/>
+      <w:r>
+        <w:rPr>
+          <w:lang w:val="ru-RU"/>
+        </w:rPr>
+        <w:t>1</w:t>
+      </w:r>
+      <w:r>
+        <w:t>h</w:t>
+      </w:r>
+      <w:r>
+        <w:rPr>
+          <w:lang w:val="ru-RU"/>
+        </w:rPr>
+        <w:t>26-</w:t>
+      </w:r>
+      <w:r>
+        <w:t>tree</w:t>
+      </w:r>
+    </w:p>
+    <w:p>
+      <w:pPr>
+        <w:rPr>
+          <w:lang w:val="ru-RU"/>
+        </w:rPr>
+      </w:pPr>
+      <w:r>
+        <w:rPr>
+          <w:lang w:val="ru-RU"/>
+        </w:rPr>
+        <w:br w:type="page"/>
       </w:r>
     </w:p>
     <w:p>
       <w:pPr>
         <w:jc w:val="center"/>
-        <w:rPr>
-          <w:lang w:val="ru-RU"/>
-        </w:rPr>
-      </w:pPr>
-      <w:r>
-        <w:rPr>
-          <w:lang w:val="ru-RU"/>
-        </w:rPr>
-        <w:t xml:space="preserve">                                                    </w:t>
-      </w:r>
-      <w:r>
-        <w:rPr>
-          <w:lang w:val="ru-RU"/>
-        </w:rPr>
-        <w:t>_________________</w:t>
-      </w:r>
-      <w:r>
-        <w:rPr>
-          <w:lang w:val="ru-RU"/>
-        </w:rPr>
-        <w:t xml:space="preserve"> Моисеева </w:t>
-      </w:r>
-      <w:proofErr w:type="gramStart"/>
-      <w:r>
-        <w:rPr>
-          <w:lang w:val="ru-RU"/>
-        </w:rPr>
-        <w:t>А..</w:t>
-      </w:r>
-      <w:proofErr w:type="gramEnd"/>
-    </w:p>
-    <w:p>
-      <w:pPr>
-        <w:jc w:val="right"/>
-        <w:rPr>
-          <w:lang w:val="ru-RU"/>
-        </w:rPr>
-      </w:pPr>
-      <w:r>
-        <w:rPr>
-          <w:lang w:val="ru-RU"/>
-        </w:rPr>
-        <w:t>Студентка гр. 3342</w:t>
-      </w:r>
-      <w:r>
-        <w:rPr>
-          <w:lang w:val="ru-RU"/>
-        </w:rPr>
-        <w:t xml:space="preserve"> </w:t>
-      </w:r>
-      <w:r>
-        <w:rPr>
-          <w:lang w:val="ru-RU"/>
-        </w:rPr>
-        <w:t xml:space="preserve">                           </w:t>
-      </w:r>
-      <w:r>
-        <w:rPr>
-          <w:lang w:val="ru-RU"/>
-        </w:rPr>
-        <w:t xml:space="preserve">   _________________</w:t>
-      </w:r>
-      <w:r>
-        <w:rPr>
-          <w:lang w:val="ru-RU"/>
-        </w:rPr>
-        <w:t xml:space="preserve"> </w:t>
-      </w:r>
-      <w:proofErr w:type="spellStart"/>
-      <w:r>
-        <w:rPr>
-          <w:lang w:val="ru-RU"/>
-        </w:rPr>
-        <w:t>Епонишникова</w:t>
-      </w:r>
-      <w:proofErr w:type="spellEnd"/>
-      <w:r>
-        <w:rPr>
-          <w:lang w:val="ru-RU"/>
-        </w:rPr>
-        <w:t xml:space="preserve"> А.И.</w:t>
-      </w:r>
-    </w:p>
-    <w:p>
-      <w:pPr>
-        <w:rPr>
-          <w:lang w:val="ru-RU"/>
-        </w:rPr>
-      </w:pPr>
-      <w:r>
-        <w:rPr>
-          <w:lang w:val="ru-RU"/>
-        </w:rPr>
-        <w:t>Преподаватель</w:t>
-      </w:r>
-      <w:r>
-        <w:rPr>
-          <w:lang w:val="ru-RU"/>
-        </w:rPr>
-        <w:t xml:space="preserve">                                       </w:t>
-      </w:r>
-      <w:r>
-        <w:rPr>
-          <w:lang w:val="ru-RU"/>
-        </w:rPr>
-        <w:t>_________________</w:t>
-      </w:r>
-      <w:r>
-        <w:rPr>
-          <w:lang w:val="ru-RU"/>
-        </w:rPr>
-        <w:t xml:space="preserve"> Парамонов В.В.</w:t>
-      </w:r>
-    </w:p>
-    <w:p>
-      <w:pPr>
-        <w:rPr>
-          <w:lang w:val="ru-RU"/>
-        </w:rPr>
-      </w:pPr>
-    </w:p>
-    <w:p>
-      <w:pPr>
-        <w:rPr>
-          <w:lang w:val="ru-RU"/>
-        </w:rPr>
-      </w:pPr>
-    </w:p>
-    <w:p>
-      <w:pPr>
-        <w:rPr>
-          <w:lang w:val="ru-RU"/>
-        </w:rPr>
-      </w:pPr>
-    </w:p>
-    <w:p>
-      <w:pPr>
-        <w:rPr>
-          <w:lang w:val="ru-RU"/>
-        </w:rPr>
-      </w:pPr>
-    </w:p>
-    <w:p>
-      <w:pPr>
-        <w:rPr>
-          <w:lang w:val="ru-RU"/>
-        </w:rPr>
-      </w:pPr>
-    </w:p>
-    <w:p>
-      <w:pPr>
-        <w:rPr>
-          <w:lang w:val="ru-RU"/>
-        </w:rPr>
-      </w:pPr>
-    </w:p>
-    <w:p>
-      <w:pPr>
-        <w:rPr>
-          <w:lang w:val="ru-RU"/>
-        </w:rPr>
-      </w:pPr>
-    </w:p>
-    <w:p>
-      <w:pPr>
-        <w:rPr>
-          <w:lang w:val="ru-RU"/>
-        </w:rPr>
-      </w:pPr>
-    </w:p>
-    <w:p>
-      <w:pPr>
-        <w:rPr>
-          <w:lang w:val="ru-RU"/>
-        </w:rPr>
-      </w:pPr>
-    </w:p>
-    <w:p>
-      <w:pPr>
-        <w:rPr>
-          <w:lang w:val="ru-RU"/>
-        </w:rPr>
-      </w:pPr>
-    </w:p>
-    <w:p>
-      <w:pPr>
-        <w:rPr>
-          <w:lang w:val="ru-RU"/>
-        </w:rPr>
-      </w:pPr>
-    </w:p>
-    <w:p>
-      <w:pPr>
-        <w:rPr>
-          <w:lang w:val="ru-RU"/>
-        </w:rPr>
-      </w:pPr>
-    </w:p>
-    <w:p>
-      <w:pPr>
-        <w:rPr>
-          <w:lang w:val="ru-RU"/>
-        </w:rPr>
-      </w:pPr>
-    </w:p>
-    <w:p>
-      <w:pPr>
-        <w:rPr>
-          <w:lang w:val="ru-RU"/>
-        </w:rPr>
-      </w:pPr>
-    </w:p>
-    <w:p>
-      <w:pPr>
-        <w:rPr>
-          <w:lang w:val="ru-RU"/>
-        </w:rPr>
-      </w:pPr>
-    </w:p>
-    <w:p>
-      <w:pPr>
-        <w:rPr>
-          <w:lang w:val="ru-RU"/>
-        </w:rPr>
-      </w:pPr>
-    </w:p>
-    <w:p>
-      <w:pPr>
-        <w:rPr>
-          <w:lang w:val="ru-RU"/>
-        </w:rPr>
-      </w:pPr>
-    </w:p>
-    <w:p>
-      <w:pPr>
-        <w:rPr>
-          <w:lang w:val="ru-RU"/>
-        </w:rPr>
-      </w:pPr>
-    </w:p>
-    <w:p>
-      <w:pPr>
-        <w:rPr>
-          <w:lang w:val="ru-RU"/>
-        </w:rPr>
-      </w:pPr>
-    </w:p>
-    <w:p>
-      <w:pPr>
-        <w:rPr>
-          <w:lang w:val="ru-RU"/>
-        </w:rPr>
-      </w:pPr>
-    </w:p>
-    <w:p>
-      <w:pPr>
-        <w:rPr>
-          <w:lang w:val="ru-RU"/>
-        </w:rPr>
-      </w:pPr>
-    </w:p>
-    <w:p>
-      <w:pPr>
-        <w:rPr>
-          <w:lang w:val="ru-RU"/>
-        </w:rPr>
-      </w:pPr>
-    </w:p>
-    <w:p>
-      <w:pPr>
-        <w:jc w:val="center"/>
-        <w:rPr>
-          <w:lang w:val="ru-RU"/>
-        </w:rPr>
       </w:pPr>
       <w:r>
         <w:rPr>
@@ -1295,222 +1506,48 @@
           <w:bCs/>
           <w:sz w:val="32"/>
           <w:szCs w:val="32"/>
-          <w:lang w:val="ru-RU"/>
-        </w:rPr>
-        <w:t>АННОТАЦИЯ</w:t>
-      </w:r>
-    </w:p>
-    <w:p>
-      <w:pPr>
-        <w:rPr>
-          <w:lang w:val="ru-RU"/>
-        </w:rPr>
-      </w:pPr>
-    </w:p>
-    <w:p>
-      <w:pPr>
-        <w:ind w:firstLine="709"/>
-        <w:jc w:val="both"/>
-        <w:rPr>
-          <w:lang w:val="ru-RU"/>
-        </w:rPr>
-      </w:pPr>
-      <w:r>
-        <w:rPr>
-          <w:lang w:val="ru-RU"/>
-        </w:rPr>
-        <w:t xml:space="preserve">В рамках данного курса предполагалось разработать веб-приложение в команде на одну из поставленных тем с использованием </w:t>
-      </w:r>
-      <w:proofErr w:type="spellStart"/>
-      <w:r>
-        <w:rPr>
-          <w:lang w:val="ru-RU"/>
-        </w:rPr>
-        <w:t>нереляционной</w:t>
-      </w:r>
-      <w:proofErr w:type="spellEnd"/>
-      <w:r>
-        <w:rPr>
-          <w:lang w:val="ru-RU"/>
-        </w:rPr>
-        <w:t xml:space="preserve"> СУБД. Была выбрана тема создания приложения для хранения, визуализации и анализа генеалогического дерева династии Романовых с использованием </w:t>
-      </w:r>
-      <w:proofErr w:type="spellStart"/>
-      <w:r>
-        <w:rPr>
-          <w:lang w:val="ru-RU"/>
-        </w:rPr>
-        <w:t>графовой</w:t>
-      </w:r>
-      <w:proofErr w:type="spellEnd"/>
-      <w:r>
-        <w:rPr>
-          <w:lang w:val="ru-RU"/>
-        </w:rPr>
-        <w:t xml:space="preserve"> СУБД </w:t>
-      </w:r>
-      <w:r>
-        <w:t>Neo</w:t>
-      </w:r>
-      <w:r>
-        <w:rPr>
-          <w:lang w:val="ru-RU"/>
-        </w:rPr>
-        <w:t>4</w:t>
-      </w:r>
-      <w:r>
-        <w:t>j</w:t>
-      </w:r>
-      <w:r>
-        <w:rPr>
-          <w:lang w:val="ru-RU"/>
-        </w:rPr>
-        <w:t xml:space="preserve">, так как генеалогические данные имеют внутренне присущую </w:t>
-      </w:r>
-      <w:proofErr w:type="spellStart"/>
-      <w:r>
-        <w:rPr>
-          <w:lang w:val="ru-RU"/>
-        </w:rPr>
-        <w:t>графовую</w:t>
-      </w:r>
-      <w:proofErr w:type="spellEnd"/>
-      <w:r>
-        <w:rPr>
-          <w:lang w:val="ru-RU"/>
-        </w:rPr>
-        <w:t xml:space="preserve"> структуру и являются отличным примером для демонстрации преимуществ </w:t>
-      </w:r>
-      <w:proofErr w:type="spellStart"/>
-      <w:r>
-        <w:rPr>
-          <w:lang w:val="ru-RU"/>
-        </w:rPr>
-        <w:t>графовых</w:t>
-      </w:r>
-      <w:proofErr w:type="spellEnd"/>
-      <w:r>
-        <w:rPr>
-          <w:lang w:val="ru-RU"/>
-        </w:rPr>
-        <w:t xml:space="preserve"> баз данных перед реляционными. Приложение позволяет выполнять </w:t>
-      </w:r>
-      <w:r>
-        <w:t>CRUD</w:t>
-      </w:r>
-      <w:r>
-        <w:rPr>
-          <w:lang w:val="ru-RU"/>
-        </w:rPr>
-        <w:t xml:space="preserve">-операции над персонами и их связями, осуществлять поиск и фильтрацию, визуализировать родословное дерево в виде интерактивного графа, а также импортировать и экспортировать данные в форматах </w:t>
-      </w:r>
-      <w:r>
-        <w:t>JSON</w:t>
-      </w:r>
-      <w:r>
-        <w:rPr>
-          <w:lang w:val="ru-RU"/>
-        </w:rPr>
-        <w:t xml:space="preserve">, </w:t>
-      </w:r>
-      <w:r>
-        <w:t>CSV</w:t>
-      </w:r>
-      <w:r>
-        <w:rPr>
-          <w:lang w:val="ru-RU"/>
-        </w:rPr>
-        <w:t xml:space="preserve"> и </w:t>
-      </w:r>
-      <w:r>
-        <w:t>XML</w:t>
-      </w:r>
-      <w:r>
-        <w:rPr>
-          <w:lang w:val="ru-RU"/>
-        </w:rPr>
-        <w:t xml:space="preserve">. Найти исходный код и всю дополнительную информацию можно по ссылке: </w:t>
-      </w:r>
-      <w:r>
-        <w:t>https</w:t>
-      </w:r>
-      <w:r>
-        <w:rPr>
-          <w:lang w:val="ru-RU"/>
-        </w:rPr>
-        <w:t>://</w:t>
-      </w:r>
-      <w:proofErr w:type="spellStart"/>
-      <w:r>
-        <w:t>github</w:t>
-      </w:r>
-      <w:proofErr w:type="spellEnd"/>
-      <w:r>
-        <w:rPr>
-          <w:lang w:val="ru-RU"/>
-        </w:rPr>
-        <w:t>.</w:t>
-      </w:r>
-      <w:r>
-        <w:t>com</w:t>
-      </w:r>
-      <w:r>
-        <w:rPr>
-          <w:lang w:val="ru-RU"/>
-        </w:rPr>
-        <w:t>/</w:t>
-      </w:r>
-      <w:proofErr w:type="spellStart"/>
-      <w:r>
-        <w:t>moevm</w:t>
-      </w:r>
-      <w:proofErr w:type="spellEnd"/>
-      <w:r>
-        <w:rPr>
-          <w:lang w:val="ru-RU"/>
-        </w:rPr>
-        <w:t>/</w:t>
-      </w:r>
-      <w:proofErr w:type="spellStart"/>
-      <w:r>
-        <w:t>nsql</w:t>
-      </w:r>
-      <w:proofErr w:type="spellEnd"/>
-      <w:r>
-        <w:rPr>
-          <w:lang w:val="ru-RU"/>
-        </w:rPr>
-        <w:t>1</w:t>
-      </w:r>
-      <w:r>
-        <w:t>h</w:t>
-      </w:r>
-      <w:r>
-        <w:rPr>
-          <w:lang w:val="ru-RU"/>
-        </w:rPr>
-        <w:t>26-</w:t>
-      </w:r>
-      <w:r>
-        <w:t>tree</w:t>
-      </w:r>
-    </w:p>
-    <w:p>
-      <w:pPr>
-        <w:rPr>
-          <w:lang w:val="ru-RU"/>
-        </w:rPr>
-      </w:pPr>
-      <w:r>
-        <w:rPr>
-          <w:lang w:val="ru-RU"/>
-        </w:rPr>
+        </w:rPr>
+        <w:lastRenderedPageBreak/>
+        <w:t>ANNOTATION</w:t>
+      </w:r>
+    </w:p>
+    <w:p/>
+    <w:p>
+      <w:pPr>
+        <w:ind w:firstLine="709"/>
+        <w:jc w:val="both"/>
+      </w:pPr>
+      <w:r>
+        <w:t xml:space="preserve">As part of this course, the team </w:t>
+      </w:r>
+      <w:proofErr w:type="gramStart"/>
+      <w:r>
+        <w:t>was tasked</w:t>
+      </w:r>
+      <w:proofErr w:type="gramEnd"/>
+      <w:r>
+        <w:t xml:space="preserve"> with developing a web application on one of the proposed topics using a non-relational DBMS. The topic of creating an application for storing, visualizing and analyzing the genealogical tree of the Romanov dynasty using the Neo4j graph database was chosen, since genealogical data has an inherently graph-like structure and serves as an excellent example for demonstrating the advantages of graph databases over relational ones. The application supports CRUD operations on persons and their relationships, search and filtering, interactive graph visualization of the family tree, as well as data import and export in JSON, CSV and XML formats. Source code and all the additional information </w:t>
+      </w:r>
+      <w:proofErr w:type="gramStart"/>
+      <w:r>
+        <w:t>can be found</w:t>
+      </w:r>
+      <w:proofErr w:type="gramEnd"/>
+      <w:r>
+        <w:t xml:space="preserve"> at: https://github.com/moevm/nsql1h26-tree</w:t>
+      </w:r>
+    </w:p>
+    <w:p>
+      <w:r>
         <w:br w:type="page"/>
       </w:r>
     </w:p>
     <w:p>
       <w:pPr>
         <w:jc w:val="center"/>
+        <w:rPr>
+          <w:lang w:val="ru-RU"/>
+        </w:rPr>
       </w:pPr>
       <w:r>
         <w:rPr>
@@ -1518,55 +1555,6 @@
           <w:bCs/>
           <w:sz w:val="32"/>
           <w:szCs w:val="32"/>
-        </w:rPr>
-        <w:lastRenderedPageBreak/>
-        <w:t>ANNOTATION</w:t>
-      </w:r>
-    </w:p>
-    <w:p/>
-    <w:p>
-      <w:pPr>
-        <w:ind w:firstLine="709"/>
-        <w:jc w:val="both"/>
-      </w:pPr>
-      <w:r>
-        <w:t xml:space="preserve">As part of this course, the team </w:t>
-      </w:r>
-      <w:proofErr w:type="gramStart"/>
-      <w:r>
-        <w:t>was tasked</w:t>
-      </w:r>
-      <w:proofErr w:type="gramEnd"/>
-      <w:r>
-        <w:t xml:space="preserve"> with developing a web application on one of the proposed topics using a non-relational DBMS. The topic of creating an application for storing, visualizing and analyzing the genealogical tree of the Romanov dynasty using the Neo4j graph database was chosen, since genealogical data has an inherently graph-like structure and serves as an excellent example for demonstrating the advantages of graph databases over relational ones. The application supports CRUD operations on persons and their relationships, search and filtering, interactive graph visualization of the family tree, as well as data import and export in JSON, CSV and XML formats. Source code and all the additional information </w:t>
-      </w:r>
-      <w:proofErr w:type="gramStart"/>
-      <w:r>
-        <w:t>can be found</w:t>
-      </w:r>
-      <w:proofErr w:type="gramEnd"/>
-      <w:r>
-        <w:t xml:space="preserve"> at: https://github.com/moevm/nsql1h26-tree</w:t>
-      </w:r>
-    </w:p>
-    <w:p>
-      <w:r>
-        <w:br w:type="page"/>
-      </w:r>
-    </w:p>
-    <w:p>
-      <w:pPr>
-        <w:jc w:val="center"/>
-        <w:rPr>
-          <w:lang w:val="ru-RU"/>
-        </w:rPr>
-      </w:pPr>
-      <w:r>
-        <w:rPr>
-          <w:b/>
-          <w:bCs/>
-          <w:sz w:val="32"/>
-          <w:szCs w:val="32"/>
           <w:lang w:val="ru-RU"/>
         </w:rPr>
         <w:lastRenderedPageBreak/>
@@ -1600,7 +1588,12 @@
           <w:lang w:val="ru-RU"/>
         </w:rPr>
         <w:tab/>
-        <w:t>6</w:t>
+      </w:r>
+      <w:r>
+        <w:rPr>
+          <w:lang w:val="ru-RU"/>
+        </w:rPr>
+        <w:t>7</w:t>
       </w:r>
     </w:p>
     <w:p>
@@ -1623,7 +1616,12 @@
           <w:lang w:val="ru-RU"/>
         </w:rPr>
         <w:tab/>
-        <w:t>8</w:t>
+      </w:r>
+      <w:r>
+        <w:rPr>
+          <w:lang w:val="ru-RU"/>
+        </w:rPr>
+        <w:t>9</w:t>
       </w:r>
     </w:p>
     <w:p>
@@ -1646,7 +1644,12 @@
           <w:lang w:val="ru-RU"/>
         </w:rPr>
         <w:tab/>
-        <w:t>8</w:t>
+      </w:r>
+      <w:r>
+        <w:rPr>
+          <w:lang w:val="ru-RU"/>
+        </w:rPr>
+        <w:t>9</w:t>
       </w:r>
     </w:p>
     <w:p>
@@ -1675,7 +1678,12 @@
           <w:lang w:val="ru-RU"/>
         </w:rPr>
         <w:tab/>
-        <w:t>8</w:t>
+      </w:r>
+      <w:r>
+        <w:rPr>
+          <w:lang w:val="ru-RU"/>
+        </w:rPr>
+        <w:t>9</w:t>
       </w:r>
     </w:p>
     <w:p>
@@ -1698,7 +1706,12 @@
           <w:lang w:val="ru-RU"/>
         </w:rPr>
         <w:tab/>
-        <w:t>9</w:t>
+      </w:r>
+      <w:r>
+        <w:rPr>
+          <w:lang w:val="ru-RU"/>
+        </w:rPr>
+        <w:t>10</w:t>
       </w:r>
     </w:p>
     <w:p>
@@ -1724,7 +1737,12 @@
           <w:lang w:val="ru-RU"/>
         </w:rPr>
         <w:tab/>
-        <w:t>15</w:t>
+      </w:r>
+      <w:r>
+        <w:rPr>
+          <w:lang w:val="ru-RU"/>
+        </w:rPr>
+        <w:t>16</w:t>
       </w:r>
     </w:p>
     <w:p>
@@ -1747,7 +1765,12 @@
           <w:lang w:val="ru-RU"/>
         </w:rPr>
         <w:tab/>
-        <w:t>16</w:t>
+      </w:r>
+      <w:r>
+        <w:rPr>
+          <w:lang w:val="ru-RU"/>
+        </w:rPr>
+        <w:t>17</w:t>
       </w:r>
     </w:p>
     <w:p>
@@ -1809,7 +1832,7 @@
         <w:rPr>
           <w:lang w:val="ru-RU"/>
         </w:rPr>
-        <w:t>16</w:t>
+        <w:t>17</w:t>
       </w:r>
     </w:p>
     <w:p>
@@ -1841,7 +1864,12 @@
           <w:lang w:val="ru-RU"/>
         </w:rPr>
         <w:tab/>
-        <w:t>19</w:t>
+      </w:r>
+      <w:r>
+        <w:rPr>
+          <w:lang w:val="ru-RU"/>
+        </w:rPr>
+        <w:t>20</w:t>
       </w:r>
     </w:p>
     <w:p>
@@ -1864,7 +1892,12 @@
           <w:lang w:val="ru-RU"/>
         </w:rPr>
         <w:tab/>
-        <w:t>20</w:t>
+      </w:r>
+      <w:r>
+        <w:rPr>
+          <w:lang w:val="ru-RU"/>
+        </w:rPr>
+        <w:t>21</w:t>
       </w:r>
     </w:p>
     <w:p>
@@ -1887,7 +1920,12 @@
           <w:lang w:val="ru-RU"/>
         </w:rPr>
         <w:tab/>
-        <w:t>22</w:t>
+      </w:r>
+      <w:r>
+        <w:rPr>
+          <w:lang w:val="ru-RU"/>
+        </w:rPr>
+        <w:t>23</w:t>
       </w:r>
     </w:p>
     <w:p>
@@ -1910,7 +1948,12 @@
           <w:lang w:val="ru-RU"/>
         </w:rPr>
         <w:tab/>
-        <w:t>22</w:t>
+      </w:r>
+      <w:r>
+        <w:rPr>
+          <w:lang w:val="ru-RU"/>
+        </w:rPr>
+        <w:t>23</w:t>
       </w:r>
     </w:p>
     <w:p>
@@ -1933,7 +1976,12 @@
           <w:lang w:val="ru-RU"/>
         </w:rPr>
         <w:tab/>
-        <w:t>22</w:t>
+      </w:r>
+      <w:r>
+        <w:rPr>
+          <w:lang w:val="ru-RU"/>
+        </w:rPr>
+        <w:t>23</w:t>
       </w:r>
     </w:p>
     <w:p>
@@ -1956,7 +2004,12 @@
           <w:lang w:val="ru-RU"/>
         </w:rPr>
         <w:tab/>
-        <w:t>23</w:t>
+      </w:r>
+      <w:r>
+        <w:rPr>
+          <w:lang w:val="ru-RU"/>
+        </w:rPr>
+        <w:t>24</w:t>
       </w:r>
     </w:p>
     <w:p>
@@ -1979,7 +2032,12 @@
           <w:lang w:val="ru-RU"/>
         </w:rPr>
         <w:tab/>
-        <w:t>24</w:t>
+      </w:r>
+      <w:r>
+        <w:rPr>
+          <w:lang w:val="ru-RU"/>
+        </w:rPr>
+        <w:t>25</w:t>
       </w:r>
     </w:p>
     <w:p>
@@ -2002,7 +2060,12 @@
           <w:lang w:val="ru-RU"/>
         </w:rPr>
         <w:tab/>
-        <w:t>24</w:t>
+      </w:r>
+      <w:r>
+        <w:rPr>
+          <w:lang w:val="ru-RU"/>
+        </w:rPr>
+        <w:t>25</w:t>
       </w:r>
     </w:p>
     <w:p>
@@ -2025,7 +2088,12 @@
           <w:lang w:val="ru-RU"/>
         </w:rPr>
         <w:tab/>
-        <w:t>24</w:t>
+      </w:r>
+      <w:r>
+        <w:rPr>
+          <w:lang w:val="ru-RU"/>
+        </w:rPr>
+        <w:t>25</w:t>
       </w:r>
     </w:p>
     <w:p>
@@ -2048,7 +2116,12 @@
           <w:lang w:val="ru-RU"/>
         </w:rPr>
         <w:tab/>
-        <w:t>24</w:t>
+      </w:r>
+      <w:r>
+        <w:rPr>
+          <w:lang w:val="ru-RU"/>
+        </w:rPr>
+        <w:t>25</w:t>
       </w:r>
     </w:p>
     <w:p>
@@ -2076,7 +2149,7 @@
         <w:rPr>
           <w:lang w:val="ru-RU"/>
         </w:rPr>
-        <w:t>25</w:t>
+        <w:t>26</w:t>
       </w:r>
     </w:p>
     <w:p>
@@ -2099,7 +2172,12 @@
           <w:lang w:val="ru-RU"/>
         </w:rPr>
         <w:tab/>
-        <w:t>26</w:t>
+      </w:r>
+      <w:r>
+        <w:rPr>
+          <w:lang w:val="ru-RU"/>
+        </w:rPr>
+        <w:t>27</w:t>
       </w:r>
     </w:p>
     <w:p>
@@ -2122,7 +2200,12 @@
           <w:lang w:val="ru-RU"/>
         </w:rPr>
         <w:tab/>
-        <w:t>27</w:t>
+      </w:r>
+      <w:r>
+        <w:rPr>
+          <w:lang w:val="ru-RU"/>
+        </w:rPr>
+        <w:t>28</w:t>
       </w:r>
     </w:p>
     <w:p>
@@ -3441,7 +3524,31 @@
         <w:rPr>
           <w:lang w:val="ru-RU"/>
         </w:rPr>
-        <w:t>1. Пользователь переходит на страницу &lt;&lt;Поиск&gt;&gt;.</w:t>
+        <w:t xml:space="preserve">1. Пользователь переходит на страницу </w:t>
+      </w:r>
+      <w:r>
+        <w:rPr>
+          <w:lang w:val="ru-RU"/>
+        </w:rPr>
+        <w:t>“</w:t>
+      </w:r>
+      <w:r>
+        <w:rPr>
+          <w:lang w:val="ru-RU"/>
+        </w:rPr>
+        <w:t>Поиск</w:t>
+      </w:r>
+      <w:r>
+        <w:rPr>
+          <w:lang w:val="ru-RU"/>
+        </w:rPr>
+        <w:t>”</w:t>
+      </w:r>
+      <w:r>
+        <w:rPr>
+          <w:lang w:val="ru-RU"/>
+        </w:rPr>
+        <w:t>.</w:t>
       </w:r>
     </w:p>
     <w:p>
@@ -3485,7 +3592,31 @@
         <w:rPr>
           <w:lang w:val="ru-RU"/>
         </w:rPr>
-        <w:t>3. Пользователь нажимает &lt;&lt;Найти&gt;&gt;.</w:t>
+        <w:t xml:space="preserve">3. Пользователь нажимает </w:t>
+      </w:r>
+      <w:r>
+        <w:rPr>
+          <w:lang w:val="ru-RU"/>
+        </w:rPr>
+        <w:t>“</w:t>
+      </w:r>
+      <w:r>
+        <w:rPr>
+          <w:lang w:val="ru-RU"/>
+        </w:rPr>
+        <w:t>Найти</w:t>
+      </w:r>
+      <w:r>
+        <w:rPr>
+          <w:lang w:val="ru-RU"/>
+        </w:rPr>
+        <w:t>”</w:t>
+      </w:r>
+      <w:r>
+        <w:rPr>
+          <w:lang w:val="ru-RU"/>
+        </w:rPr>
+        <w:t>.</w:t>
       </w:r>
     </w:p>
     <w:p>
@@ -3540,7 +3671,31 @@
           <w:lang w:val="ru-RU"/>
         </w:rPr>
         <w:lastRenderedPageBreak/>
-        <w:t>Альтернативный поток: ни одна персона не найдена -- система отображает сообщение &lt;&lt;Ничего не найдено&gt;&gt;.</w:t>
+        <w:t xml:space="preserve">Альтернативный поток: ни одна персона не найдена -- система отображает сообщение </w:t>
+      </w:r>
+      <w:r>
+        <w:rPr>
+          <w:lang w:val="ru-RU"/>
+        </w:rPr>
+        <w:t>“</w:t>
+      </w:r>
+      <w:r>
+        <w:rPr>
+          <w:lang w:val="ru-RU"/>
+        </w:rPr>
+        <w:t>Ничего не найдено</w:t>
+      </w:r>
+      <w:r>
+        <w:rPr>
+          <w:lang w:val="ru-RU"/>
+        </w:rPr>
+        <w:t>”</w:t>
+      </w:r>
+      <w:r>
+        <w:rPr>
+          <w:lang w:val="ru-RU"/>
+        </w:rPr>
+        <w:t>.</w:t>
       </w:r>
     </w:p>
     <w:p>
@@ -3725,7 +3880,13 @@
         <w:rPr>
           <w:lang w:val="ru-RU"/>
         </w:rPr>
-        <w:t>6. Пользователь закрывает модальное окно кнопкой &lt;&lt;</w:t>
+        <w:t xml:space="preserve">6. Пользователь закрывает модальное окно кнопкой </w:t>
+      </w:r>
+      <w:r>
+        <w:rPr>
+          <w:lang w:val="ru-RU"/>
+        </w:rPr>
+        <w:t>“</w:t>
       </w:r>
       <w:r>
         <w:t>x</w:t>
@@ -3734,7 +3895,13 @@
         <w:rPr>
           <w:lang w:val="ru-RU"/>
         </w:rPr>
-        <w:t>&gt;&gt; -- возвращается к графу.</w:t>
+        <w:t>”</w:t>
+      </w:r>
+      <w:r>
+        <w:rPr>
+          <w:lang w:val="ru-RU"/>
+        </w:rPr>
+        <w:t xml:space="preserve"> -- возвращается к графу.</w:t>
       </w:r>
     </w:p>
     <w:p>
@@ -3835,7 +4002,31 @@
         <w:rPr>
           <w:lang w:val="ru-RU"/>
         </w:rPr>
-        <w:t>1. Пользователь переходит на страницу &lt;&lt;Граф дерева&gt;&gt;.</w:t>
+        <w:t xml:space="preserve">1. Пользователь переходит на страницу </w:t>
+      </w:r>
+      <w:r>
+        <w:rPr>
+          <w:lang w:val="ru-RU"/>
+        </w:rPr>
+        <w:t>“</w:t>
+      </w:r>
+      <w:r>
+        <w:rPr>
+          <w:lang w:val="ru-RU"/>
+        </w:rPr>
+        <w:t>Граф дерева</w:t>
+      </w:r>
+      <w:r>
+        <w:rPr>
+          <w:lang w:val="ru-RU"/>
+        </w:rPr>
+        <w:t>”</w:t>
+      </w:r>
+      <w:r>
+        <w:rPr>
+          <w:lang w:val="ru-RU"/>
+        </w:rPr>
+        <w:t>.</w:t>
       </w:r>
     </w:p>
     <w:p>
@@ -4005,7 +4196,31 @@
         <w:rPr>
           <w:lang w:val="ru-RU"/>
         </w:rPr>
-        <w:t>1. Пользователь переходит на страницу &lt;&lt;Статистика&gt;&gt;.</w:t>
+        <w:t xml:space="preserve">1. Пользователь переходит на страницу </w:t>
+      </w:r>
+      <w:r>
+        <w:rPr>
+          <w:lang w:val="ru-RU"/>
+        </w:rPr>
+        <w:t>“</w:t>
+      </w:r>
+      <w:r>
+        <w:rPr>
+          <w:lang w:val="ru-RU"/>
+        </w:rPr>
+        <w:t>Статистика</w:t>
+      </w:r>
+      <w:r>
+        <w:rPr>
+          <w:lang w:val="ru-RU"/>
+        </w:rPr>
+        <w:t>”</w:t>
+      </w:r>
+      <w:r>
+        <w:rPr>
+          <w:lang w:val="ru-RU"/>
+        </w:rPr>
+        <w:t>.</w:t>
       </w:r>
     </w:p>
     <w:p>
@@ -4083,7 +4298,31 @@
         <w:rPr>
           <w:lang w:val="ru-RU"/>
         </w:rPr>
-        <w:t>5. Пользователь нажимает &lt;&lt;Построить&gt;&gt;.</w:t>
+        <w:t xml:space="preserve">5. Пользователь нажимает </w:t>
+      </w:r>
+      <w:r>
+        <w:rPr>
+          <w:lang w:val="ru-RU"/>
+        </w:rPr>
+        <w:t>“</w:t>
+      </w:r>
+      <w:r>
+        <w:rPr>
+          <w:lang w:val="ru-RU"/>
+        </w:rPr>
+        <w:t>Построить</w:t>
+      </w:r>
+      <w:r>
+        <w:rPr>
+          <w:lang w:val="ru-RU"/>
+        </w:rPr>
+        <w:t>”</w:t>
+      </w:r>
+      <w:r>
+        <w:rPr>
+          <w:lang w:val="ru-RU"/>
+        </w:rPr>
+        <w:t>.</w:t>
       </w:r>
     </w:p>
     <w:p>
@@ -4215,7 +4454,31 @@
         <w:rPr>
           <w:lang w:val="ru-RU"/>
         </w:rPr>
-        <w:t>1. Пользователь переходит на страницу &lt;&lt;Импорт/Экспорт&gt;&gt;.</w:t>
+        <w:t xml:space="preserve">1. Пользователь переходит на страницу </w:t>
+      </w:r>
+      <w:r>
+        <w:rPr>
+          <w:lang w:val="ru-RU"/>
+        </w:rPr>
+        <w:t>“</w:t>
+      </w:r>
+      <w:r>
+        <w:rPr>
+          <w:lang w:val="ru-RU"/>
+        </w:rPr>
+        <w:t>Импорт/Экспорт</w:t>
+      </w:r>
+      <w:r>
+        <w:rPr>
+          <w:lang w:val="ru-RU"/>
+        </w:rPr>
+        <w:t>”</w:t>
+      </w:r>
+      <w:r>
+        <w:rPr>
+          <w:lang w:val="ru-RU"/>
+        </w:rPr>
+        <w:t>.</w:t>
       </w:r>
     </w:p>
     <w:p>
@@ -4272,7 +4535,31 @@
         <w:rPr>
           <w:lang w:val="ru-RU"/>
         </w:rPr>
-        <w:t>3. Пользователь нажимает &lt;&lt;Экспортировать&gt;&gt;.</w:t>
+        <w:t xml:space="preserve">3. Пользователь нажимает </w:t>
+      </w:r>
+      <w:r>
+        <w:rPr>
+          <w:lang w:val="ru-RU"/>
+        </w:rPr>
+        <w:t>“</w:t>
+      </w:r>
+      <w:r>
+        <w:rPr>
+          <w:lang w:val="ru-RU"/>
+        </w:rPr>
+        <w:t>Экспортировать</w:t>
+      </w:r>
+      <w:r>
+        <w:rPr>
+          <w:lang w:val="ru-RU"/>
+        </w:rPr>
+        <w:t>”</w:t>
+      </w:r>
+      <w:r>
+        <w:rPr>
+          <w:lang w:val="ru-RU"/>
+        </w:rPr>
+        <w:t>.</w:t>
       </w:r>
     </w:p>
     <w:p>
@@ -4430,22 +4717,70 @@
         <w:rPr>
           <w:lang w:val="ru-RU"/>
         </w:rPr>
-        <w:t>1. Пользователь переходит на страницу &lt;&lt;Импорт/Экспорт&gt;&gt;.</w:t>
-      </w:r>
-    </w:p>
-    <w:p>
-      <w:pPr>
-        <w:ind w:firstLine="709"/>
-        <w:jc w:val="both"/>
-        <w:rPr>
-          <w:lang w:val="ru-RU"/>
-        </w:rPr>
-      </w:pPr>
-      <w:r>
-        <w:rPr>
-          <w:lang w:val="ru-RU"/>
-        </w:rPr>
-        <w:t>2. Пользователь выбирает файл через кнопку &lt;&lt;Выбрать файл&gt;&gt;.</w:t>
+        <w:t xml:space="preserve">1. Пользователь переходит на страницу </w:t>
+      </w:r>
+      <w:r>
+        <w:rPr>
+          <w:lang w:val="ru-RU"/>
+        </w:rPr>
+        <w:t>“</w:t>
+      </w:r>
+      <w:r>
+        <w:rPr>
+          <w:lang w:val="ru-RU"/>
+        </w:rPr>
+        <w:t>Импорт/Экспорт</w:t>
+      </w:r>
+      <w:r>
+        <w:rPr>
+          <w:lang w:val="ru-RU"/>
+        </w:rPr>
+        <w:t>”</w:t>
+      </w:r>
+      <w:r>
+        <w:rPr>
+          <w:lang w:val="ru-RU"/>
+        </w:rPr>
+        <w:t>.</w:t>
+      </w:r>
+    </w:p>
+    <w:p>
+      <w:pPr>
+        <w:ind w:firstLine="709"/>
+        <w:jc w:val="both"/>
+        <w:rPr>
+          <w:lang w:val="ru-RU"/>
+        </w:rPr>
+      </w:pPr>
+      <w:r>
+        <w:rPr>
+          <w:lang w:val="ru-RU"/>
+        </w:rPr>
+        <w:t xml:space="preserve">2. Пользователь выбирает файл через кнопку </w:t>
+      </w:r>
+      <w:r>
+        <w:rPr>
+          <w:lang w:val="ru-RU"/>
+        </w:rPr>
+        <w:t>“</w:t>
+      </w:r>
+      <w:r>
+        <w:rPr>
+          <w:lang w:val="ru-RU"/>
+        </w:rPr>
+        <w:t>Выбрать файл</w:t>
+      </w:r>
+      <w:r>
+        <w:rPr>
+          <w:lang w:val="ru-RU"/>
+        </w:rPr>
+        <w:t>”</w:t>
+      </w:r>
+      <w:r>
+        <w:rPr>
+          <w:lang w:val="ru-RU"/>
+        </w:rPr>
+        <w:t>.</w:t>
       </w:r>
     </w:p>
     <w:p>
@@ -4621,7 +4956,31 @@
         <w:rPr>
           <w:lang w:val="ru-RU"/>
         </w:rPr>
-        <w:t>1. Пользователь нажимает &lt;&lt;Добавить персону&gt;&gt; в навигации.</w:t>
+        <w:t xml:space="preserve">1. Пользователь нажимает </w:t>
+      </w:r>
+      <w:r>
+        <w:rPr>
+          <w:lang w:val="ru-RU"/>
+        </w:rPr>
+        <w:t>“</w:t>
+      </w:r>
+      <w:r>
+        <w:rPr>
+          <w:lang w:val="ru-RU"/>
+        </w:rPr>
+        <w:t>Добавить персону</w:t>
+      </w:r>
+      <w:r>
+        <w:rPr>
+          <w:lang w:val="ru-RU"/>
+        </w:rPr>
+        <w:t>”</w:t>
+      </w:r>
+      <w:r>
+        <w:rPr>
+          <w:lang w:val="ru-RU"/>
+        </w:rPr>
+        <w:t xml:space="preserve"> в навигации.</w:t>
       </w:r>
     </w:p>
     <w:p>
@@ -4666,22 +5025,70 @@
         <w:rPr>
           <w:lang w:val="ru-RU"/>
         </w:rPr>
-        <w:t>4. Пользователь добавляет связи: нажимает &lt;&lt;+ Добавить связь&gt;&gt;, выбирает тип (отец/мать/сын/дочь/супруг), находит персону через поиск по имени.</w:t>
-      </w:r>
-    </w:p>
-    <w:p>
-      <w:pPr>
-        <w:ind w:firstLine="709"/>
-        <w:jc w:val="both"/>
-        <w:rPr>
-          <w:lang w:val="ru-RU"/>
-        </w:rPr>
-      </w:pPr>
-      <w:r>
-        <w:rPr>
-          <w:lang w:val="ru-RU"/>
-        </w:rPr>
-        <w:t>5. Пользователь нажимает &lt;&lt;Сохранить&gt;&gt;.</w:t>
+        <w:t xml:space="preserve">4. Пользователь добавляет связи: нажимает </w:t>
+      </w:r>
+      <w:r>
+        <w:rPr>
+          <w:lang w:val="ru-RU"/>
+        </w:rPr>
+        <w:t>“</w:t>
+      </w:r>
+      <w:r>
+        <w:rPr>
+          <w:lang w:val="ru-RU"/>
+        </w:rPr>
+        <w:t>+ Добавить связь</w:t>
+      </w:r>
+      <w:r>
+        <w:rPr>
+          <w:lang w:val="ru-RU"/>
+        </w:rPr>
+        <w:t>”</w:t>
+      </w:r>
+      <w:r>
+        <w:rPr>
+          <w:lang w:val="ru-RU"/>
+        </w:rPr>
+        <w:t>, выбирает тип (отец/мать/сын/дочь/супруг), находит персону через поиск по имени.</w:t>
+      </w:r>
+    </w:p>
+    <w:p>
+      <w:pPr>
+        <w:ind w:firstLine="709"/>
+        <w:jc w:val="both"/>
+        <w:rPr>
+          <w:lang w:val="ru-RU"/>
+        </w:rPr>
+      </w:pPr>
+      <w:r>
+        <w:rPr>
+          <w:lang w:val="ru-RU"/>
+        </w:rPr>
+        <w:t xml:space="preserve">5. Пользователь нажимает </w:t>
+      </w:r>
+      <w:r>
+        <w:rPr>
+          <w:lang w:val="ru-RU"/>
+        </w:rPr>
+        <w:t>“</w:t>
+      </w:r>
+      <w:r>
+        <w:rPr>
+          <w:lang w:val="ru-RU"/>
+        </w:rPr>
+        <w:t>Сохранить</w:t>
+      </w:r>
+      <w:r>
+        <w:rPr>
+          <w:lang w:val="ru-RU"/>
+        </w:rPr>
+        <w:t>”</w:t>
+      </w:r>
+      <w:r>
+        <w:rPr>
+          <w:lang w:val="ru-RU"/>
+        </w:rPr>
+        <w:t>.</w:t>
       </w:r>
     </w:p>
     <w:p>
@@ -4827,7 +5234,31 @@
         <w:rPr>
           <w:lang w:val="ru-RU"/>
         </w:rPr>
-        <w:t>1. Пользователь нажимает &lt;&lt;Редактировать&gt;&gt; в карточке персоны.</w:t>
+        <w:t xml:space="preserve">1. Пользователь нажимает </w:t>
+      </w:r>
+      <w:r>
+        <w:rPr>
+          <w:lang w:val="ru-RU"/>
+        </w:rPr>
+        <w:t>“</w:t>
+      </w:r>
+      <w:r>
+        <w:rPr>
+          <w:lang w:val="ru-RU"/>
+        </w:rPr>
+        <w:t>Редактировать</w:t>
+      </w:r>
+      <w:r>
+        <w:rPr>
+          <w:lang w:val="ru-RU"/>
+        </w:rPr>
+        <w:t>”</w:t>
+      </w:r>
+      <w:r>
+        <w:rPr>
+          <w:lang w:val="ru-RU"/>
+        </w:rPr>
+        <w:t xml:space="preserve"> в карточке персоны.</w:t>
       </w:r>
     </w:p>
     <w:p>
@@ -4901,7 +5332,31 @@
         <w:rPr>
           <w:lang w:val="ru-RU"/>
         </w:rPr>
-        <w:t>5. Пользователь нажимает &lt;&lt;Сохранить&gt;&gt;.</w:t>
+        <w:t xml:space="preserve">5. Пользователь нажимает </w:t>
+      </w:r>
+      <w:r>
+        <w:rPr>
+          <w:lang w:val="ru-RU"/>
+        </w:rPr>
+        <w:t>“</w:t>
+      </w:r>
+      <w:r>
+        <w:rPr>
+          <w:lang w:val="ru-RU"/>
+        </w:rPr>
+        <w:t>Сохранить</w:t>
+      </w:r>
+      <w:r>
+        <w:rPr>
+          <w:lang w:val="ru-RU"/>
+        </w:rPr>
+        <w:t>”</w:t>
+      </w:r>
+      <w:r>
+        <w:rPr>
+          <w:lang w:val="ru-RU"/>
+        </w:rPr>
+        <w:t>.</w:t>
       </w:r>
     </w:p>
     <w:p>
@@ -4932,7 +5387,31 @@
           <w:lang w:val="ru-RU"/>
         </w:rPr>
         <w:lastRenderedPageBreak/>
-        <w:t>Альтернативный поток: пользователь нажимает &lt;&lt;Отмена&gt;&gt; -- изменения не сохраняются.</w:t>
+        <w:t xml:space="preserve">Альтернативный поток: пользователь нажимает </w:t>
+      </w:r>
+      <w:r>
+        <w:rPr>
+          <w:lang w:val="ru-RU"/>
+        </w:rPr>
+        <w:t>“</w:t>
+      </w:r>
+      <w:r>
+        <w:rPr>
+          <w:lang w:val="ru-RU"/>
+        </w:rPr>
+        <w:t>Отмена</w:t>
+      </w:r>
+      <w:r>
+        <w:rPr>
+          <w:lang w:val="ru-RU"/>
+        </w:rPr>
+        <w:t>”</w:t>
+      </w:r>
+      <w:r>
+        <w:rPr>
+          <w:lang w:val="ru-RU"/>
+        </w:rPr>
+        <w:t xml:space="preserve"> -- изменения не сохраняются.</w:t>
       </w:r>
     </w:p>
     <w:p>
@@ -5033,7 +5512,31 @@
         <w:rPr>
           <w:lang w:val="ru-RU"/>
         </w:rPr>
-        <w:t>1. Пользователь нажимает &lt;&lt;Удалить&gt;&gt; в карточке персоны.</w:t>
+        <w:t xml:space="preserve">1. Пользователь нажимает </w:t>
+      </w:r>
+      <w:r>
+        <w:rPr>
+          <w:lang w:val="ru-RU"/>
+        </w:rPr>
+        <w:t>“</w:t>
+      </w:r>
+      <w:r>
+        <w:rPr>
+          <w:lang w:val="ru-RU"/>
+        </w:rPr>
+        <w:t>Удалить</w:t>
+      </w:r>
+      <w:r>
+        <w:rPr>
+          <w:lang w:val="ru-RU"/>
+        </w:rPr>
+        <w:t>”</w:t>
+      </w:r>
+      <w:r>
+        <w:rPr>
+          <w:lang w:val="ru-RU"/>
+        </w:rPr>
+        <w:t xml:space="preserve"> в карточке персоны.</w:t>
       </w:r>
     </w:p>
     <w:p>
@@ -5159,7 +5662,31 @@
         <w:rPr>
           <w:lang w:val="ru-RU"/>
         </w:rPr>
-        <w:t>Массовый импорт данных осуществляется через страницу &lt;&lt;Импорт/Экспорт&gt;&gt; (</w:t>
+        <w:t xml:space="preserve">Массовый импорт данных осуществляется через страницу </w:t>
+      </w:r>
+      <w:r>
+        <w:rPr>
+          <w:lang w:val="ru-RU"/>
+        </w:rPr>
+        <w:t>“</w:t>
+      </w:r>
+      <w:r>
+        <w:rPr>
+          <w:lang w:val="ru-RU"/>
+        </w:rPr>
+        <w:t>Импорт/Экспорт</w:t>
+      </w:r>
+      <w:r>
+        <w:rPr>
+          <w:lang w:val="ru-RU"/>
+        </w:rPr>
+        <w:t>”</w:t>
+      </w:r>
+      <w:r>
+        <w:rPr>
+          <w:lang w:val="ru-RU"/>
+        </w:rPr>
+        <w:t xml:space="preserve"> (</w:t>
       </w:r>
       <w:r>
         <w:t>UC</w:t>
@@ -7325,13 +7852,24 @@
       <w:pPr>
         <w:ind w:firstLine="709"/>
         <w:jc w:val="both"/>
-      </w:pPr>
-      <w:proofErr w:type="spellStart"/>
-      <w:r>
         <w:rPr>
           <w:b/>
           <w:bCs/>
         </w:rPr>
+      </w:pPr>
+    </w:p>
+    <w:p>
+      <w:pPr>
+        <w:ind w:firstLine="709"/>
+        <w:jc w:val="both"/>
+      </w:pPr>
+      <w:proofErr w:type="spellStart"/>
+      <w:r>
+        <w:rPr>
+          <w:b/>
+          <w:bCs/>
+        </w:rPr>
+        <w:lastRenderedPageBreak/>
         <w:t>Связь</w:t>
       </w:r>
       <w:proofErr w:type="spellEnd"/>
@@ -7395,7 +7933,6 @@
                 <w:sz w:val="24"/>
                 <w:szCs w:val="24"/>
               </w:rPr>
-              <w:lastRenderedPageBreak/>
               <w:t>Свойство</w:t>
             </w:r>
             <w:proofErr w:type="spellEnd"/>
@@ -8360,6 +8897,7 @@
           <w:sz w:val="20"/>
           <w:szCs w:val="20"/>
         </w:rPr>
+        <w:lastRenderedPageBreak/>
         <w:t xml:space="preserve">    </w:t>
       </w:r>
       <w:proofErr w:type="gramStart"/>
@@ -8410,7 +8948,6 @@
           <w:sz w:val="20"/>
           <w:szCs w:val="20"/>
         </w:rPr>
-        <w:lastRenderedPageBreak/>
         <w:t xml:space="preserve">    THEN </w:t>
       </w:r>
       <w:proofErr w:type="spellStart"/>
@@ -9626,6 +10163,8 @@
       </w:r>
     </w:p>
     <w:p/>
+    <w:p/>
+    <w:p/>
     <w:p>
       <w:pPr>
         <w:pStyle w:val="2"/>
@@ -9675,6 +10214,7 @@
           <w:b/>
           <w:bCs/>
         </w:rPr>
+        <w:lastRenderedPageBreak/>
         <w:t>Таблица</w:t>
       </w:r>
       <w:proofErr w:type="spellEnd"/>
@@ -9931,7 +10471,6 @@
                 <w:sz w:val="20"/>
                 <w:szCs w:val="20"/>
               </w:rPr>
-              <w:lastRenderedPageBreak/>
               <w:t>first_name</w:t>
             </w:r>
             <w:proofErr w:type="spellEnd"/>
@@ -11767,6 +12306,7 @@
         <w:rPr>
           <w:lang w:val="ru-RU"/>
         </w:rPr>
+        <w:lastRenderedPageBreak/>
         <w:t>Удельный объём информации</w:t>
       </w:r>
     </w:p>
@@ -11782,7 +12322,6 @@
         <w:rPr>
           <w:lang w:val="ru-RU"/>
         </w:rPr>
-        <w:lastRenderedPageBreak/>
         <w:t xml:space="preserve">При небольшом объёме данных (сотни персон) объём хранимых данных в обеих моделях сопоставим. </w:t>
       </w:r>
       <w:r>
@@ -13528,7 +14067,15 @@
         <w:rPr>
           <w:lang w:val="ru-RU"/>
         </w:rPr>
-        <w:t xml:space="preserve">-операций с растущей стоимостью при увеличении глубины обхода. Запросы на языке </w:t>
+        <w:t>-операций с растущей стоимостью при увеличении глубины о</w:t>
+      </w:r>
+      <w:bookmarkStart w:id="0" w:name="_GoBack"/>
+      <w:bookmarkEnd w:id="0"/>
+      <w:r>
+        <w:rPr>
+          <w:lang w:val="ru-RU"/>
+        </w:rPr>
+        <w:t xml:space="preserve">бхода. Запросы на языке </w:t>
       </w:r>
       <w:r>
         <w:t>Cypher</w:t>
@@ -16236,7 +16783,31 @@
         <w:rPr>
           <w:lang w:val="ru-RU"/>
         </w:rPr>
-        <w:t>Страница поиска позволяет найти персон по следующим критериям: имя, фамилия, титул (поиск по подстроке), пол, диапазон года рождения и года смерти. Заполните нужные фильтры и нажмите &lt;&lt;Найти&gt;&gt;. Результаты отобразятся в таблице. Клик по строке открывает карточку персоны.</w:t>
+        <w:t xml:space="preserve">Страница поиска позволяет найти персон по следующим критериям: имя, фамилия, титул (поиск по подстроке), пол, диапазон года рождения и года смерти. Заполните нужные фильтры и нажмите </w:t>
+      </w:r>
+      <w:r>
+        <w:rPr>
+          <w:lang w:val="ru-RU"/>
+        </w:rPr>
+        <w:t>“</w:t>
+      </w:r>
+      <w:r>
+        <w:rPr>
+          <w:lang w:val="ru-RU"/>
+        </w:rPr>
+        <w:t>Найти</w:t>
+      </w:r>
+      <w:r>
+        <w:rPr>
+          <w:lang w:val="ru-RU"/>
+        </w:rPr>
+        <w:t>”</w:t>
+      </w:r>
+      <w:r>
+        <w:rPr>
+          <w:lang w:val="ru-RU"/>
+        </w:rPr>
+        <w:t>. Результаты отобразятся в таблице. Клик по строке открывает карточку персоны.</w:t>
       </w:r>
     </w:p>
     <w:p>
@@ -16294,7 +16865,55 @@
         <w:rPr>
           <w:lang w:val="ru-RU"/>
         </w:rPr>
-        <w:t>Модальное окно карточки показывает полную информацию: имя, годы жизни, титул, страну, династию. В таблице родственных связей перечислены все связанные персоны с указанием типа связи. Клик на имя родственника переключает карточку на него. Из карточки доступны кнопки &lt;&lt;Редактировать&gt;&gt; и &lt;&lt;Удалить&gt;&gt;.</w:t>
+        <w:t xml:space="preserve">Модальное окно карточки показывает полную информацию: имя, годы жизни, титул, страну, династию. В таблице родственных связей перечислены все связанные персоны с указанием типа связи. Клик на имя родственника переключает карточку на него. Из карточки доступны кнопки </w:t>
+      </w:r>
+      <w:r>
+        <w:rPr>
+          <w:lang w:val="ru-RU"/>
+        </w:rPr>
+        <w:t>“</w:t>
+      </w:r>
+      <w:r>
+        <w:rPr>
+          <w:lang w:val="ru-RU"/>
+        </w:rPr>
+        <w:t>Редактировать</w:t>
+      </w:r>
+      <w:r>
+        <w:rPr>
+          <w:lang w:val="ru-RU"/>
+        </w:rPr>
+        <w:t>”</w:t>
+      </w:r>
+      <w:r>
+        <w:rPr>
+          <w:lang w:val="ru-RU"/>
+        </w:rPr>
+        <w:t xml:space="preserve"> и </w:t>
+      </w:r>
+      <w:r>
+        <w:rPr>
+          <w:lang w:val="ru-RU"/>
+        </w:rPr>
+        <w:t>“</w:t>
+      </w:r>
+      <w:r>
+        <w:rPr>
+          <w:lang w:val="ru-RU"/>
+        </w:rPr>
+        <w:t>Удалить</w:t>
+      </w:r>
+      <w:r>
+        <w:rPr>
+          <w:lang w:val="ru-RU"/>
+        </w:rPr>
+        <w:t>”</w:t>
+      </w:r>
+      <w:r>
+        <w:rPr>
+          <w:lang w:val="ru-RU"/>
+        </w:rPr>
+        <w:t>.</w:t>
       </w:r>
     </w:p>
     <w:p>
@@ -16323,7 +16942,31 @@
         <w:rPr>
           <w:lang w:val="ru-RU"/>
         </w:rPr>
-        <w:t>На странице &lt;&lt;Импорт/Экспорт&gt;&gt; доступны две операции. Экспорт: выберите формат (</w:t>
+        <w:t xml:space="preserve">На странице </w:t>
+      </w:r>
+      <w:r>
+        <w:rPr>
+          <w:lang w:val="ru-RU"/>
+        </w:rPr>
+        <w:t>“</w:t>
+      </w:r>
+      <w:r>
+        <w:rPr>
+          <w:lang w:val="ru-RU"/>
+        </w:rPr>
+        <w:t>Импорт/Экспорт</w:t>
+      </w:r>
+      <w:r>
+        <w:rPr>
+          <w:lang w:val="ru-RU"/>
+        </w:rPr>
+        <w:t>”</w:t>
+      </w:r>
+      <w:r>
+        <w:rPr>
+          <w:lang w:val="ru-RU"/>
+        </w:rPr>
+        <w:t xml:space="preserve"> доступны две операции. Экспорт: выберите формат (</w:t>
       </w:r>
       <w:r>
         <w:t>JSON</w:t>
@@ -16350,7 +16993,31 @@
         <w:rPr>
           <w:lang w:val="ru-RU"/>
         </w:rPr>
-        <w:t xml:space="preserve">) и нажмите &lt;&lt;Экспортировать&gt;&gt; -- файл </w:t>
+        <w:t xml:space="preserve">) и нажмите </w:t>
+      </w:r>
+      <w:r>
+        <w:rPr>
+          <w:lang w:val="ru-RU"/>
+        </w:rPr>
+        <w:t>“</w:t>
+      </w:r>
+      <w:r>
+        <w:rPr>
+          <w:lang w:val="ru-RU"/>
+        </w:rPr>
+        <w:t>Экспортировать</w:t>
+      </w:r>
+      <w:r>
+        <w:rPr>
+          <w:lang w:val="ru-RU"/>
+        </w:rPr>
+        <w:t>”</w:t>
+      </w:r>
+      <w:r>
+        <w:rPr>
+          <w:lang w:val="ru-RU"/>
+        </w:rPr>
+        <w:t xml:space="preserve"> -- файл </w:t>
       </w:r>
       <w:proofErr w:type="spellStart"/>
       <w:r>
@@ -16365,7 +17032,31 @@
         <w:rPr>
           <w:lang w:val="ru-RU"/>
         </w:rPr>
-        <w:t xml:space="preserve"> в браузер. Импорт: выберите файл и нажмите &lt;&lt;Импортировать&gt;&gt; -- текущая база данных будет заменена данными из файла.</w:t>
+        <w:t xml:space="preserve"> в браузер. Импорт: выберите файл и нажмите </w:t>
+      </w:r>
+      <w:r>
+        <w:rPr>
+          <w:lang w:val="ru-RU"/>
+        </w:rPr>
+        <w:t>“</w:t>
+      </w:r>
+      <w:r>
+        <w:rPr>
+          <w:lang w:val="ru-RU"/>
+        </w:rPr>
+        <w:t>Импортировать</w:t>
+      </w:r>
+      <w:r>
+        <w:rPr>
+          <w:lang w:val="ru-RU"/>
+        </w:rPr>
+        <w:t>”</w:t>
+      </w:r>
+      <w:r>
+        <w:rPr>
+          <w:lang w:val="ru-RU"/>
+        </w:rPr>
+        <w:t xml:space="preserve"> -- текущая база данных будет заменена данными из файла.</w:t>
       </w:r>
     </w:p>
     <w:p>
@@ -16394,7 +17085,79 @@
         <w:rPr>
           <w:lang w:val="ru-RU"/>
         </w:rPr>
-        <w:t>На странице &lt;&lt;Добавление персоны&gt;&gt; заполните обязательные поля (имя, фамилия, год рождения, титул, страна, династия, пол) и необязательные (год смерти, комментарий). Для добавления связей нажмите &lt;&lt;+ Добавить связь&gt;&gt;, выберите тип связи и найдите персону через поле поиска. Нажмите &lt;&lt;Сохранить&gt;&gt; для создания записи.</w:t>
+        <w:t xml:space="preserve">На странице </w:t>
+      </w:r>
+      <w:r>
+        <w:rPr>
+          <w:lang w:val="ru-RU"/>
+        </w:rPr>
+        <w:t>“</w:t>
+      </w:r>
+      <w:r>
+        <w:rPr>
+          <w:lang w:val="ru-RU"/>
+        </w:rPr>
+        <w:t>Добавление персоны</w:t>
+      </w:r>
+      <w:r>
+        <w:rPr>
+          <w:lang w:val="ru-RU"/>
+        </w:rPr>
+        <w:t>”</w:t>
+      </w:r>
+      <w:r>
+        <w:rPr>
+          <w:lang w:val="ru-RU"/>
+        </w:rPr>
+        <w:t xml:space="preserve"> заполните обязательные поля (имя, фамилия, год рождения, титул, страна, династия, пол) и необязательные (год смерти, комментарий). Для добавления связей нажмите </w:t>
+      </w:r>
+      <w:r>
+        <w:rPr>
+          <w:lang w:val="ru-RU"/>
+        </w:rPr>
+        <w:t>“</w:t>
+      </w:r>
+      <w:r>
+        <w:rPr>
+          <w:lang w:val="ru-RU"/>
+        </w:rPr>
+        <w:t>+ Добавить связь</w:t>
+      </w:r>
+      <w:r>
+        <w:rPr>
+          <w:lang w:val="ru-RU"/>
+        </w:rPr>
+        <w:t>”</w:t>
+      </w:r>
+      <w:r>
+        <w:rPr>
+          <w:lang w:val="ru-RU"/>
+        </w:rPr>
+        <w:t xml:space="preserve">, выберите тип связи и найдите персону через поле поиска. Нажмите </w:t>
+      </w:r>
+      <w:r>
+        <w:rPr>
+          <w:lang w:val="ru-RU"/>
+        </w:rPr>
+        <w:t>“</w:t>
+      </w:r>
+      <w:r>
+        <w:rPr>
+          <w:lang w:val="ru-RU"/>
+        </w:rPr>
+        <w:t>Сохранить</w:t>
+      </w:r>
+      <w:r>
+        <w:rPr>
+          <w:lang w:val="ru-RU"/>
+        </w:rPr>
+        <w:t>”</w:t>
+      </w:r>
+      <w:r>
+        <w:rPr>
+          <w:lang w:val="ru-RU"/>
+        </w:rPr>
+        <w:t xml:space="preserve"> для создания записи.</w:t>
       </w:r>
     </w:p>
     <w:p>
@@ -16437,7 +17200,31 @@
         <w:rPr>
           <w:lang w:val="ru-RU"/>
         </w:rPr>
-        <w:t xml:space="preserve"> текущими данными персоны. Измените необходимые поля, добавьте или удалите связи и нажмите &lt;&lt;Сохранить&gt;&gt;.</w:t>
+        <w:t xml:space="preserve"> текущими данными персоны. Измените необходимые поля, добавьте или удалите связи и нажмите </w:t>
+      </w:r>
+      <w:r>
+        <w:rPr>
+          <w:lang w:val="ru-RU"/>
+        </w:rPr>
+        <w:t>“</w:t>
+      </w:r>
+      <w:r>
+        <w:rPr>
+          <w:lang w:val="ru-RU"/>
+        </w:rPr>
+        <w:t>Сохранить</w:t>
+      </w:r>
+      <w:r>
+        <w:rPr>
+          <w:lang w:val="ru-RU"/>
+        </w:rPr>
+        <w:t>”</w:t>
+      </w:r>
+      <w:r>
+        <w:rPr>
+          <w:lang w:val="ru-RU"/>
+        </w:rPr>
+        <w:t>.</w:t>
       </w:r>
     </w:p>
     <w:p>
@@ -17101,7 +17888,7 @@
         <w:sz w:val="24"/>
         <w:szCs w:val="24"/>
       </w:rPr>
-      <w:t>21</w:t>
+      <w:t>25</w:t>
     </w:r>
     <w:r>
       <w:rPr>

--- a/report.docx
+++ b/report.docx
@@ -330,7 +330,19 @@
         <w:rPr>
           <w:lang w:val="ru-RU"/>
         </w:rPr>
-        <w:t xml:space="preserve">                                                    </w:t>
+        <w:t xml:space="preserve">                                                   </w:t>
+      </w:r>
+      <w:r>
+        <w:rPr>
+          <w:lang w:val="ru-RU"/>
+        </w:rPr>
+        <w:t xml:space="preserve">    </w:t>
+      </w:r>
+      <w:r>
+        <w:rPr>
+          <w:lang w:val="ru-RU"/>
+        </w:rPr>
+        <w:t xml:space="preserve"> </w:t>
       </w:r>
       <w:r>
         <w:rPr>
@@ -342,16 +354,20 @@
         <w:rPr>
           <w:lang w:val="ru-RU"/>
         </w:rPr>
-        <w:t xml:space="preserve"> Моисеева </w:t>
-      </w:r>
-      <w:proofErr w:type="gramStart"/>
-      <w:r>
-        <w:rPr>
-          <w:lang w:val="ru-RU"/>
-        </w:rPr>
-        <w:t>А..</w:t>
-      </w:r>
-      <w:proofErr w:type="gramEnd"/>
+        <w:t xml:space="preserve"> Моисеева А.</w:t>
+      </w:r>
+      <w:r>
+        <w:rPr>
+          <w:lang w:val="ru-RU"/>
+        </w:rPr>
+        <w:t>Е</w:t>
+      </w:r>
+      <w:r>
+        <w:rPr>
+          <w:lang w:val="ru-RU"/>
+        </w:rPr>
+        <w:t>.</w:t>
+      </w:r>
     </w:p>
     <w:p>
       <w:pPr>
@@ -567,16 +583,20 @@
         <w:rPr>
           <w:lang w:val="ru-RU"/>
         </w:rPr>
-        <w:t xml:space="preserve">Моисеева </w:t>
-      </w:r>
-      <w:proofErr w:type="gramStart"/>
-      <w:r>
-        <w:rPr>
-          <w:lang w:val="ru-RU"/>
-        </w:rPr>
-        <w:t>А..</w:t>
-      </w:r>
-      <w:proofErr w:type="gramEnd"/>
+        <w:t>Моисеева А.</w:t>
+      </w:r>
+      <w:r>
+        <w:rPr>
+          <w:lang w:val="ru-RU"/>
+        </w:rPr>
+        <w:t>Е</w:t>
+      </w:r>
+      <w:r>
+        <w:rPr>
+          <w:lang w:val="ru-RU"/>
+        </w:rPr>
+        <w:t>.</w:t>
+      </w:r>
     </w:p>
     <w:p>
       <w:pPr>
@@ -633,7 +653,6 @@
       </w:pPr>
       <w:r>
         <w:rPr>
-          <w:b/>
           <w:bCs/>
           <w:lang w:val="ru-RU"/>
         </w:rPr>
@@ -1010,7 +1029,31 @@
         <w:rPr>
           <w:lang w:val="ru-RU"/>
         </w:rPr>
-        <w:t xml:space="preserve">                                                    </w:t>
+        <w:t xml:space="preserve">                                              </w:t>
+      </w:r>
+      <w:r>
+        <w:rPr>
+          <w:lang w:val="ru-RU"/>
+        </w:rPr>
+        <w:t xml:space="preserve">  </w:t>
+      </w:r>
+      <w:r>
+        <w:rPr>
+          <w:lang w:val="ru-RU"/>
+        </w:rPr>
+        <w:t xml:space="preserve">    </w:t>
+      </w:r>
+      <w:r>
+        <w:rPr>
+          <w:lang w:val="ru-RU"/>
+        </w:rPr>
+        <w:t xml:space="preserve">  </w:t>
+      </w:r>
+      <w:r>
+        <w:rPr>
+          <w:lang w:val="ru-RU"/>
+        </w:rPr>
+        <w:t xml:space="preserve">  </w:t>
       </w:r>
       <w:r>
         <w:rPr>
@@ -1022,16 +1065,20 @@
         <w:rPr>
           <w:lang w:val="ru-RU"/>
         </w:rPr>
-        <w:t xml:space="preserve"> Моисеева </w:t>
-      </w:r>
-      <w:proofErr w:type="gramStart"/>
-      <w:r>
-        <w:rPr>
-          <w:lang w:val="ru-RU"/>
-        </w:rPr>
-        <w:t>А..</w:t>
-      </w:r>
-      <w:proofErr w:type="gramEnd"/>
+        <w:t xml:space="preserve"> Моисеева А.</w:t>
+      </w:r>
+      <w:r>
+        <w:rPr>
+          <w:lang w:val="ru-RU"/>
+        </w:rPr>
+        <w:t>Е</w:t>
+      </w:r>
+      <w:r>
+        <w:rPr>
+          <w:lang w:val="ru-RU"/>
+        </w:rPr>
+        <w:t>.</w:t>
+      </w:r>
     </w:p>
     <w:p>
       <w:pPr>
@@ -1143,6 +1190,8 @@
           <w:lang w:val="ru-RU"/>
         </w:rPr>
       </w:pPr>
+      <w:bookmarkStart w:id="0" w:name="_GoBack"/>
+      <w:bookmarkEnd w:id="0"/>
     </w:p>
     <w:p>
       <w:pPr>
@@ -14067,15 +14116,7 @@
         <w:rPr>
           <w:lang w:val="ru-RU"/>
         </w:rPr>
-        <w:t>-операций с растущей стоимостью при увеличении глубины о</w:t>
-      </w:r>
-      <w:bookmarkStart w:id="0" w:name="_GoBack"/>
-      <w:bookmarkEnd w:id="0"/>
-      <w:r>
-        <w:rPr>
-          <w:lang w:val="ru-RU"/>
-        </w:rPr>
-        <w:t xml:space="preserve">бхода. Запросы на языке </w:t>
+        <w:t xml:space="preserve">-операций с растущей стоимостью при увеличении глубины обхода. Запросы на языке </w:t>
       </w:r>
       <w:r>
         <w:t>Cypher</w:t>
@@ -17888,7 +17929,7 @@
         <w:sz w:val="24"/>
         <w:szCs w:val="24"/>
       </w:rPr>
-      <w:t>25</w:t>
+      <w:t>2</w:t>
     </w:r>
     <w:r>
       <w:rPr>

--- a/report.docx
+++ b/report.docx
@@ -449,7 +449,27 @@
         <w:rPr>
           <w:lang w:val="ru-RU"/>
         </w:rPr>
-        <w:t xml:space="preserve"> Парамонов В.В.</w:t>
+        <w:t xml:space="preserve"> </w:t>
+      </w:r>
+      <w:proofErr w:type="spellStart"/>
+      <w:r>
+        <w:rPr>
+          <w:lang w:val="ru-RU"/>
+        </w:rPr>
+        <w:t>Заславский</w:t>
+      </w:r>
+      <w:proofErr w:type="spellEnd"/>
+      <w:r>
+        <w:rPr>
+          <w:lang w:val="ru-RU"/>
+        </w:rPr>
+        <w:t xml:space="preserve"> М.М</w:t>
+      </w:r>
+      <w:r>
+        <w:rPr>
+          <w:lang w:val="ru-RU"/>
+        </w:rPr>
+        <w:t>.</w:t>
       </w:r>
     </w:p>
     <w:p>
@@ -635,6 +655,12 @@
         </w:rPr>
         <w:t>Группа 3341</w:t>
       </w:r>
+      <w:r>
+        <w:rPr>
+          <w:lang w:val="ru-RU"/>
+        </w:rPr>
+        <w:t xml:space="preserve"> и 3341</w:t>
+      </w:r>
     </w:p>
     <w:p>
       <w:pPr>
@@ -1160,38 +1186,56 @@
         <w:rPr>
           <w:lang w:val="ru-RU"/>
         </w:rPr>
-        <w:t xml:space="preserve"> Парамонов В.В.</w:t>
-      </w:r>
-    </w:p>
-    <w:p>
-      <w:pPr>
-        <w:rPr>
-          <w:lang w:val="ru-RU"/>
-        </w:rPr>
-      </w:pPr>
-    </w:p>
-    <w:p>
-      <w:pPr>
-        <w:rPr>
-          <w:lang w:val="ru-RU"/>
-        </w:rPr>
-      </w:pPr>
-    </w:p>
-    <w:p>
-      <w:pPr>
-        <w:rPr>
-          <w:lang w:val="ru-RU"/>
-        </w:rPr>
-      </w:pPr>
-    </w:p>
-    <w:p>
-      <w:pPr>
-        <w:rPr>
-          <w:lang w:val="ru-RU"/>
-        </w:rPr>
-      </w:pPr>
-      <w:bookmarkStart w:id="0" w:name="_GoBack"/>
-      <w:bookmarkEnd w:id="0"/>
+        <w:t xml:space="preserve"> </w:t>
+      </w:r>
+      <w:proofErr w:type="spellStart"/>
+      <w:r>
+        <w:rPr>
+          <w:lang w:val="ru-RU"/>
+        </w:rPr>
+        <w:t>Заславский</w:t>
+      </w:r>
+      <w:proofErr w:type="spellEnd"/>
+      <w:r>
+        <w:rPr>
+          <w:lang w:val="ru-RU"/>
+        </w:rPr>
+        <w:t xml:space="preserve"> М.М</w:t>
+      </w:r>
+      <w:r>
+        <w:rPr>
+          <w:lang w:val="ru-RU"/>
+        </w:rPr>
+        <w:t>.</w:t>
+      </w:r>
+    </w:p>
+    <w:p>
+      <w:pPr>
+        <w:rPr>
+          <w:lang w:val="ru-RU"/>
+        </w:rPr>
+      </w:pPr>
+    </w:p>
+    <w:p>
+      <w:pPr>
+        <w:rPr>
+          <w:lang w:val="ru-RU"/>
+        </w:rPr>
+      </w:pPr>
+    </w:p>
+    <w:p>
+      <w:pPr>
+        <w:rPr>
+          <w:lang w:val="ru-RU"/>
+        </w:rPr>
+      </w:pPr>
+    </w:p>
+    <w:p>
+      <w:pPr>
+        <w:rPr>
+          <w:lang w:val="ru-RU"/>
+        </w:rPr>
+      </w:pPr>
     </w:p>
     <w:p>
       <w:pPr>
@@ -1760,7 +1804,7 @@
         <w:rPr>
           <w:lang w:val="ru-RU"/>
         </w:rPr>
-        <w:t>10</w:t>
+        <w:t>11</w:t>
       </w:r>
     </w:p>
     <w:p>
@@ -1791,7 +1835,7 @@
         <w:rPr>
           <w:lang w:val="ru-RU"/>
         </w:rPr>
-        <w:t>16</w:t>
+        <w:t>18</w:t>
       </w:r>
     </w:p>
     <w:p>
@@ -1819,7 +1863,7 @@
         <w:rPr>
           <w:lang w:val="ru-RU"/>
         </w:rPr>
-        <w:t>17</w:t>
+        <w:t>19</w:t>
       </w:r>
     </w:p>
     <w:p>
@@ -1860,7 +1904,6 @@
         </w:rPr>
         <w:t>4</w:t>
       </w:r>
-      <w:proofErr w:type="gramStart"/>
       <w:r>
         <w:t>j</w:t>
       </w:r>
@@ -1876,12 +1919,11 @@
         </w:rPr>
         <w:tab/>
       </w:r>
-      <w:proofErr w:type="gramEnd"/>
-      <w:r>
-        <w:rPr>
-          <w:lang w:val="ru-RU"/>
-        </w:rPr>
-        <w:t>17</w:t>
+      <w:r>
+        <w:rPr>
+          <w:lang w:val="ru-RU"/>
+        </w:rPr>
+        <w:t>19</w:t>
       </w:r>
     </w:p>
     <w:p>
@@ -1918,7 +1960,7 @@
         <w:rPr>
           <w:lang w:val="ru-RU"/>
         </w:rPr>
-        <w:t>20</w:t>
+        <w:t>21</w:t>
       </w:r>
     </w:p>
     <w:p>
@@ -1942,11 +1984,13 @@
         </w:rPr>
         <w:tab/>
       </w:r>
-      <w:r>
-        <w:rPr>
-          <w:lang w:val="ru-RU"/>
-        </w:rPr>
-        <w:t>21</w:t>
+      <w:bookmarkStart w:id="0" w:name="_GoBack"/>
+      <w:bookmarkEnd w:id="0"/>
+      <w:r>
+        <w:rPr>
+          <w:lang w:val="ru-RU"/>
+        </w:rPr>
+        <w:t>24</w:t>
       </w:r>
     </w:p>
     <w:p>
@@ -1974,7 +2018,7 @@
         <w:rPr>
           <w:lang w:val="ru-RU"/>
         </w:rPr>
-        <w:t>23</w:t>
+        <w:t>26</w:t>
       </w:r>
     </w:p>
     <w:p>
@@ -2002,7 +2046,7 @@
         <w:rPr>
           <w:lang w:val="ru-RU"/>
         </w:rPr>
-        <w:t>23</w:t>
+        <w:t>26</w:t>
       </w:r>
     </w:p>
     <w:p>
@@ -2030,7 +2074,7 @@
         <w:rPr>
           <w:lang w:val="ru-RU"/>
         </w:rPr>
-        <w:t>23</w:t>
+        <w:t>26</w:t>
       </w:r>
     </w:p>
     <w:p>
@@ -2058,7 +2102,7 @@
         <w:rPr>
           <w:lang w:val="ru-RU"/>
         </w:rPr>
-        <w:t>24</w:t>
+        <w:t>27</w:t>
       </w:r>
     </w:p>
     <w:p>
@@ -2086,7 +2130,7 @@
         <w:rPr>
           <w:lang w:val="ru-RU"/>
         </w:rPr>
-        <w:t>25</w:t>
+        <w:t>28</w:t>
       </w:r>
     </w:p>
     <w:p>
@@ -2114,7 +2158,7 @@
         <w:rPr>
           <w:lang w:val="ru-RU"/>
         </w:rPr>
-        <w:t>25</w:t>
+        <w:t>28</w:t>
       </w:r>
     </w:p>
     <w:p>
@@ -2142,7 +2186,7 @@
         <w:rPr>
           <w:lang w:val="ru-RU"/>
         </w:rPr>
-        <w:t>25</w:t>
+        <w:t>28</w:t>
       </w:r>
     </w:p>
     <w:p>
@@ -2170,7 +2214,7 @@
         <w:rPr>
           <w:lang w:val="ru-RU"/>
         </w:rPr>
-        <w:t>25</w:t>
+        <w:t>29</w:t>
       </w:r>
     </w:p>
     <w:p>
@@ -2198,7 +2242,7 @@
         <w:rPr>
           <w:lang w:val="ru-RU"/>
         </w:rPr>
-        <w:t>26</w:t>
+        <w:t>30</w:t>
       </w:r>
     </w:p>
     <w:p>
@@ -2226,7 +2270,7 @@
         <w:rPr>
           <w:lang w:val="ru-RU"/>
         </w:rPr>
-        <w:t>27</w:t>
+        <w:t>31</w:t>
       </w:r>
     </w:p>
     <w:p>
@@ -2254,7 +2298,7 @@
         <w:rPr>
           <w:lang w:val="ru-RU"/>
         </w:rPr>
-        <w:t>28</w:t>
+        <w:t>36</w:t>
       </w:r>
     </w:p>
     <w:p>
@@ -12245,17 +12289,51 @@
     <w:p/>
     <w:p>
       <w:pPr>
-        <w:ind w:firstLine="709"/>
-        <w:jc w:val="both"/>
-        <w:rPr>
-          <w:lang w:val="ru-RU"/>
-        </w:rPr>
-      </w:pPr>
-      <w:r>
-        <w:rPr>
-          <w:lang w:val="ru-RU"/>
-        </w:rPr>
-        <w:t xml:space="preserve">Оценка объёма: строка в таблице </w:t>
+        <w:pStyle w:val="3"/>
+      </w:pPr>
+      <w:proofErr w:type="spellStart"/>
+      <w:r>
+        <w:t>Оценка</w:t>
+      </w:r>
+      <w:proofErr w:type="spellEnd"/>
+      <w:r>
+        <w:t xml:space="preserve"> </w:t>
+      </w:r>
+      <w:proofErr w:type="spellStart"/>
+      <w:r>
+        <w:t>удельного</w:t>
+      </w:r>
+      <w:proofErr w:type="spellEnd"/>
+      <w:r>
+        <w:t xml:space="preserve"> </w:t>
+      </w:r>
+      <w:proofErr w:type="spellStart"/>
+      <w:r>
+        <w:t>объёма</w:t>
+      </w:r>
+      <w:proofErr w:type="spellEnd"/>
+      <w:r>
+        <w:t xml:space="preserve"> </w:t>
+      </w:r>
+      <w:proofErr w:type="spellStart"/>
+      <w:r>
+        <w:t>информации</w:t>
+      </w:r>
+      <w:proofErr w:type="spellEnd"/>
+    </w:p>
+    <w:p>
+      <w:pPr>
+        <w:ind w:firstLine="709"/>
+        <w:jc w:val="both"/>
+        <w:rPr>
+          <w:lang w:val="ru-RU"/>
+        </w:rPr>
+      </w:pPr>
+      <w:r>
+        <w:rPr>
+          <w:lang w:val="ru-RU"/>
+        </w:rPr>
+        <w:t xml:space="preserve">Строка в таблице </w:t>
       </w:r>
       <w:r>
         <w:t>persons</w:t>
@@ -12327,8 +12405,1475 @@
         <w:rPr>
           <w:lang w:val="ru-RU"/>
         </w:rPr>
-        <w:t>) накладные расходы составляют около 20-30%. Общий объём для 182 персон и 766 связей: приблизительно 200 КБ.</w:t>
-      </w:r>
+        <w:t>) накладные расходы составляют около 20-30%. Общий объём для 182 персон и 766 связей: приблизительно 200 КБ</w:t>
+      </w:r>
+      <w:r>
+        <w:rPr>
+          <w:lang w:val="ru-RU"/>
+        </w:rPr>
+        <w:t>.</w:t>
+      </w:r>
+    </w:p>
+    <w:p>
+      <w:pPr>
+        <w:pStyle w:val="3"/>
+        <w:rPr>
+          <w:lang w:val="ru-RU"/>
+        </w:rPr>
+      </w:pPr>
+      <w:r>
+        <w:rPr>
+          <w:lang w:val="ru-RU"/>
+        </w:rPr>
+        <w:lastRenderedPageBreak/>
+        <w:t>Запросы к реляционной модели данных</w:t>
+      </w:r>
+    </w:p>
+    <w:p>
+      <w:pPr>
+        <w:ind w:firstLine="709"/>
+        <w:jc w:val="both"/>
+        <w:rPr>
+          <w:lang w:val="ru-RU"/>
+        </w:rPr>
+      </w:pPr>
+      <w:r>
+        <w:rPr>
+          <w:lang w:val="ru-RU"/>
+        </w:rPr>
+        <w:t xml:space="preserve">Ниже приведены эквивалентные </w:t>
+      </w:r>
+      <w:r>
+        <w:t>SQL</w:t>
+      </w:r>
+      <w:r>
+        <w:rPr>
+          <w:lang w:val="ru-RU"/>
+        </w:rPr>
+        <w:t xml:space="preserve">-запросы, реализующие основные сценарии использования. Полная версия запросов доступна на вики-странице </w:t>
+      </w:r>
+      <w:proofErr w:type="spellStart"/>
+      <w:r>
+        <w:rPr>
+          <w:lang w:val="ru-RU"/>
+        </w:rPr>
+        <w:t>репозитория</w:t>
+      </w:r>
+      <w:proofErr w:type="spellEnd"/>
+      <w:r>
+        <w:rPr>
+          <w:lang w:val="ru-RU"/>
+        </w:rPr>
+        <w:t xml:space="preserve"> проекта.</w:t>
+      </w:r>
+    </w:p>
+    <w:p>
+      <w:pPr>
+        <w:ind w:firstLine="709"/>
+        <w:jc w:val="both"/>
+      </w:pPr>
+      <w:r>
+        <w:rPr>
+          <w:b/>
+          <w:bCs/>
+        </w:rPr>
+        <w:t>UC</w:t>
+      </w:r>
+      <w:r>
+        <w:rPr>
+          <w:b/>
+          <w:bCs/>
+          <w:lang w:val="ru-RU"/>
+        </w:rPr>
+        <w:t xml:space="preserve">-01. </w:t>
+      </w:r>
+      <w:proofErr w:type="spellStart"/>
+      <w:r>
+        <w:rPr>
+          <w:b/>
+          <w:bCs/>
+        </w:rPr>
+        <w:t>Статистика</w:t>
+      </w:r>
+      <w:proofErr w:type="spellEnd"/>
+      <w:r>
+        <w:rPr>
+          <w:b/>
+          <w:bCs/>
+        </w:rPr>
+        <w:t xml:space="preserve"> </w:t>
+      </w:r>
+      <w:proofErr w:type="spellStart"/>
+      <w:r>
+        <w:rPr>
+          <w:b/>
+          <w:bCs/>
+        </w:rPr>
+        <w:t>династии</w:t>
+      </w:r>
+      <w:proofErr w:type="spellEnd"/>
+      <w:r>
+        <w:rPr>
+          <w:b/>
+          <w:bCs/>
+        </w:rPr>
+        <w:t>:</w:t>
+      </w:r>
+    </w:p>
+    <w:p>
+      <w:pPr>
+        <w:ind w:firstLine="709"/>
+        <w:jc w:val="both"/>
+      </w:pPr>
+      <w:r>
+        <w:rPr>
+          <w:rFonts w:ascii="Courier New" w:eastAsia="Courier New" w:hAnsi="Courier New" w:cs="Courier New"/>
+          <w:sz w:val="20"/>
+          <w:szCs w:val="20"/>
+        </w:rPr>
+        <w:t xml:space="preserve">SELECT </w:t>
+      </w:r>
+      <w:proofErr w:type="gramStart"/>
+      <w:r>
+        <w:rPr>
+          <w:rFonts w:ascii="Courier New" w:eastAsia="Courier New" w:hAnsi="Courier New" w:cs="Courier New"/>
+          <w:sz w:val="20"/>
+          <w:szCs w:val="20"/>
+        </w:rPr>
+        <w:t>COUNT(</w:t>
+      </w:r>
+      <w:proofErr w:type="gramEnd"/>
+      <w:r>
+        <w:rPr>
+          <w:rFonts w:ascii="Courier New" w:eastAsia="Courier New" w:hAnsi="Courier New" w:cs="Courier New"/>
+          <w:sz w:val="20"/>
+          <w:szCs w:val="20"/>
+        </w:rPr>
+        <w:t>*) AS total,</w:t>
+      </w:r>
+    </w:p>
+    <w:p>
+      <w:pPr>
+        <w:ind w:firstLine="709"/>
+        <w:jc w:val="both"/>
+      </w:pPr>
+      <w:r>
+        <w:rPr>
+          <w:rFonts w:ascii="Courier New" w:eastAsia="Courier New" w:hAnsi="Courier New" w:cs="Courier New"/>
+          <w:sz w:val="20"/>
+          <w:szCs w:val="20"/>
+        </w:rPr>
+        <w:t xml:space="preserve">  </w:t>
+      </w:r>
+      <w:proofErr w:type="gramStart"/>
+      <w:r>
+        <w:rPr>
+          <w:rFonts w:ascii="Courier New" w:eastAsia="Courier New" w:hAnsi="Courier New" w:cs="Courier New"/>
+          <w:sz w:val="20"/>
+          <w:szCs w:val="20"/>
+        </w:rPr>
+        <w:t>AVG(</w:t>
+      </w:r>
+      <w:proofErr w:type="spellStart"/>
+      <w:proofErr w:type="gramEnd"/>
+      <w:r>
+        <w:rPr>
+          <w:rFonts w:ascii="Courier New" w:eastAsia="Courier New" w:hAnsi="Courier New" w:cs="Courier New"/>
+          <w:sz w:val="20"/>
+          <w:szCs w:val="20"/>
+        </w:rPr>
+        <w:t>death_year</w:t>
+      </w:r>
+      <w:proofErr w:type="spellEnd"/>
+      <w:r>
+        <w:rPr>
+          <w:rFonts w:ascii="Courier New" w:eastAsia="Courier New" w:hAnsi="Courier New" w:cs="Courier New"/>
+          <w:sz w:val="20"/>
+          <w:szCs w:val="20"/>
+        </w:rPr>
+        <w:t xml:space="preserve"> - </w:t>
+      </w:r>
+      <w:proofErr w:type="spellStart"/>
+      <w:r>
+        <w:rPr>
+          <w:rFonts w:ascii="Courier New" w:eastAsia="Courier New" w:hAnsi="Courier New" w:cs="Courier New"/>
+          <w:sz w:val="20"/>
+          <w:szCs w:val="20"/>
+        </w:rPr>
+        <w:t>birth_year</w:t>
+      </w:r>
+      <w:proofErr w:type="spellEnd"/>
+      <w:r>
+        <w:rPr>
+          <w:rFonts w:ascii="Courier New" w:eastAsia="Courier New" w:hAnsi="Courier New" w:cs="Courier New"/>
+          <w:sz w:val="20"/>
+          <w:szCs w:val="20"/>
+        </w:rPr>
+        <w:t xml:space="preserve">) AS </w:t>
+      </w:r>
+      <w:proofErr w:type="spellStart"/>
+      <w:r>
+        <w:rPr>
+          <w:rFonts w:ascii="Courier New" w:eastAsia="Courier New" w:hAnsi="Courier New" w:cs="Courier New"/>
+          <w:sz w:val="20"/>
+          <w:szCs w:val="20"/>
+        </w:rPr>
+        <w:t>avg_age</w:t>
+      </w:r>
+      <w:proofErr w:type="spellEnd"/>
+      <w:r>
+        <w:rPr>
+          <w:rFonts w:ascii="Courier New" w:eastAsia="Courier New" w:hAnsi="Courier New" w:cs="Courier New"/>
+          <w:sz w:val="20"/>
+          <w:szCs w:val="20"/>
+        </w:rPr>
+        <w:t>,</w:t>
+      </w:r>
+    </w:p>
+    <w:p>
+      <w:pPr>
+        <w:ind w:firstLine="709"/>
+        <w:jc w:val="both"/>
+      </w:pPr>
+      <w:r>
+        <w:rPr>
+          <w:rFonts w:ascii="Courier New" w:eastAsia="Courier New" w:hAnsi="Courier New" w:cs="Courier New"/>
+          <w:sz w:val="20"/>
+          <w:szCs w:val="20"/>
+        </w:rPr>
+        <w:t xml:space="preserve">  </w:t>
+      </w:r>
+      <w:proofErr w:type="gramStart"/>
+      <w:r>
+        <w:rPr>
+          <w:rFonts w:ascii="Courier New" w:eastAsia="Courier New" w:hAnsi="Courier New" w:cs="Courier New"/>
+          <w:sz w:val="20"/>
+          <w:szCs w:val="20"/>
+        </w:rPr>
+        <w:t>MIN(</w:t>
+      </w:r>
+      <w:proofErr w:type="spellStart"/>
+      <w:proofErr w:type="gramEnd"/>
+      <w:r>
+        <w:rPr>
+          <w:rFonts w:ascii="Courier New" w:eastAsia="Courier New" w:hAnsi="Courier New" w:cs="Courier New"/>
+          <w:sz w:val="20"/>
+          <w:szCs w:val="20"/>
+        </w:rPr>
+        <w:t>birth_year</w:t>
+      </w:r>
+      <w:proofErr w:type="spellEnd"/>
+      <w:r>
+        <w:rPr>
+          <w:rFonts w:ascii="Courier New" w:eastAsia="Courier New" w:hAnsi="Courier New" w:cs="Courier New"/>
+          <w:sz w:val="20"/>
+          <w:szCs w:val="20"/>
+        </w:rPr>
+        <w:t xml:space="preserve">) AS </w:t>
+      </w:r>
+      <w:proofErr w:type="spellStart"/>
+      <w:r>
+        <w:rPr>
+          <w:rFonts w:ascii="Courier New" w:eastAsia="Courier New" w:hAnsi="Courier New" w:cs="Courier New"/>
+          <w:sz w:val="20"/>
+          <w:szCs w:val="20"/>
+        </w:rPr>
+        <w:t>dynasty_start</w:t>
+      </w:r>
+      <w:proofErr w:type="spellEnd"/>
+      <w:r>
+        <w:rPr>
+          <w:rFonts w:ascii="Courier New" w:eastAsia="Courier New" w:hAnsi="Courier New" w:cs="Courier New"/>
+          <w:sz w:val="20"/>
+          <w:szCs w:val="20"/>
+        </w:rPr>
+        <w:t>,</w:t>
+      </w:r>
+    </w:p>
+    <w:p>
+      <w:pPr>
+        <w:ind w:firstLine="709"/>
+        <w:jc w:val="both"/>
+      </w:pPr>
+      <w:r>
+        <w:rPr>
+          <w:rFonts w:ascii="Courier New" w:eastAsia="Courier New" w:hAnsi="Courier New" w:cs="Courier New"/>
+          <w:sz w:val="20"/>
+          <w:szCs w:val="20"/>
+        </w:rPr>
+        <w:t xml:space="preserve">  </w:t>
+      </w:r>
+      <w:proofErr w:type="gramStart"/>
+      <w:r>
+        <w:rPr>
+          <w:rFonts w:ascii="Courier New" w:eastAsia="Courier New" w:hAnsi="Courier New" w:cs="Courier New"/>
+          <w:sz w:val="20"/>
+          <w:szCs w:val="20"/>
+        </w:rPr>
+        <w:t>MAX(</w:t>
+      </w:r>
+      <w:proofErr w:type="spellStart"/>
+      <w:proofErr w:type="gramEnd"/>
+      <w:r>
+        <w:rPr>
+          <w:rFonts w:ascii="Courier New" w:eastAsia="Courier New" w:hAnsi="Courier New" w:cs="Courier New"/>
+          <w:sz w:val="20"/>
+          <w:szCs w:val="20"/>
+        </w:rPr>
+        <w:t>death_year</w:t>
+      </w:r>
+      <w:proofErr w:type="spellEnd"/>
+      <w:r>
+        <w:rPr>
+          <w:rFonts w:ascii="Courier New" w:eastAsia="Courier New" w:hAnsi="Courier New" w:cs="Courier New"/>
+          <w:sz w:val="20"/>
+          <w:szCs w:val="20"/>
+        </w:rPr>
+        <w:t xml:space="preserve">) AS </w:t>
+      </w:r>
+      <w:proofErr w:type="spellStart"/>
+      <w:r>
+        <w:rPr>
+          <w:rFonts w:ascii="Courier New" w:eastAsia="Courier New" w:hAnsi="Courier New" w:cs="Courier New"/>
+          <w:sz w:val="20"/>
+          <w:szCs w:val="20"/>
+        </w:rPr>
+        <w:t>dynasty_end</w:t>
+      </w:r>
+      <w:proofErr w:type="spellEnd"/>
+    </w:p>
+    <w:p>
+      <w:pPr>
+        <w:ind w:firstLine="709"/>
+        <w:jc w:val="both"/>
+      </w:pPr>
+      <w:r>
+        <w:rPr>
+          <w:rFonts w:ascii="Courier New" w:eastAsia="Courier New" w:hAnsi="Courier New" w:cs="Courier New"/>
+          <w:sz w:val="20"/>
+          <w:szCs w:val="20"/>
+        </w:rPr>
+        <w:t>FROM persons</w:t>
+      </w:r>
+    </w:p>
+    <w:p>
+      <w:pPr>
+        <w:ind w:firstLine="709"/>
+        <w:jc w:val="both"/>
+      </w:pPr>
+      <w:r>
+        <w:rPr>
+          <w:rFonts w:ascii="Courier New" w:eastAsia="Courier New" w:hAnsi="Courier New" w:cs="Courier New"/>
+          <w:sz w:val="20"/>
+          <w:szCs w:val="20"/>
+        </w:rPr>
+        <w:t xml:space="preserve">WHERE </w:t>
+      </w:r>
+      <w:proofErr w:type="spellStart"/>
+      <w:r>
+        <w:rPr>
+          <w:rFonts w:ascii="Courier New" w:eastAsia="Courier New" w:hAnsi="Courier New" w:cs="Courier New"/>
+          <w:sz w:val="20"/>
+          <w:szCs w:val="20"/>
+        </w:rPr>
+        <w:t>birth_year</w:t>
+      </w:r>
+      <w:proofErr w:type="spellEnd"/>
+      <w:r>
+        <w:rPr>
+          <w:rFonts w:ascii="Courier New" w:eastAsia="Courier New" w:hAnsi="Courier New" w:cs="Courier New"/>
+          <w:sz w:val="20"/>
+          <w:szCs w:val="20"/>
+        </w:rPr>
+        <w:t xml:space="preserve"> IS NOT NULL</w:t>
+      </w:r>
+    </w:p>
+    <w:p>
+      <w:pPr>
+        <w:ind w:firstLine="709"/>
+        <w:jc w:val="both"/>
+      </w:pPr>
+      <w:r>
+        <w:rPr>
+          <w:rFonts w:ascii="Courier New" w:eastAsia="Courier New" w:hAnsi="Courier New" w:cs="Courier New"/>
+          <w:sz w:val="20"/>
+          <w:szCs w:val="20"/>
+        </w:rPr>
+        <w:t xml:space="preserve">  </w:t>
+      </w:r>
+      <w:proofErr w:type="gramStart"/>
+      <w:r>
+        <w:rPr>
+          <w:rFonts w:ascii="Courier New" w:eastAsia="Courier New" w:hAnsi="Courier New" w:cs="Courier New"/>
+          <w:sz w:val="20"/>
+          <w:szCs w:val="20"/>
+        </w:rPr>
+        <w:t>AND</w:t>
+      </w:r>
+      <w:proofErr w:type="gramEnd"/>
+      <w:r>
+        <w:rPr>
+          <w:rFonts w:ascii="Courier New" w:eastAsia="Courier New" w:hAnsi="Courier New" w:cs="Courier New"/>
+          <w:sz w:val="20"/>
+          <w:szCs w:val="20"/>
+        </w:rPr>
+        <w:t xml:space="preserve"> </w:t>
+      </w:r>
+      <w:proofErr w:type="spellStart"/>
+      <w:r>
+        <w:rPr>
+          <w:rFonts w:ascii="Courier New" w:eastAsia="Courier New" w:hAnsi="Courier New" w:cs="Courier New"/>
+          <w:sz w:val="20"/>
+          <w:szCs w:val="20"/>
+        </w:rPr>
+        <w:t>death_year</w:t>
+      </w:r>
+      <w:proofErr w:type="spellEnd"/>
+      <w:r>
+        <w:rPr>
+          <w:rFonts w:ascii="Courier New" w:eastAsia="Courier New" w:hAnsi="Courier New" w:cs="Courier New"/>
+          <w:sz w:val="20"/>
+          <w:szCs w:val="20"/>
+        </w:rPr>
+        <w:t xml:space="preserve"> IS NOT NULL;</w:t>
+      </w:r>
+    </w:p>
+    <w:p/>
+    <w:p>
+      <w:pPr>
+        <w:ind w:firstLine="709"/>
+        <w:jc w:val="both"/>
+      </w:pPr>
+      <w:r>
+        <w:rPr>
+          <w:b/>
+          <w:bCs/>
+        </w:rPr>
+        <w:t xml:space="preserve">UC-02. </w:t>
+      </w:r>
+      <w:proofErr w:type="spellStart"/>
+      <w:r>
+        <w:rPr>
+          <w:b/>
+          <w:bCs/>
+        </w:rPr>
+        <w:t>Поиск</w:t>
+      </w:r>
+      <w:proofErr w:type="spellEnd"/>
+      <w:r>
+        <w:rPr>
+          <w:b/>
+          <w:bCs/>
+        </w:rPr>
+        <w:t xml:space="preserve"> </w:t>
+      </w:r>
+      <w:proofErr w:type="spellStart"/>
+      <w:r>
+        <w:rPr>
+          <w:b/>
+          <w:bCs/>
+        </w:rPr>
+        <w:t>персон</w:t>
+      </w:r>
+      <w:proofErr w:type="spellEnd"/>
+      <w:r>
+        <w:rPr>
+          <w:b/>
+          <w:bCs/>
+        </w:rPr>
+        <w:t>:</w:t>
+      </w:r>
+    </w:p>
+    <w:p>
+      <w:pPr>
+        <w:ind w:firstLine="709"/>
+        <w:jc w:val="both"/>
+      </w:pPr>
+      <w:r>
+        <w:rPr>
+          <w:rFonts w:ascii="Courier New" w:eastAsia="Courier New" w:hAnsi="Courier New" w:cs="Courier New"/>
+          <w:sz w:val="20"/>
+          <w:szCs w:val="20"/>
+        </w:rPr>
+        <w:t>SELECT * FROM persons</w:t>
+      </w:r>
+    </w:p>
+    <w:p>
+      <w:pPr>
+        <w:ind w:firstLine="709"/>
+        <w:jc w:val="both"/>
+      </w:pPr>
+      <w:r>
+        <w:rPr>
+          <w:rFonts w:ascii="Courier New" w:eastAsia="Courier New" w:hAnsi="Courier New" w:cs="Courier New"/>
+          <w:sz w:val="20"/>
+          <w:szCs w:val="20"/>
+        </w:rPr>
+        <w:t xml:space="preserve">WHERE </w:t>
+      </w:r>
+      <w:proofErr w:type="gramStart"/>
+      <w:r>
+        <w:rPr>
+          <w:rFonts w:ascii="Courier New" w:eastAsia="Courier New" w:hAnsi="Courier New" w:cs="Courier New"/>
+          <w:sz w:val="20"/>
+          <w:szCs w:val="20"/>
+        </w:rPr>
+        <w:t>LOWER(</w:t>
+      </w:r>
+      <w:proofErr w:type="spellStart"/>
+      <w:proofErr w:type="gramEnd"/>
+      <w:r>
+        <w:rPr>
+          <w:rFonts w:ascii="Courier New" w:eastAsia="Courier New" w:hAnsi="Courier New" w:cs="Courier New"/>
+          <w:sz w:val="20"/>
+          <w:szCs w:val="20"/>
+        </w:rPr>
+        <w:t>first_name</w:t>
+      </w:r>
+      <w:proofErr w:type="spellEnd"/>
+      <w:r>
+        <w:rPr>
+          <w:rFonts w:ascii="Courier New" w:eastAsia="Courier New" w:hAnsi="Courier New" w:cs="Courier New"/>
+          <w:sz w:val="20"/>
+          <w:szCs w:val="20"/>
+        </w:rPr>
+        <w:t>) LIKE LOWER('%' || :name || '%')</w:t>
+      </w:r>
+    </w:p>
+    <w:p>
+      <w:pPr>
+        <w:ind w:firstLine="709"/>
+        <w:jc w:val="both"/>
+      </w:pPr>
+      <w:r>
+        <w:rPr>
+          <w:rFonts w:ascii="Courier New" w:eastAsia="Courier New" w:hAnsi="Courier New" w:cs="Courier New"/>
+          <w:sz w:val="20"/>
+          <w:szCs w:val="20"/>
+        </w:rPr>
+        <w:t xml:space="preserve">  AND </w:t>
+      </w:r>
+      <w:proofErr w:type="spellStart"/>
+      <w:r>
+        <w:rPr>
+          <w:rFonts w:ascii="Courier New" w:eastAsia="Courier New" w:hAnsi="Courier New" w:cs="Courier New"/>
+          <w:sz w:val="20"/>
+          <w:szCs w:val="20"/>
+        </w:rPr>
+        <w:t>birth_year</w:t>
+      </w:r>
+      <w:proofErr w:type="spellEnd"/>
+      <w:r>
+        <w:rPr>
+          <w:rFonts w:ascii="Courier New" w:eastAsia="Courier New" w:hAnsi="Courier New" w:cs="Courier New"/>
+          <w:sz w:val="20"/>
+          <w:szCs w:val="20"/>
+        </w:rPr>
+        <w:t xml:space="preserve"> &gt;</w:t>
+      </w:r>
+      <w:proofErr w:type="gramStart"/>
+      <w:r>
+        <w:rPr>
+          <w:rFonts w:ascii="Courier New" w:eastAsia="Courier New" w:hAnsi="Courier New" w:cs="Courier New"/>
+          <w:sz w:val="20"/>
+          <w:szCs w:val="20"/>
+        </w:rPr>
+        <w:t>= :from</w:t>
+      </w:r>
+      <w:proofErr w:type="gramEnd"/>
+      <w:r>
+        <w:rPr>
+          <w:rFonts w:ascii="Courier New" w:eastAsia="Courier New" w:hAnsi="Courier New" w:cs="Courier New"/>
+          <w:sz w:val="20"/>
+          <w:szCs w:val="20"/>
+        </w:rPr>
+        <w:t xml:space="preserve"> AND </w:t>
+      </w:r>
+      <w:proofErr w:type="spellStart"/>
+      <w:r>
+        <w:rPr>
+          <w:rFonts w:ascii="Courier New" w:eastAsia="Courier New" w:hAnsi="Courier New" w:cs="Courier New"/>
+          <w:sz w:val="20"/>
+          <w:szCs w:val="20"/>
+        </w:rPr>
+        <w:t>birth_year</w:t>
+      </w:r>
+      <w:proofErr w:type="spellEnd"/>
+      <w:r>
+        <w:rPr>
+          <w:rFonts w:ascii="Courier New" w:eastAsia="Courier New" w:hAnsi="Courier New" w:cs="Courier New"/>
+          <w:sz w:val="20"/>
+          <w:szCs w:val="20"/>
+        </w:rPr>
+        <w:t xml:space="preserve"> &lt;= :to</w:t>
+      </w:r>
+    </w:p>
+    <w:p>
+      <w:pPr>
+        <w:ind w:firstLine="709"/>
+        <w:jc w:val="both"/>
+      </w:pPr>
+      <w:r>
+        <w:rPr>
+          <w:rFonts w:ascii="Courier New" w:eastAsia="Courier New" w:hAnsi="Courier New" w:cs="Courier New"/>
+          <w:sz w:val="20"/>
+          <w:szCs w:val="20"/>
+        </w:rPr>
+        <w:t xml:space="preserve">ORDER BY </w:t>
+      </w:r>
+      <w:proofErr w:type="spellStart"/>
+      <w:r>
+        <w:rPr>
+          <w:rFonts w:ascii="Courier New" w:eastAsia="Courier New" w:hAnsi="Courier New" w:cs="Courier New"/>
+          <w:sz w:val="20"/>
+          <w:szCs w:val="20"/>
+        </w:rPr>
+        <w:t>last_name</w:t>
+      </w:r>
+      <w:proofErr w:type="spellEnd"/>
+      <w:r>
+        <w:rPr>
+          <w:rFonts w:ascii="Courier New" w:eastAsia="Courier New" w:hAnsi="Courier New" w:cs="Courier New"/>
+          <w:sz w:val="20"/>
+          <w:szCs w:val="20"/>
+        </w:rPr>
+        <w:t xml:space="preserve">, </w:t>
+      </w:r>
+      <w:proofErr w:type="spellStart"/>
+      <w:r>
+        <w:rPr>
+          <w:rFonts w:ascii="Courier New" w:eastAsia="Courier New" w:hAnsi="Courier New" w:cs="Courier New"/>
+          <w:sz w:val="20"/>
+          <w:szCs w:val="20"/>
+        </w:rPr>
+        <w:t>first_name</w:t>
+      </w:r>
+      <w:proofErr w:type="spellEnd"/>
+      <w:r>
+        <w:rPr>
+          <w:rFonts w:ascii="Courier New" w:eastAsia="Courier New" w:hAnsi="Courier New" w:cs="Courier New"/>
+          <w:sz w:val="20"/>
+          <w:szCs w:val="20"/>
+        </w:rPr>
+        <w:t>;</w:t>
+      </w:r>
+    </w:p>
+    <w:p/>
+    <w:p>
+      <w:pPr>
+        <w:ind w:firstLine="709"/>
+        <w:jc w:val="both"/>
+        <w:rPr>
+          <w:lang w:val="ru-RU"/>
+        </w:rPr>
+      </w:pPr>
+      <w:r>
+        <w:rPr>
+          <w:b/>
+          <w:bCs/>
+        </w:rPr>
+        <w:t>UC</w:t>
+      </w:r>
+      <w:r>
+        <w:rPr>
+          <w:b/>
+          <w:bCs/>
+          <w:lang w:val="ru-RU"/>
+        </w:rPr>
+        <w:t>-03. Карточка персоны с связями:</w:t>
+      </w:r>
+    </w:p>
+    <w:p>
+      <w:pPr>
+        <w:ind w:firstLine="709"/>
+        <w:jc w:val="both"/>
+      </w:pPr>
+      <w:r>
+        <w:rPr>
+          <w:rFonts w:ascii="Courier New" w:eastAsia="Courier New" w:hAnsi="Courier New" w:cs="Courier New"/>
+          <w:sz w:val="20"/>
+          <w:szCs w:val="20"/>
+        </w:rPr>
+        <w:t xml:space="preserve">SELECT </w:t>
+      </w:r>
+      <w:proofErr w:type="spellStart"/>
+      <w:r>
+        <w:rPr>
+          <w:rFonts w:ascii="Courier New" w:eastAsia="Courier New" w:hAnsi="Courier New" w:cs="Courier New"/>
+          <w:sz w:val="20"/>
+          <w:szCs w:val="20"/>
+        </w:rPr>
+        <w:t>r.relation_type</w:t>
+      </w:r>
+      <w:proofErr w:type="spellEnd"/>
+      <w:r>
+        <w:rPr>
+          <w:rFonts w:ascii="Courier New" w:eastAsia="Courier New" w:hAnsi="Courier New" w:cs="Courier New"/>
+          <w:sz w:val="20"/>
+          <w:szCs w:val="20"/>
+        </w:rPr>
+        <w:t>, p2.*</w:t>
+      </w:r>
+    </w:p>
+    <w:p>
+      <w:pPr>
+        <w:ind w:firstLine="709"/>
+        <w:jc w:val="both"/>
+      </w:pPr>
+      <w:r>
+        <w:rPr>
+          <w:rFonts w:ascii="Courier New" w:eastAsia="Courier New" w:hAnsi="Courier New" w:cs="Courier New"/>
+          <w:sz w:val="20"/>
+          <w:szCs w:val="20"/>
+        </w:rPr>
+        <w:t>FROM relations r</w:t>
+      </w:r>
+    </w:p>
+    <w:p>
+      <w:pPr>
+        <w:ind w:firstLine="709"/>
+        <w:jc w:val="both"/>
+      </w:pPr>
+      <w:r>
+        <w:rPr>
+          <w:rFonts w:ascii="Courier New" w:eastAsia="Courier New" w:hAnsi="Courier New" w:cs="Courier New"/>
+          <w:sz w:val="20"/>
+          <w:szCs w:val="20"/>
+        </w:rPr>
+        <w:t xml:space="preserve">JOIN persons p2 ON </w:t>
+      </w:r>
+      <w:proofErr w:type="spellStart"/>
+      <w:r>
+        <w:rPr>
+          <w:rFonts w:ascii="Courier New" w:eastAsia="Courier New" w:hAnsi="Courier New" w:cs="Courier New"/>
+          <w:sz w:val="20"/>
+          <w:szCs w:val="20"/>
+        </w:rPr>
+        <w:t>r.to_person_id</w:t>
+      </w:r>
+      <w:proofErr w:type="spellEnd"/>
+      <w:r>
+        <w:rPr>
+          <w:rFonts w:ascii="Courier New" w:eastAsia="Courier New" w:hAnsi="Courier New" w:cs="Courier New"/>
+          <w:sz w:val="20"/>
+          <w:szCs w:val="20"/>
+        </w:rPr>
+        <w:t xml:space="preserve"> = p2.id</w:t>
+      </w:r>
+    </w:p>
+    <w:p>
+      <w:pPr>
+        <w:ind w:firstLine="709"/>
+        <w:jc w:val="both"/>
+      </w:pPr>
+      <w:r>
+        <w:rPr>
+          <w:rFonts w:ascii="Courier New" w:eastAsia="Courier New" w:hAnsi="Courier New" w:cs="Courier New"/>
+          <w:sz w:val="20"/>
+          <w:szCs w:val="20"/>
+        </w:rPr>
+        <w:t xml:space="preserve">WHERE </w:t>
+      </w:r>
+      <w:proofErr w:type="spellStart"/>
+      <w:r>
+        <w:rPr>
+          <w:rFonts w:ascii="Courier New" w:eastAsia="Courier New" w:hAnsi="Courier New" w:cs="Courier New"/>
+          <w:sz w:val="20"/>
+          <w:szCs w:val="20"/>
+        </w:rPr>
+        <w:t>r.from_person_id</w:t>
+      </w:r>
+      <w:proofErr w:type="spellEnd"/>
+      <w:r>
+        <w:rPr>
+          <w:rFonts w:ascii="Courier New" w:eastAsia="Courier New" w:hAnsi="Courier New" w:cs="Courier New"/>
+          <w:sz w:val="20"/>
+          <w:szCs w:val="20"/>
+        </w:rPr>
+        <w:t xml:space="preserve"> </w:t>
+      </w:r>
+      <w:proofErr w:type="gramStart"/>
+      <w:r>
+        <w:rPr>
+          <w:rFonts w:ascii="Courier New" w:eastAsia="Courier New" w:hAnsi="Courier New" w:cs="Courier New"/>
+          <w:sz w:val="20"/>
+          <w:szCs w:val="20"/>
+        </w:rPr>
+        <w:t>= :id</w:t>
+      </w:r>
+      <w:proofErr w:type="gramEnd"/>
+    </w:p>
+    <w:p>
+      <w:pPr>
+        <w:ind w:firstLine="709"/>
+        <w:jc w:val="both"/>
+      </w:pPr>
+      <w:r>
+        <w:rPr>
+          <w:rFonts w:ascii="Courier New" w:eastAsia="Courier New" w:hAnsi="Courier New" w:cs="Courier New"/>
+          <w:sz w:val="20"/>
+          <w:szCs w:val="20"/>
+        </w:rPr>
+        <w:t>UNION ALL</w:t>
+      </w:r>
+    </w:p>
+    <w:p>
+      <w:pPr>
+        <w:ind w:firstLine="709"/>
+        <w:jc w:val="both"/>
+      </w:pPr>
+      <w:r>
+        <w:rPr>
+          <w:rFonts w:ascii="Courier New" w:eastAsia="Courier New" w:hAnsi="Courier New" w:cs="Courier New"/>
+          <w:sz w:val="20"/>
+          <w:szCs w:val="20"/>
+        </w:rPr>
+        <w:t xml:space="preserve">SELECT </w:t>
+      </w:r>
+      <w:proofErr w:type="spellStart"/>
+      <w:r>
+        <w:rPr>
+          <w:rFonts w:ascii="Courier New" w:eastAsia="Courier New" w:hAnsi="Courier New" w:cs="Courier New"/>
+          <w:sz w:val="20"/>
+          <w:szCs w:val="20"/>
+        </w:rPr>
+        <w:t>r.reverse_type</w:t>
+      </w:r>
+      <w:proofErr w:type="spellEnd"/>
+      <w:r>
+        <w:rPr>
+          <w:rFonts w:ascii="Courier New" w:eastAsia="Courier New" w:hAnsi="Courier New" w:cs="Courier New"/>
+          <w:sz w:val="20"/>
+          <w:szCs w:val="20"/>
+        </w:rPr>
+        <w:t>, p2.*</w:t>
+      </w:r>
+    </w:p>
+    <w:p>
+      <w:pPr>
+        <w:ind w:firstLine="709"/>
+        <w:jc w:val="both"/>
+      </w:pPr>
+      <w:r>
+        <w:rPr>
+          <w:rFonts w:ascii="Courier New" w:eastAsia="Courier New" w:hAnsi="Courier New" w:cs="Courier New"/>
+          <w:sz w:val="20"/>
+          <w:szCs w:val="20"/>
+        </w:rPr>
+        <w:t>FROM relations r</w:t>
+      </w:r>
+    </w:p>
+    <w:p>
+      <w:pPr>
+        <w:ind w:firstLine="709"/>
+        <w:jc w:val="both"/>
+      </w:pPr>
+      <w:r>
+        <w:rPr>
+          <w:rFonts w:ascii="Courier New" w:eastAsia="Courier New" w:hAnsi="Courier New" w:cs="Courier New"/>
+          <w:sz w:val="20"/>
+          <w:szCs w:val="20"/>
+        </w:rPr>
+        <w:t xml:space="preserve">JOIN persons p2 ON </w:t>
+      </w:r>
+      <w:proofErr w:type="spellStart"/>
+      <w:r>
+        <w:rPr>
+          <w:rFonts w:ascii="Courier New" w:eastAsia="Courier New" w:hAnsi="Courier New" w:cs="Courier New"/>
+          <w:sz w:val="20"/>
+          <w:szCs w:val="20"/>
+        </w:rPr>
+        <w:t>r.from_person_id</w:t>
+      </w:r>
+      <w:proofErr w:type="spellEnd"/>
+      <w:r>
+        <w:rPr>
+          <w:rFonts w:ascii="Courier New" w:eastAsia="Courier New" w:hAnsi="Courier New" w:cs="Courier New"/>
+          <w:sz w:val="20"/>
+          <w:szCs w:val="20"/>
+        </w:rPr>
+        <w:t xml:space="preserve"> = p2.id</w:t>
+      </w:r>
+    </w:p>
+    <w:p>
+      <w:pPr>
+        <w:ind w:firstLine="709"/>
+        <w:jc w:val="both"/>
+      </w:pPr>
+      <w:r>
+        <w:rPr>
+          <w:rFonts w:ascii="Courier New" w:eastAsia="Courier New" w:hAnsi="Courier New" w:cs="Courier New"/>
+          <w:sz w:val="20"/>
+          <w:szCs w:val="20"/>
+        </w:rPr>
+        <w:t xml:space="preserve">WHERE </w:t>
+      </w:r>
+      <w:proofErr w:type="spellStart"/>
+      <w:r>
+        <w:rPr>
+          <w:rFonts w:ascii="Courier New" w:eastAsia="Courier New" w:hAnsi="Courier New" w:cs="Courier New"/>
+          <w:sz w:val="20"/>
+          <w:szCs w:val="20"/>
+        </w:rPr>
+        <w:t>r.to_person_id</w:t>
+      </w:r>
+      <w:proofErr w:type="spellEnd"/>
+      <w:r>
+        <w:rPr>
+          <w:rFonts w:ascii="Courier New" w:eastAsia="Courier New" w:hAnsi="Courier New" w:cs="Courier New"/>
+          <w:sz w:val="20"/>
+          <w:szCs w:val="20"/>
+        </w:rPr>
+        <w:t xml:space="preserve"> </w:t>
+      </w:r>
+      <w:proofErr w:type="gramStart"/>
+      <w:r>
+        <w:rPr>
+          <w:rFonts w:ascii="Courier New" w:eastAsia="Courier New" w:hAnsi="Courier New" w:cs="Courier New"/>
+          <w:sz w:val="20"/>
+          <w:szCs w:val="20"/>
+        </w:rPr>
+        <w:t>= :id</w:t>
+      </w:r>
+      <w:proofErr w:type="gramEnd"/>
+      <w:r>
+        <w:rPr>
+          <w:rFonts w:ascii="Courier New" w:eastAsia="Courier New" w:hAnsi="Courier New" w:cs="Courier New"/>
+          <w:sz w:val="20"/>
+          <w:szCs w:val="20"/>
+        </w:rPr>
+        <w:t>;</w:t>
+      </w:r>
+    </w:p>
+    <w:p/>
+    <w:p>
+      <w:pPr>
+        <w:ind w:firstLine="709"/>
+        <w:jc w:val="both"/>
+      </w:pPr>
+      <w:r>
+        <w:rPr>
+          <w:b/>
+          <w:bCs/>
+        </w:rPr>
+        <w:t xml:space="preserve">UC-08. </w:t>
+      </w:r>
+      <w:proofErr w:type="spellStart"/>
+      <w:r>
+        <w:rPr>
+          <w:b/>
+          <w:bCs/>
+        </w:rPr>
+        <w:t>Создание</w:t>
+      </w:r>
+      <w:proofErr w:type="spellEnd"/>
+      <w:r>
+        <w:rPr>
+          <w:b/>
+          <w:bCs/>
+        </w:rPr>
+        <w:t xml:space="preserve"> </w:t>
+      </w:r>
+      <w:proofErr w:type="spellStart"/>
+      <w:r>
+        <w:rPr>
+          <w:b/>
+          <w:bCs/>
+        </w:rPr>
+        <w:t>персоны</w:t>
+      </w:r>
+      <w:proofErr w:type="spellEnd"/>
+      <w:r>
+        <w:rPr>
+          <w:b/>
+          <w:bCs/>
+        </w:rPr>
+        <w:t>:</w:t>
+      </w:r>
+    </w:p>
+    <w:p>
+      <w:pPr>
+        <w:ind w:firstLine="709"/>
+        <w:jc w:val="both"/>
+      </w:pPr>
+      <w:r>
+        <w:rPr>
+          <w:rFonts w:ascii="Courier New" w:eastAsia="Courier New" w:hAnsi="Courier New" w:cs="Courier New"/>
+          <w:sz w:val="20"/>
+          <w:szCs w:val="20"/>
+        </w:rPr>
+        <w:t xml:space="preserve">INSERT INTO persons (id, </w:t>
+      </w:r>
+      <w:proofErr w:type="spellStart"/>
+      <w:r>
+        <w:rPr>
+          <w:rFonts w:ascii="Courier New" w:eastAsia="Courier New" w:hAnsi="Courier New" w:cs="Courier New"/>
+          <w:sz w:val="20"/>
+          <w:szCs w:val="20"/>
+        </w:rPr>
+        <w:t>first_name</w:t>
+      </w:r>
+      <w:proofErr w:type="spellEnd"/>
+      <w:r>
+        <w:rPr>
+          <w:rFonts w:ascii="Courier New" w:eastAsia="Courier New" w:hAnsi="Courier New" w:cs="Courier New"/>
+          <w:sz w:val="20"/>
+          <w:szCs w:val="20"/>
+        </w:rPr>
+        <w:t xml:space="preserve">, </w:t>
+      </w:r>
+      <w:proofErr w:type="spellStart"/>
+      <w:r>
+        <w:rPr>
+          <w:rFonts w:ascii="Courier New" w:eastAsia="Courier New" w:hAnsi="Courier New" w:cs="Courier New"/>
+          <w:sz w:val="20"/>
+          <w:szCs w:val="20"/>
+        </w:rPr>
+        <w:t>last_</w:t>
+      </w:r>
+      <w:proofErr w:type="gramStart"/>
+      <w:r>
+        <w:rPr>
+          <w:rFonts w:ascii="Courier New" w:eastAsia="Courier New" w:hAnsi="Courier New" w:cs="Courier New"/>
+          <w:sz w:val="20"/>
+          <w:szCs w:val="20"/>
+        </w:rPr>
+        <w:t>name</w:t>
+      </w:r>
+      <w:proofErr w:type="spellEnd"/>
+      <w:r>
+        <w:rPr>
+          <w:rFonts w:ascii="Courier New" w:eastAsia="Courier New" w:hAnsi="Courier New" w:cs="Courier New"/>
+          <w:sz w:val="20"/>
+          <w:szCs w:val="20"/>
+        </w:rPr>
+        <w:t>, ...)</w:t>
+      </w:r>
+      <w:proofErr w:type="gramEnd"/>
+    </w:p>
+    <w:p>
+      <w:pPr>
+        <w:ind w:firstLine="709"/>
+        <w:jc w:val="both"/>
+        <w:rPr>
+          <w:lang w:val="ru-RU"/>
+        </w:rPr>
+      </w:pPr>
+      <w:r>
+        <w:rPr>
+          <w:rFonts w:ascii="Courier New" w:eastAsia="Courier New" w:hAnsi="Courier New" w:cs="Courier New"/>
+          <w:sz w:val="20"/>
+          <w:szCs w:val="20"/>
+        </w:rPr>
+        <w:t>VALUES</w:t>
+      </w:r>
+      <w:r>
+        <w:rPr>
+          <w:rFonts w:ascii="Courier New" w:eastAsia="Courier New" w:hAnsi="Courier New" w:cs="Courier New"/>
+          <w:sz w:val="20"/>
+          <w:szCs w:val="20"/>
+          <w:lang w:val="ru-RU"/>
+        </w:rPr>
+        <w:t xml:space="preserve"> (</w:t>
+      </w:r>
+      <w:proofErr w:type="gramStart"/>
+      <w:r>
+        <w:rPr>
+          <w:rFonts w:ascii="Courier New" w:eastAsia="Courier New" w:hAnsi="Courier New" w:cs="Courier New"/>
+          <w:sz w:val="20"/>
+          <w:szCs w:val="20"/>
+          <w:lang w:val="ru-RU"/>
+        </w:rPr>
+        <w:t>:</w:t>
+      </w:r>
+      <w:r>
+        <w:rPr>
+          <w:rFonts w:ascii="Courier New" w:eastAsia="Courier New" w:hAnsi="Courier New" w:cs="Courier New"/>
+          <w:sz w:val="20"/>
+          <w:szCs w:val="20"/>
+        </w:rPr>
+        <w:t>id</w:t>
+      </w:r>
+      <w:proofErr w:type="gramEnd"/>
+      <w:r>
+        <w:rPr>
+          <w:rFonts w:ascii="Courier New" w:eastAsia="Courier New" w:hAnsi="Courier New" w:cs="Courier New"/>
+          <w:sz w:val="20"/>
+          <w:szCs w:val="20"/>
+          <w:lang w:val="ru-RU"/>
+        </w:rPr>
+        <w:t>, :</w:t>
+      </w:r>
+      <w:proofErr w:type="spellStart"/>
+      <w:r>
+        <w:rPr>
+          <w:rFonts w:ascii="Courier New" w:eastAsia="Courier New" w:hAnsi="Courier New" w:cs="Courier New"/>
+          <w:sz w:val="20"/>
+          <w:szCs w:val="20"/>
+        </w:rPr>
+        <w:t>fn</w:t>
+      </w:r>
+      <w:proofErr w:type="spellEnd"/>
+      <w:r>
+        <w:rPr>
+          <w:rFonts w:ascii="Courier New" w:eastAsia="Courier New" w:hAnsi="Courier New" w:cs="Courier New"/>
+          <w:sz w:val="20"/>
+          <w:szCs w:val="20"/>
+          <w:lang w:val="ru-RU"/>
+        </w:rPr>
+        <w:t>, :</w:t>
+      </w:r>
+      <w:r>
+        <w:rPr>
+          <w:rFonts w:ascii="Courier New" w:eastAsia="Courier New" w:hAnsi="Courier New" w:cs="Courier New"/>
+          <w:sz w:val="20"/>
+          <w:szCs w:val="20"/>
+        </w:rPr>
+        <w:t>ln</w:t>
+      </w:r>
+      <w:r>
+        <w:rPr>
+          <w:rFonts w:ascii="Courier New" w:eastAsia="Courier New" w:hAnsi="Courier New" w:cs="Courier New"/>
+          <w:sz w:val="20"/>
+          <w:szCs w:val="20"/>
+          <w:lang w:val="ru-RU"/>
+        </w:rPr>
+        <w:t>, ...);</w:t>
+      </w:r>
+    </w:p>
+    <w:p>
+      <w:pPr>
+        <w:ind w:firstLine="709"/>
+        <w:jc w:val="both"/>
+        <w:rPr>
+          <w:lang w:val="ru-RU"/>
+        </w:rPr>
+      </w:pPr>
+      <w:r>
+        <w:rPr>
+          <w:rFonts w:ascii="Courier New" w:eastAsia="Courier New" w:hAnsi="Courier New" w:cs="Courier New"/>
+          <w:sz w:val="20"/>
+          <w:szCs w:val="20"/>
+          <w:lang w:val="ru-RU"/>
+        </w:rPr>
+        <w:t>-- Для каждой связи:</w:t>
+      </w:r>
+    </w:p>
+    <w:p>
+      <w:pPr>
+        <w:ind w:firstLine="709"/>
+        <w:jc w:val="both"/>
+      </w:pPr>
+      <w:r>
+        <w:rPr>
+          <w:rFonts w:ascii="Courier New" w:eastAsia="Courier New" w:hAnsi="Courier New" w:cs="Courier New"/>
+          <w:sz w:val="20"/>
+          <w:szCs w:val="20"/>
+        </w:rPr>
+        <w:t>INSERT INTO relations (</w:t>
+      </w:r>
+      <w:proofErr w:type="spellStart"/>
+      <w:r>
+        <w:rPr>
+          <w:rFonts w:ascii="Courier New" w:eastAsia="Courier New" w:hAnsi="Courier New" w:cs="Courier New"/>
+          <w:sz w:val="20"/>
+          <w:szCs w:val="20"/>
+        </w:rPr>
+        <w:t>from_person_id</w:t>
+      </w:r>
+      <w:proofErr w:type="spellEnd"/>
+      <w:r>
+        <w:rPr>
+          <w:rFonts w:ascii="Courier New" w:eastAsia="Courier New" w:hAnsi="Courier New" w:cs="Courier New"/>
+          <w:sz w:val="20"/>
+          <w:szCs w:val="20"/>
+        </w:rPr>
+        <w:t xml:space="preserve">, </w:t>
+      </w:r>
+      <w:proofErr w:type="spellStart"/>
+      <w:r>
+        <w:rPr>
+          <w:rFonts w:ascii="Courier New" w:eastAsia="Courier New" w:hAnsi="Courier New" w:cs="Courier New"/>
+          <w:sz w:val="20"/>
+          <w:szCs w:val="20"/>
+        </w:rPr>
+        <w:t>to_person_id</w:t>
+      </w:r>
+      <w:proofErr w:type="spellEnd"/>
+      <w:r>
+        <w:rPr>
+          <w:rFonts w:ascii="Courier New" w:eastAsia="Courier New" w:hAnsi="Courier New" w:cs="Courier New"/>
+          <w:sz w:val="20"/>
+          <w:szCs w:val="20"/>
+        </w:rPr>
+        <w:t>,</w:t>
+      </w:r>
+    </w:p>
+    <w:p>
+      <w:pPr>
+        <w:ind w:firstLine="709"/>
+        <w:jc w:val="both"/>
+      </w:pPr>
+      <w:r>
+        <w:rPr>
+          <w:rFonts w:ascii="Courier New" w:eastAsia="Courier New" w:hAnsi="Courier New" w:cs="Courier New"/>
+          <w:sz w:val="20"/>
+          <w:szCs w:val="20"/>
+        </w:rPr>
+        <w:t xml:space="preserve">  </w:t>
+      </w:r>
+      <w:proofErr w:type="spellStart"/>
+      <w:r>
+        <w:rPr>
+          <w:rFonts w:ascii="Courier New" w:eastAsia="Courier New" w:hAnsi="Courier New" w:cs="Courier New"/>
+          <w:sz w:val="20"/>
+          <w:szCs w:val="20"/>
+        </w:rPr>
+        <w:t>relation_type</w:t>
+      </w:r>
+      <w:proofErr w:type="spellEnd"/>
+      <w:r>
+        <w:rPr>
+          <w:rFonts w:ascii="Courier New" w:eastAsia="Courier New" w:hAnsi="Courier New" w:cs="Courier New"/>
+          <w:sz w:val="20"/>
+          <w:szCs w:val="20"/>
+        </w:rPr>
+        <w:t xml:space="preserve">, </w:t>
+      </w:r>
+      <w:proofErr w:type="spellStart"/>
+      <w:r>
+        <w:rPr>
+          <w:rFonts w:ascii="Courier New" w:eastAsia="Courier New" w:hAnsi="Courier New" w:cs="Courier New"/>
+          <w:sz w:val="20"/>
+          <w:szCs w:val="20"/>
+        </w:rPr>
+        <w:t>reverse_type</w:t>
+      </w:r>
+      <w:proofErr w:type="spellEnd"/>
+      <w:r>
+        <w:rPr>
+          <w:rFonts w:ascii="Courier New" w:eastAsia="Courier New" w:hAnsi="Courier New" w:cs="Courier New"/>
+          <w:sz w:val="20"/>
+          <w:szCs w:val="20"/>
+        </w:rPr>
+        <w:t>)</w:t>
+      </w:r>
+    </w:p>
+    <w:p>
+      <w:pPr>
+        <w:ind w:firstLine="709"/>
+        <w:jc w:val="both"/>
+      </w:pPr>
+      <w:r>
+        <w:rPr>
+          <w:rFonts w:ascii="Courier New" w:eastAsia="Courier New" w:hAnsi="Courier New" w:cs="Courier New"/>
+          <w:sz w:val="20"/>
+          <w:szCs w:val="20"/>
+        </w:rPr>
+        <w:lastRenderedPageBreak/>
+        <w:t>VALUES (</w:t>
+      </w:r>
+      <w:proofErr w:type="gramStart"/>
+      <w:r>
+        <w:rPr>
+          <w:rFonts w:ascii="Courier New" w:eastAsia="Courier New" w:hAnsi="Courier New" w:cs="Courier New"/>
+          <w:sz w:val="20"/>
+          <w:szCs w:val="20"/>
+        </w:rPr>
+        <w:t>:from</w:t>
+      </w:r>
+      <w:proofErr w:type="gramEnd"/>
+      <w:r>
+        <w:rPr>
+          <w:rFonts w:ascii="Courier New" w:eastAsia="Courier New" w:hAnsi="Courier New" w:cs="Courier New"/>
+          <w:sz w:val="20"/>
+          <w:szCs w:val="20"/>
+        </w:rPr>
+        <w:t>, :to, :type, :</w:t>
+      </w:r>
+      <w:proofErr w:type="spellStart"/>
+      <w:r>
+        <w:rPr>
+          <w:rFonts w:ascii="Courier New" w:eastAsia="Courier New" w:hAnsi="Courier New" w:cs="Courier New"/>
+          <w:sz w:val="20"/>
+          <w:szCs w:val="20"/>
+        </w:rPr>
+        <w:t>rev_type</w:t>
+      </w:r>
+      <w:proofErr w:type="spellEnd"/>
+      <w:r>
+        <w:rPr>
+          <w:rFonts w:ascii="Courier New" w:eastAsia="Courier New" w:hAnsi="Courier New" w:cs="Courier New"/>
+          <w:sz w:val="20"/>
+          <w:szCs w:val="20"/>
+        </w:rPr>
+        <w:t>);</w:t>
+      </w:r>
+    </w:p>
+    <w:p/>
+    <w:p>
+      <w:pPr>
+        <w:ind w:firstLine="709"/>
+        <w:jc w:val="both"/>
+      </w:pPr>
+      <w:r>
+        <w:rPr>
+          <w:b/>
+          <w:bCs/>
+        </w:rPr>
+        <w:t xml:space="preserve">UC-10. </w:t>
+      </w:r>
+      <w:proofErr w:type="spellStart"/>
+      <w:r>
+        <w:rPr>
+          <w:b/>
+          <w:bCs/>
+        </w:rPr>
+        <w:t>Удаление</w:t>
+      </w:r>
+      <w:proofErr w:type="spellEnd"/>
+      <w:r>
+        <w:rPr>
+          <w:b/>
+          <w:bCs/>
+        </w:rPr>
+        <w:t xml:space="preserve"> </w:t>
+      </w:r>
+      <w:proofErr w:type="spellStart"/>
+      <w:r>
+        <w:rPr>
+          <w:b/>
+          <w:bCs/>
+        </w:rPr>
+        <w:t>персоны</w:t>
+      </w:r>
+      <w:proofErr w:type="spellEnd"/>
+      <w:r>
+        <w:rPr>
+          <w:b/>
+          <w:bCs/>
+        </w:rPr>
+        <w:t>:</w:t>
+      </w:r>
+    </w:p>
+    <w:p>
+      <w:pPr>
+        <w:ind w:firstLine="709"/>
+        <w:jc w:val="both"/>
+      </w:pPr>
+      <w:r>
+        <w:rPr>
+          <w:rFonts w:ascii="Courier New" w:eastAsia="Courier New" w:hAnsi="Courier New" w:cs="Courier New"/>
+          <w:sz w:val="20"/>
+          <w:szCs w:val="20"/>
+        </w:rPr>
+        <w:t>DELETE FROM relations</w:t>
+      </w:r>
+    </w:p>
+    <w:p>
+      <w:pPr>
+        <w:ind w:firstLine="709"/>
+        <w:jc w:val="both"/>
+      </w:pPr>
+      <w:r>
+        <w:rPr>
+          <w:rFonts w:ascii="Courier New" w:eastAsia="Courier New" w:hAnsi="Courier New" w:cs="Courier New"/>
+          <w:sz w:val="20"/>
+          <w:szCs w:val="20"/>
+        </w:rPr>
+        <w:t xml:space="preserve">WHERE </w:t>
+      </w:r>
+      <w:proofErr w:type="spellStart"/>
+      <w:r>
+        <w:rPr>
+          <w:rFonts w:ascii="Courier New" w:eastAsia="Courier New" w:hAnsi="Courier New" w:cs="Courier New"/>
+          <w:sz w:val="20"/>
+          <w:szCs w:val="20"/>
+        </w:rPr>
+        <w:t>from_person_id</w:t>
+      </w:r>
+      <w:proofErr w:type="spellEnd"/>
+      <w:r>
+        <w:rPr>
+          <w:rFonts w:ascii="Courier New" w:eastAsia="Courier New" w:hAnsi="Courier New" w:cs="Courier New"/>
+          <w:sz w:val="20"/>
+          <w:szCs w:val="20"/>
+        </w:rPr>
+        <w:t xml:space="preserve"> </w:t>
+      </w:r>
+      <w:proofErr w:type="gramStart"/>
+      <w:r>
+        <w:rPr>
+          <w:rFonts w:ascii="Courier New" w:eastAsia="Courier New" w:hAnsi="Courier New" w:cs="Courier New"/>
+          <w:sz w:val="20"/>
+          <w:szCs w:val="20"/>
+        </w:rPr>
+        <w:t>= :id</w:t>
+      </w:r>
+      <w:proofErr w:type="gramEnd"/>
+      <w:r>
+        <w:rPr>
+          <w:rFonts w:ascii="Courier New" w:eastAsia="Courier New" w:hAnsi="Courier New" w:cs="Courier New"/>
+          <w:sz w:val="20"/>
+          <w:szCs w:val="20"/>
+        </w:rPr>
+        <w:t xml:space="preserve"> OR </w:t>
+      </w:r>
+      <w:proofErr w:type="spellStart"/>
+      <w:r>
+        <w:rPr>
+          <w:rFonts w:ascii="Courier New" w:eastAsia="Courier New" w:hAnsi="Courier New" w:cs="Courier New"/>
+          <w:sz w:val="20"/>
+          <w:szCs w:val="20"/>
+        </w:rPr>
+        <w:t>to_person_id</w:t>
+      </w:r>
+      <w:proofErr w:type="spellEnd"/>
+      <w:r>
+        <w:rPr>
+          <w:rFonts w:ascii="Courier New" w:eastAsia="Courier New" w:hAnsi="Courier New" w:cs="Courier New"/>
+          <w:sz w:val="20"/>
+          <w:szCs w:val="20"/>
+        </w:rPr>
+        <w:t xml:space="preserve"> = :id;</w:t>
+      </w:r>
+    </w:p>
+    <w:p>
+      <w:pPr>
+        <w:ind w:firstLine="709"/>
+        <w:jc w:val="both"/>
+      </w:pPr>
+      <w:r>
+        <w:rPr>
+          <w:rFonts w:ascii="Courier New" w:eastAsia="Courier New" w:hAnsi="Courier New" w:cs="Courier New"/>
+          <w:sz w:val="20"/>
+          <w:szCs w:val="20"/>
+        </w:rPr>
+        <w:t xml:space="preserve">DELETE FROM persons WHERE id </w:t>
+      </w:r>
+      <w:proofErr w:type="gramStart"/>
+      <w:r>
+        <w:rPr>
+          <w:rFonts w:ascii="Courier New" w:eastAsia="Courier New" w:hAnsi="Courier New" w:cs="Courier New"/>
+          <w:sz w:val="20"/>
+          <w:szCs w:val="20"/>
+        </w:rPr>
+        <w:t>= :id</w:t>
+      </w:r>
+      <w:proofErr w:type="gramEnd"/>
+      <w:r>
+        <w:rPr>
+          <w:rFonts w:ascii="Courier New" w:eastAsia="Courier New" w:hAnsi="Courier New" w:cs="Courier New"/>
+          <w:sz w:val="20"/>
+          <w:szCs w:val="20"/>
+        </w:rPr>
+        <w:t>;</w:t>
+      </w:r>
+    </w:p>
+    <w:p>
+      <w:pPr>
+        <w:jc w:val="both"/>
+      </w:pPr>
     </w:p>
     <w:p>
       <w:pPr>
@@ -12355,7 +13900,6 @@
         <w:rPr>
           <w:lang w:val="ru-RU"/>
         </w:rPr>
-        <w:lastRenderedPageBreak/>
         <w:t>Удельный объём информации</w:t>
       </w:r>
     </w:p>
@@ -13765,6 +15309,7 @@
         <w:rPr>
           <w:lang w:val="ru-RU"/>
         </w:rPr>
+        <w:lastRenderedPageBreak/>
         <w:t>Для простых операций поиска (</w:t>
       </w:r>
       <w:r>
@@ -13936,7 +15481,6 @@
         <w:rPr>
           <w:lang w:val="ru-RU"/>
         </w:rPr>
-        <w:lastRenderedPageBreak/>
         <w:t xml:space="preserve">При поиске предков или потомков на произвольную глубину </w:t>
       </w:r>
       <w:r>
@@ -15206,8 +16750,20 @@
     <w:p>
       <w:pPr>
         <w:pStyle w:val="2"/>
-      </w:pPr>
-      <w:r>
+        <w:tabs>
+          <w:tab w:val="left" w:pos="6036"/>
+        </w:tabs>
+      </w:pPr>
+    </w:p>
+    <w:p>
+      <w:pPr>
+        <w:pStyle w:val="2"/>
+        <w:tabs>
+          <w:tab w:val="left" w:pos="6036"/>
+        </w:tabs>
+      </w:pPr>
+      <w:r>
+        <w:lastRenderedPageBreak/>
         <w:t xml:space="preserve">4.3. </w:t>
       </w:r>
       <w:proofErr w:type="spellStart"/>
@@ -15226,33 +16782,47 @@
       <w:r>
         <w:t xml:space="preserve"> приложения</w:t>
       </w:r>
-    </w:p>
-    <w:p>
-      <w:pPr>
-        <w:ind w:firstLine="709"/>
-        <w:jc w:val="both"/>
-        <w:rPr>
-          <w:lang w:val="ru-RU"/>
-        </w:rPr>
-      </w:pPr>
-      <w:r>
-        <w:rPr>
-          <w:lang w:val="ru-RU"/>
-        </w:rPr>
-        <w:t>Снимки экрана приложения представлены в Приложении А.</w:t>
-      </w:r>
-    </w:p>
-    <w:p>
-      <w:pPr>
-        <w:rPr>
-          <w:lang w:val="ru-RU"/>
-        </w:rPr>
-      </w:pPr>
-      <w:r>
-        <w:rPr>
-          <w:lang w:val="ru-RU"/>
-        </w:rPr>
-        <w:lastRenderedPageBreak/>
+      <w:r>
+        <w:tab/>
+      </w:r>
+    </w:p>
+    <w:p>
+      <w:pPr>
+        <w:ind w:firstLine="709"/>
+        <w:jc w:val="both"/>
+        <w:rPr>
+          <w:lang w:val="ru-RU"/>
+        </w:rPr>
+      </w:pPr>
+      <w:r>
+        <w:rPr>
+          <w:lang w:val="ru-RU"/>
+        </w:rPr>
+        <w:t>Описание экранов приложения со снимками представлено в Приложении Б (Инструкция для пользователя). Приложение содержит шесть основных страниц: главная страница со статистикой, поиск персон, интерактивный граф родословного дерева, статистика, импорт/экспорт данных и форма добавления персоны. Все страницы связ</w:t>
+      </w:r>
+      <w:r>
+        <w:rPr>
+          <w:lang w:val="ru-RU"/>
+        </w:rPr>
+        <w:t>аны общей навигационной панелью</w:t>
+      </w:r>
+      <w:r>
+        <w:rPr>
+          <w:lang w:val="ru-RU"/>
+        </w:rPr>
+        <w:t>.</w:t>
+      </w:r>
+    </w:p>
+    <w:p>
+      <w:pPr>
+        <w:rPr>
+          <w:lang w:val="ru-RU"/>
+        </w:rPr>
+      </w:pPr>
+      <w:r>
+        <w:rPr>
+          <w:lang w:val="ru-RU"/>
+        </w:rPr>
         <w:br w:type="page"/>
       </w:r>
     </w:p>
@@ -15665,6 +17235,21 @@
     </w:p>
     <w:p>
       <w:pPr>
+        <w:ind w:firstLine="709"/>
+        <w:jc w:val="both"/>
+        <w:rPr>
+          <w:lang w:val="ru-RU"/>
+        </w:rPr>
+      </w:pPr>
+    </w:p>
+    <w:p>
+      <w:pPr>
+        <w:ind w:firstLine="709"/>
+        <w:jc w:val="both"/>
+      </w:pPr>
+    </w:p>
+    <w:p>
+      <w:pPr>
         <w:pStyle w:val="2"/>
         <w:rPr>
           <w:lang w:val="ru-RU"/>
@@ -15674,6 +17259,7 @@
         <w:rPr>
           <w:lang w:val="ru-RU"/>
         </w:rPr>
+        <w:lastRenderedPageBreak/>
         <w:t>5.3. Будущее развитие решения</w:t>
       </w:r>
     </w:p>
@@ -15689,7 +17275,6 @@
         <w:rPr>
           <w:lang w:val="ru-RU"/>
         </w:rPr>
-        <w:lastRenderedPageBreak/>
         <w:t>Для дальнейшего развития приложения предлагаются следующие направления:</w:t>
       </w:r>
     </w:p>
@@ -16795,12 +18380,117 @@
         <w:rPr>
           <w:lang w:val="ru-RU"/>
         </w:rPr>
-        <w:t>При открытии приложения отображается главная страница с общей статистикой: количество персон в базе, средний возраст, количество лет в истории. Ниже приводится список последних добавленных персон. Клик на персону открывает её карточку.</w:t>
+        <w:t>При открытии приложения отображается главная страница</w:t>
+      </w:r>
+      <w:r>
+        <w:rPr>
+          <w:lang w:val="ru-RU"/>
+        </w:rPr>
+        <w:t xml:space="preserve"> (</w:t>
+      </w:r>
+      <w:r>
+        <w:rPr>
+          <w:lang w:val="ru-RU"/>
+        </w:rPr>
+        <w:t>Рис. 1</w:t>
+      </w:r>
+      <w:r>
+        <w:rPr>
+          <w:lang w:val="ru-RU"/>
+        </w:rPr>
+        <w:t>)</w:t>
+      </w:r>
+      <w:r>
+        <w:rPr>
+          <w:lang w:val="ru-RU"/>
+        </w:rPr>
+        <w:t xml:space="preserve"> с общей статистикой: количество персон в базе, средний возраст, количество лет в истории. Ниже приводится список последних добавленных персон. Клик на персону открывает её карточку.</w:t>
+      </w:r>
+    </w:p>
+    <w:p>
+      <w:pPr>
+        <w:ind w:firstLine="709"/>
+        <w:rPr>
+          <w:lang w:val="ru-RU"/>
+        </w:rPr>
+      </w:pPr>
+      <w:r>
+        <w:rPr>
+          <w:lang w:val="ru-RU"/>
+        </w:rPr>
+        <w:drawing>
+          <wp:anchor distT="0" distB="0" distL="114300" distR="114300" simplePos="0" relativeHeight="251658240" behindDoc="0" locked="0" layoutInCell="1" allowOverlap="1">
+            <wp:simplePos x="0" y="0"/>
+            <wp:positionH relativeFrom="page">
+              <wp:align>center</wp:align>
+            </wp:positionH>
+            <wp:positionV relativeFrom="paragraph">
+              <wp:posOffset>299085</wp:posOffset>
+            </wp:positionV>
+            <wp:extent cx="5939790" cy="3045460"/>
+            <wp:effectExtent l="0" t="0" r="3810" b="2540"/>
+            <wp:wrapSquare wrapText="bothSides"/>
+            <wp:docPr id="1" name="Рисунок 1"/>
+            <wp:cNvGraphicFramePr>
+              <a:graphicFrameLocks xmlns:a="http://schemas.openxmlformats.org/drawingml/2006/main" noChangeAspect="1"/>
+            </wp:cNvGraphicFramePr>
+            <a:graphic xmlns:a="http://schemas.openxmlformats.org/drawingml/2006/main">
+              <a:graphicData uri="http://schemas.openxmlformats.org/drawingml/2006/picture">
+                <pic:pic xmlns:pic="http://schemas.openxmlformats.org/drawingml/2006/picture">
+                  <pic:nvPicPr>
+                    <pic:cNvPr id="1" name=""/>
+                    <pic:cNvPicPr/>
+                  </pic:nvPicPr>
+                  <pic:blipFill>
+                    <a:blip r:embed="rId7" cstate="print">
+                      <a:extLst>
+                        <a:ext uri="{28A0092B-C50C-407E-A947-70E740481C1C}">
+                          <a14:useLocalDpi xmlns:a14="http://schemas.microsoft.com/office/drawing/2010/main" val="0"/>
+                        </a:ext>
+                      </a:extLst>
+                    </a:blip>
+                    <a:stretch>
+                      <a:fillRect/>
+                    </a:stretch>
+                  </pic:blipFill>
+                  <pic:spPr>
+                    <a:xfrm>
+                      <a:off x="0" y="0"/>
+                      <a:ext cx="5939790" cy="3045460"/>
+                    </a:xfrm>
+                    <a:prstGeom prst="rect">
+                      <a:avLst/>
+                    </a:prstGeom>
+                  </pic:spPr>
+                </pic:pic>
+              </a:graphicData>
+            </a:graphic>
+          </wp:anchor>
+        </w:drawing>
       </w:r>
     </w:p>
     <w:p>
       <w:pPr>
         <w:pStyle w:val="2"/>
+        <w:jc w:val="center"/>
+        <w:rPr>
+          <w:b w:val="0"/>
+          <w:i/>
+          <w:lang w:val="ru-RU"/>
+        </w:rPr>
+      </w:pPr>
+      <w:r>
+        <w:rPr>
+          <w:b w:val="0"/>
+          <w:i/>
+          <w:lang w:val="ru-RU"/>
+        </w:rPr>
+        <w:t>Рисунок 1. Главный экран</w:t>
+      </w:r>
+    </w:p>
+    <w:p>
+      <w:pPr>
+        <w:pStyle w:val="2"/>
         <w:rPr>
           <w:lang w:val="ru-RU"/>
         </w:rPr>
@@ -16824,7 +18514,19 @@
         <w:rPr>
           <w:lang w:val="ru-RU"/>
         </w:rPr>
-        <w:t xml:space="preserve">Страница поиска позволяет найти персон по следующим критериям: имя, фамилия, титул (поиск по подстроке), пол, диапазон года рождения и года смерти. Заполните нужные фильтры и нажмите </w:t>
+        <w:t>Страница поиска</w:t>
+      </w:r>
+      <w:r>
+        <w:rPr>
+          <w:lang w:val="ru-RU"/>
+        </w:rPr>
+        <w:t xml:space="preserve"> (Рис. 2)</w:t>
+      </w:r>
+      <w:r>
+        <w:rPr>
+          <w:lang w:val="ru-RU"/>
+        </w:rPr>
+        <w:t xml:space="preserve"> позволяет найти персон по следующим критериям: имя, фамилия, титул (поиск по подстроке), пол, диапазон года рождения и года смерти. Заполните нужные фильтры и нажмите </w:t>
       </w:r>
       <w:r>
         <w:rPr>
@@ -16850,6 +18552,119 @@
         </w:rPr>
         <w:t>. Результаты отобразятся в таблице. Клик по строке открывает карточку персоны.</w:t>
       </w:r>
+      <w:r>
+        <w:rPr>
+          <w:lang w:val="ru-RU"/>
+        </w:rPr>
+        <w:t xml:space="preserve"> </w:t>
+      </w:r>
+    </w:p>
+    <w:p>
+      <w:pPr>
+        <w:ind w:firstLine="720"/>
+        <w:jc w:val="center"/>
+        <w:rPr>
+          <w:lang w:val="ru-RU"/>
+        </w:rPr>
+      </w:pPr>
+      <w:r>
+        <w:rPr>
+          <w:lang w:val="ru-RU"/>
+        </w:rPr>
+        <w:lastRenderedPageBreak/>
+        <w:drawing>
+          <wp:anchor distT="0" distB="0" distL="114300" distR="114300" simplePos="0" relativeHeight="251671552" behindDoc="0" locked="0" layoutInCell="1" allowOverlap="1">
+            <wp:simplePos x="0" y="0"/>
+            <wp:positionH relativeFrom="margin">
+              <wp:align>left</wp:align>
+            </wp:positionH>
+            <wp:positionV relativeFrom="paragraph">
+              <wp:posOffset>0</wp:posOffset>
+            </wp:positionV>
+            <wp:extent cx="5939790" cy="2827020"/>
+            <wp:effectExtent l="0" t="0" r="3810" b="0"/>
+            <wp:wrapSquare wrapText="bothSides"/>
+            <wp:docPr id="8" name="Рисунок 8"/>
+            <wp:cNvGraphicFramePr>
+              <a:graphicFrameLocks xmlns:a="http://schemas.openxmlformats.org/drawingml/2006/main" noChangeAspect="1"/>
+            </wp:cNvGraphicFramePr>
+            <a:graphic xmlns:a="http://schemas.openxmlformats.org/drawingml/2006/main">
+              <a:graphicData uri="http://schemas.openxmlformats.org/drawingml/2006/picture">
+                <pic:pic xmlns:pic="http://schemas.openxmlformats.org/drawingml/2006/picture">
+                  <pic:nvPicPr>
+                    <pic:cNvPr id="1" name=""/>
+                    <pic:cNvPicPr/>
+                  </pic:nvPicPr>
+                  <pic:blipFill>
+                    <a:blip r:embed="rId8" cstate="print">
+                      <a:extLst>
+                        <a:ext uri="{28A0092B-C50C-407E-A947-70E740481C1C}">
+                          <a14:useLocalDpi xmlns:a14="http://schemas.microsoft.com/office/drawing/2010/main" val="0"/>
+                        </a:ext>
+                      </a:extLst>
+                    </a:blip>
+                    <a:stretch>
+                      <a:fillRect/>
+                    </a:stretch>
+                  </pic:blipFill>
+                  <pic:spPr>
+                    <a:xfrm>
+                      <a:off x="0" y="0"/>
+                      <a:ext cx="5939790" cy="2827020"/>
+                    </a:xfrm>
+                    <a:prstGeom prst="rect">
+                      <a:avLst/>
+                    </a:prstGeom>
+                  </pic:spPr>
+                </pic:pic>
+              </a:graphicData>
+            </a:graphic>
+            <wp14:sizeRelH relativeFrom="margin">
+              <wp14:pctWidth>0</wp14:pctWidth>
+            </wp14:sizeRelH>
+            <wp14:sizeRelV relativeFrom="margin">
+              <wp14:pctHeight>0</wp14:pctHeight>
+            </wp14:sizeRelV>
+          </wp:anchor>
+        </w:drawing>
+      </w:r>
+      <w:r>
+        <w:rPr>
+          <w:i/>
+          <w:lang w:val="ru-RU"/>
+        </w:rPr>
+        <w:t xml:space="preserve">Рисунок </w:t>
+      </w:r>
+      <w:r>
+        <w:rPr>
+          <w:i/>
+          <w:lang w:val="ru-RU"/>
+        </w:rPr>
+        <w:t>2</w:t>
+      </w:r>
+      <w:r>
+        <w:rPr>
+          <w:i/>
+          <w:lang w:val="ru-RU"/>
+        </w:rPr>
+        <w:t xml:space="preserve">. </w:t>
+      </w:r>
+      <w:r>
+        <w:rPr>
+          <w:i/>
+          <w:lang w:val="ru-RU"/>
+        </w:rPr>
+        <w:t>Страница поиска</w:t>
+      </w:r>
+    </w:p>
+    <w:p>
+      <w:pPr>
+        <w:ind w:firstLine="709"/>
+        <w:jc w:val="both"/>
+        <w:rPr>
+          <w:lang w:val="ru-RU"/>
+        </w:rPr>
+      </w:pPr>
     </w:p>
     <w:p>
       <w:pPr>
@@ -16877,12 +18692,141 @@
         <w:rPr>
           <w:lang w:val="ru-RU"/>
         </w:rPr>
-        <w:t>Страница графа отображает всё родословное дерево в виде интерактивной визуализации. Узлы представляют персон, линии -- связи между ними. Для навигации используйте: колесо мыши для масштабирования, перетаскивание для перемещения, кнопки +/- и кнопку сброса вида. Клик на узел открывает карточку персоны.</w:t>
+        <w:drawing>
+          <wp:anchor distT="0" distB="0" distL="114300" distR="114300" simplePos="0" relativeHeight="251672576" behindDoc="0" locked="0" layoutInCell="1" allowOverlap="1">
+            <wp:simplePos x="0" y="0"/>
+            <wp:positionH relativeFrom="page">
+              <wp:posOffset>1051560</wp:posOffset>
+            </wp:positionH>
+            <wp:positionV relativeFrom="paragraph">
+              <wp:posOffset>1514475</wp:posOffset>
+            </wp:positionV>
+            <wp:extent cx="5939790" cy="2941320"/>
+            <wp:effectExtent l="0" t="0" r="3810" b="0"/>
+            <wp:wrapThrough wrapText="bothSides">
+              <wp:wrapPolygon edited="0">
+                <wp:start x="0" y="0"/>
+                <wp:lineTo x="0" y="21404"/>
+                <wp:lineTo x="21545" y="21404"/>
+                <wp:lineTo x="21545" y="0"/>
+                <wp:lineTo x="0" y="0"/>
+              </wp:wrapPolygon>
+            </wp:wrapThrough>
+            <wp:docPr id="9" name="Рисунок 9"/>
+            <wp:cNvGraphicFramePr>
+              <a:graphicFrameLocks xmlns:a="http://schemas.openxmlformats.org/drawingml/2006/main" noChangeAspect="1"/>
+            </wp:cNvGraphicFramePr>
+            <a:graphic xmlns:a="http://schemas.openxmlformats.org/drawingml/2006/main">
+              <a:graphicData uri="http://schemas.openxmlformats.org/drawingml/2006/picture">
+                <pic:pic xmlns:pic="http://schemas.openxmlformats.org/drawingml/2006/picture">
+                  <pic:nvPicPr>
+                    <pic:cNvPr id="1" name=""/>
+                    <pic:cNvPicPr/>
+                  </pic:nvPicPr>
+                  <pic:blipFill>
+                    <a:blip r:embed="rId9" cstate="print">
+                      <a:extLst>
+                        <a:ext uri="{28A0092B-C50C-407E-A947-70E740481C1C}">
+                          <a14:useLocalDpi xmlns:a14="http://schemas.microsoft.com/office/drawing/2010/main" val="0"/>
+                        </a:ext>
+                      </a:extLst>
+                    </a:blip>
+                    <a:stretch>
+                      <a:fillRect/>
+                    </a:stretch>
+                  </pic:blipFill>
+                  <pic:spPr>
+                    <a:xfrm>
+                      <a:off x="0" y="0"/>
+                      <a:ext cx="5939790" cy="2941320"/>
+                    </a:xfrm>
+                    <a:prstGeom prst="rect">
+                      <a:avLst/>
+                    </a:prstGeom>
+                  </pic:spPr>
+                </pic:pic>
+              </a:graphicData>
+            </a:graphic>
+            <wp14:sizeRelV relativeFrom="margin">
+              <wp14:pctHeight>0</wp14:pctHeight>
+            </wp14:sizeRelV>
+          </wp:anchor>
+        </w:drawing>
+      </w:r>
+      <w:r>
+        <w:rPr>
+          <w:lang w:val="ru-RU"/>
+        </w:rPr>
+        <w:t>Страница графа отображает всё родословное дерево в виде интерактивной визуализации</w:t>
+      </w:r>
+      <w:r>
+        <w:rPr>
+          <w:lang w:val="ru-RU"/>
+        </w:rPr>
+        <w:t xml:space="preserve"> (Рис. 3)</w:t>
+      </w:r>
+      <w:r>
+        <w:rPr>
+          <w:lang w:val="ru-RU"/>
+        </w:rPr>
+        <w:t>. Узлы представляют персон, линии -- связи между ними. Для навигации используйте: колесо мыши для масштабирования, перетаскивание для перемещения, кнопки +/- и кнопку сброса вида. Клик на узел открывает карточку персоны.</w:t>
       </w:r>
     </w:p>
     <w:p>
       <w:pPr>
         <w:pStyle w:val="2"/>
+        <w:jc w:val="center"/>
+        <w:rPr>
+          <w:b w:val="0"/>
+          <w:i/>
+          <w:lang w:val="ru-RU"/>
+        </w:rPr>
+      </w:pPr>
+      <w:r>
+        <w:rPr>
+          <w:b w:val="0"/>
+          <w:i/>
+          <w:lang w:val="ru-RU"/>
+        </w:rPr>
+        <w:t xml:space="preserve">Рисунок </w:t>
+      </w:r>
+      <w:r>
+        <w:rPr>
+          <w:b w:val="0"/>
+          <w:i/>
+          <w:lang w:val="ru-RU"/>
+        </w:rPr>
+        <w:t>3</w:t>
+      </w:r>
+      <w:r>
+        <w:rPr>
+          <w:b w:val="0"/>
+          <w:i/>
+          <w:lang w:val="ru-RU"/>
+        </w:rPr>
+        <w:t xml:space="preserve">. </w:t>
+      </w:r>
+      <w:r>
+        <w:rPr>
+          <w:b w:val="0"/>
+          <w:i/>
+          <w:lang w:val="ru-RU"/>
+        </w:rPr>
+        <w:t>Граф дерева</w:t>
+      </w:r>
+    </w:p>
+    <w:p>
+      <w:pPr>
+        <w:ind w:firstLine="709"/>
+        <w:jc w:val="both"/>
+        <w:rPr>
+          <w:lang w:val="ru-RU"/>
+        </w:rPr>
+      </w:pPr>
+    </w:p>
+    <w:p>
+      <w:pPr>
+        <w:pStyle w:val="2"/>
         <w:rPr>
           <w:lang w:val="ru-RU"/>
         </w:rPr>
@@ -16906,7 +18850,73 @@
         <w:rPr>
           <w:lang w:val="ru-RU"/>
         </w:rPr>
-        <w:t xml:space="preserve">Модальное окно карточки показывает полную информацию: имя, годы жизни, титул, страну, династию. В таблице родственных связей перечислены все связанные персоны с указанием типа связи. Клик на имя родственника переключает карточку на него. Из карточки доступны кнопки </w:t>
+        <w:drawing>
+          <wp:anchor distT="0" distB="0" distL="114300" distR="114300" simplePos="0" relativeHeight="251673600" behindDoc="0" locked="0" layoutInCell="1" allowOverlap="1">
+            <wp:simplePos x="0" y="0"/>
+            <wp:positionH relativeFrom="margin">
+              <wp:align>left</wp:align>
+            </wp:positionH>
+            <wp:positionV relativeFrom="paragraph">
+              <wp:posOffset>1684020</wp:posOffset>
+            </wp:positionV>
+            <wp:extent cx="5939790" cy="3079750"/>
+            <wp:effectExtent l="0" t="0" r="3810" b="6350"/>
+            <wp:wrapSquare wrapText="bothSides"/>
+            <wp:docPr id="10" name="Рисунок 10"/>
+            <wp:cNvGraphicFramePr>
+              <a:graphicFrameLocks xmlns:a="http://schemas.openxmlformats.org/drawingml/2006/main" noChangeAspect="1"/>
+            </wp:cNvGraphicFramePr>
+            <a:graphic xmlns:a="http://schemas.openxmlformats.org/drawingml/2006/main">
+              <a:graphicData uri="http://schemas.openxmlformats.org/drawingml/2006/picture">
+                <pic:pic xmlns:pic="http://schemas.openxmlformats.org/drawingml/2006/picture">
+                  <pic:nvPicPr>
+                    <pic:cNvPr id="1" name=""/>
+                    <pic:cNvPicPr/>
+                  </pic:nvPicPr>
+                  <pic:blipFill>
+                    <a:blip r:embed="rId10" cstate="print">
+                      <a:extLst>
+                        <a:ext uri="{28A0092B-C50C-407E-A947-70E740481C1C}">
+                          <a14:useLocalDpi xmlns:a14="http://schemas.microsoft.com/office/drawing/2010/main" val="0"/>
+                        </a:ext>
+                      </a:extLst>
+                    </a:blip>
+                    <a:stretch>
+                      <a:fillRect/>
+                    </a:stretch>
+                  </pic:blipFill>
+                  <pic:spPr>
+                    <a:xfrm>
+                      <a:off x="0" y="0"/>
+                      <a:ext cx="5939790" cy="3079750"/>
+                    </a:xfrm>
+                    <a:prstGeom prst="rect">
+                      <a:avLst/>
+                    </a:prstGeom>
+                  </pic:spPr>
+                </pic:pic>
+              </a:graphicData>
+            </a:graphic>
+          </wp:anchor>
+        </w:drawing>
+      </w:r>
+      <w:r>
+        <w:rPr>
+          <w:lang w:val="ru-RU"/>
+        </w:rPr>
+        <w:t>Модальное окно карточки показывает полную информацию: имя, годы жизни, титул, страну, династию</w:t>
+      </w:r>
+      <w:r>
+        <w:rPr>
+          <w:lang w:val="ru-RU"/>
+        </w:rPr>
+        <w:t xml:space="preserve"> (Рис. 4)</w:t>
+      </w:r>
+      <w:r>
+        <w:rPr>
+          <w:lang w:val="ru-RU"/>
+        </w:rPr>
+        <w:t xml:space="preserve">. В таблице родственных связей перечислены все связанные персоны с указанием типа связи. Клик на имя родственника переключает карточку на него. Из карточки доступны кнопки </w:t>
       </w:r>
       <w:r>
         <w:rPr>
@@ -16960,6 +18970,58 @@
     <w:p>
       <w:pPr>
         <w:pStyle w:val="2"/>
+        <w:jc w:val="center"/>
+        <w:rPr>
+          <w:b w:val="0"/>
+          <w:i/>
+          <w:lang w:val="ru-RU"/>
+        </w:rPr>
+      </w:pPr>
+      <w:r>
+        <w:rPr>
+          <w:b w:val="0"/>
+          <w:i/>
+          <w:lang w:val="ru-RU"/>
+        </w:rPr>
+        <w:t xml:space="preserve">Рисунок </w:t>
+      </w:r>
+      <w:r>
+        <w:rPr>
+          <w:b w:val="0"/>
+          <w:i/>
+          <w:lang w:val="ru-RU"/>
+        </w:rPr>
+        <w:t>4</w:t>
+      </w:r>
+      <w:r>
+        <w:rPr>
+          <w:b w:val="0"/>
+          <w:i/>
+          <w:lang w:val="ru-RU"/>
+        </w:rPr>
+        <w:t xml:space="preserve">. </w:t>
+      </w:r>
+      <w:r>
+        <w:rPr>
+          <w:b w:val="0"/>
+          <w:i/>
+          <w:lang w:val="ru-RU"/>
+        </w:rPr>
+        <w:t>Карточка персоны</w:t>
+      </w:r>
+    </w:p>
+    <w:p>
+      <w:pPr>
+        <w:ind w:firstLine="709"/>
+        <w:jc w:val="both"/>
+        <w:rPr>
+          <w:lang w:val="ru-RU"/>
+        </w:rPr>
+      </w:pPr>
+    </w:p>
+    <w:p>
+      <w:pPr>
+        <w:pStyle w:val="2"/>
         <w:rPr>
           <w:lang w:val="ru-RU"/>
         </w:rPr>
@@ -17007,7 +19069,19 @@
         <w:rPr>
           <w:lang w:val="ru-RU"/>
         </w:rPr>
-        <w:t xml:space="preserve"> доступны две операции. Экспорт: выберите формат (</w:t>
+        <w:t xml:space="preserve"> доступны две операции</w:t>
+      </w:r>
+      <w:r>
+        <w:rPr>
+          <w:lang w:val="ru-RU"/>
+        </w:rPr>
+        <w:t xml:space="preserve"> (Рис. 5)</w:t>
+      </w:r>
+      <w:r>
+        <w:rPr>
+          <w:lang w:val="ru-RU"/>
+        </w:rPr>
+        <w:t>. Экспорт: выберите формат (</w:t>
       </w:r>
       <w:r>
         <w:t>JSON</w:t>
@@ -17065,15 +19139,483 @@
         <w:rPr>
           <w:lang w:val="ru-RU"/>
         </w:rPr>
+        <w:t>скачается</w:t>
+      </w:r>
+      <w:proofErr w:type="spellEnd"/>
+      <w:r>
+        <w:rPr>
+          <w:lang w:val="ru-RU"/>
+        </w:rPr>
+        <w:t xml:space="preserve"> в браузер. Импорт: выберите файл и нажмите </w:t>
+      </w:r>
+      <w:r>
+        <w:rPr>
+          <w:lang w:val="ru-RU"/>
+        </w:rPr>
+        <w:t>“</w:t>
+      </w:r>
+      <w:r>
+        <w:rPr>
+          <w:lang w:val="ru-RU"/>
+        </w:rPr>
+        <w:t>Импортировать</w:t>
+      </w:r>
+      <w:r>
+        <w:rPr>
+          <w:lang w:val="ru-RU"/>
+        </w:rPr>
+        <w:t>”</w:t>
+      </w:r>
+      <w:r>
+        <w:rPr>
+          <w:lang w:val="ru-RU"/>
+        </w:rPr>
+        <w:t xml:space="preserve"> -- текущая база данных будет заменена данными из файла.</w:t>
+      </w:r>
+    </w:p>
+    <w:p>
+      <w:pPr>
+        <w:ind w:firstLine="709"/>
+        <w:jc w:val="center"/>
+        <w:rPr>
+          <w:lang w:val="ru-RU"/>
+        </w:rPr>
+      </w:pPr>
+      <w:r>
+        <w:rPr>
+          <w:lang w:val="ru-RU"/>
+        </w:rPr>
         <w:lastRenderedPageBreak/>
-        <w:t>скачается</w:t>
+        <w:drawing>
+          <wp:anchor distT="0" distB="0" distL="114300" distR="114300" simplePos="0" relativeHeight="251674624" behindDoc="0" locked="0" layoutInCell="1" allowOverlap="1">
+            <wp:simplePos x="0" y="0"/>
+            <wp:positionH relativeFrom="page">
+              <wp:posOffset>1028700</wp:posOffset>
+            </wp:positionH>
+            <wp:positionV relativeFrom="paragraph">
+              <wp:posOffset>0</wp:posOffset>
+            </wp:positionV>
+            <wp:extent cx="5939790" cy="2788920"/>
+            <wp:effectExtent l="0" t="0" r="3810" b="0"/>
+            <wp:wrapSquare wrapText="bothSides"/>
+            <wp:docPr id="11" name="Рисунок 11"/>
+            <wp:cNvGraphicFramePr>
+              <a:graphicFrameLocks xmlns:a="http://schemas.openxmlformats.org/drawingml/2006/main" noChangeAspect="1"/>
+            </wp:cNvGraphicFramePr>
+            <a:graphic xmlns:a="http://schemas.openxmlformats.org/drawingml/2006/main">
+              <a:graphicData uri="http://schemas.openxmlformats.org/drawingml/2006/picture">
+                <pic:pic xmlns:pic="http://schemas.openxmlformats.org/drawingml/2006/picture">
+                  <pic:nvPicPr>
+                    <pic:cNvPr id="1" name=""/>
+                    <pic:cNvPicPr/>
+                  </pic:nvPicPr>
+                  <pic:blipFill>
+                    <a:blip r:embed="rId11" cstate="print">
+                      <a:extLst>
+                        <a:ext uri="{28A0092B-C50C-407E-A947-70E740481C1C}">
+                          <a14:useLocalDpi xmlns:a14="http://schemas.microsoft.com/office/drawing/2010/main" val="0"/>
+                        </a:ext>
+                      </a:extLst>
+                    </a:blip>
+                    <a:stretch>
+                      <a:fillRect/>
+                    </a:stretch>
+                  </pic:blipFill>
+                  <pic:spPr>
+                    <a:xfrm>
+                      <a:off x="0" y="0"/>
+                      <a:ext cx="5939790" cy="2788920"/>
+                    </a:xfrm>
+                    <a:prstGeom prst="rect">
+                      <a:avLst/>
+                    </a:prstGeom>
+                  </pic:spPr>
+                </pic:pic>
+              </a:graphicData>
+            </a:graphic>
+            <wp14:sizeRelV relativeFrom="margin">
+              <wp14:pctHeight>0</wp14:pctHeight>
+            </wp14:sizeRelV>
+          </wp:anchor>
+        </w:drawing>
+      </w:r>
+      <w:r>
+        <w:rPr>
+          <w:i/>
+          <w:lang w:val="ru-RU"/>
+        </w:rPr>
+        <w:t xml:space="preserve">Рисунок </w:t>
+      </w:r>
+      <w:r>
+        <w:rPr>
+          <w:i/>
+          <w:lang w:val="ru-RU"/>
+        </w:rPr>
+        <w:t>5</w:t>
+      </w:r>
+      <w:r>
+        <w:rPr>
+          <w:i/>
+          <w:lang w:val="ru-RU"/>
+        </w:rPr>
+        <w:t xml:space="preserve">. </w:t>
+      </w:r>
+      <w:r>
+        <w:rPr>
+          <w:i/>
+          <w:lang w:val="ru-RU"/>
+        </w:rPr>
+        <w:t>Импорт</w:t>
+      </w:r>
+      <w:r>
+        <w:rPr>
+          <w:i/>
+        </w:rPr>
+        <w:t>/</w:t>
+      </w:r>
+      <w:r>
+        <w:rPr>
+          <w:i/>
+          <w:lang w:val="ru-RU"/>
+        </w:rPr>
+        <w:t>Экспорт</w:t>
+      </w:r>
+    </w:p>
+    <w:p>
+      <w:pPr>
+        <w:ind w:firstLine="709"/>
+        <w:jc w:val="both"/>
+        <w:rPr>
+          <w:lang w:val="ru-RU"/>
+        </w:rPr>
+      </w:pPr>
+    </w:p>
+    <w:p>
+      <w:pPr>
+        <w:pStyle w:val="2"/>
+        <w:rPr>
+          <w:lang w:val="ru-RU"/>
+        </w:rPr>
+      </w:pPr>
+      <w:r>
+        <w:rPr>
+          <w:lang w:val="ru-RU"/>
+        </w:rPr>
+        <w:t>Добавление персоны</w:t>
+      </w:r>
+    </w:p>
+    <w:p>
+      <w:pPr>
+        <w:ind w:firstLine="709"/>
+        <w:jc w:val="both"/>
+        <w:rPr>
+          <w:lang w:val="ru-RU"/>
+        </w:rPr>
+      </w:pPr>
+      <w:r>
+        <w:rPr>
+          <w:lang w:val="ru-RU"/>
+        </w:rPr>
+        <w:drawing>
+          <wp:anchor distT="0" distB="0" distL="114300" distR="114300" simplePos="0" relativeHeight="251675648" behindDoc="0" locked="0" layoutInCell="1" allowOverlap="1">
+            <wp:simplePos x="0" y="0"/>
+            <wp:positionH relativeFrom="margin">
+              <wp:align>left</wp:align>
+            </wp:positionH>
+            <wp:positionV relativeFrom="paragraph">
+              <wp:posOffset>1575435</wp:posOffset>
+            </wp:positionV>
+            <wp:extent cx="5939790" cy="3004185"/>
+            <wp:effectExtent l="0" t="0" r="3810" b="5715"/>
+            <wp:wrapSquare wrapText="bothSides"/>
+            <wp:docPr id="12" name="Рисунок 12"/>
+            <wp:cNvGraphicFramePr>
+              <a:graphicFrameLocks xmlns:a="http://schemas.openxmlformats.org/drawingml/2006/main" noChangeAspect="1"/>
+            </wp:cNvGraphicFramePr>
+            <a:graphic xmlns:a="http://schemas.openxmlformats.org/drawingml/2006/main">
+              <a:graphicData uri="http://schemas.openxmlformats.org/drawingml/2006/picture">
+                <pic:pic xmlns:pic="http://schemas.openxmlformats.org/drawingml/2006/picture">
+                  <pic:nvPicPr>
+                    <pic:cNvPr id="1" name=""/>
+                    <pic:cNvPicPr/>
+                  </pic:nvPicPr>
+                  <pic:blipFill>
+                    <a:blip r:embed="rId12" cstate="print">
+                      <a:extLst>
+                        <a:ext uri="{28A0092B-C50C-407E-A947-70E740481C1C}">
+                          <a14:useLocalDpi xmlns:a14="http://schemas.microsoft.com/office/drawing/2010/main" val="0"/>
+                        </a:ext>
+                      </a:extLst>
+                    </a:blip>
+                    <a:stretch>
+                      <a:fillRect/>
+                    </a:stretch>
+                  </pic:blipFill>
+                  <pic:spPr>
+                    <a:xfrm>
+                      <a:off x="0" y="0"/>
+                      <a:ext cx="5939790" cy="3004185"/>
+                    </a:xfrm>
+                    <a:prstGeom prst="rect">
+                      <a:avLst/>
+                    </a:prstGeom>
+                  </pic:spPr>
+                </pic:pic>
+              </a:graphicData>
+            </a:graphic>
+          </wp:anchor>
+        </w:drawing>
+      </w:r>
+      <w:r>
+        <w:rPr>
+          <w:lang w:val="ru-RU"/>
+        </w:rPr>
+        <w:t xml:space="preserve">На странице </w:t>
+      </w:r>
+      <w:r>
+        <w:rPr>
+          <w:lang w:val="ru-RU"/>
+        </w:rPr>
+        <w:t>“</w:t>
+      </w:r>
+      <w:r>
+        <w:rPr>
+          <w:lang w:val="ru-RU"/>
+        </w:rPr>
+        <w:t>Добавление персоны</w:t>
+      </w:r>
+      <w:r>
+        <w:rPr>
+          <w:lang w:val="ru-RU"/>
+        </w:rPr>
+        <w:t>”</w:t>
+      </w:r>
+      <w:r>
+        <w:rPr>
+          <w:lang w:val="ru-RU"/>
+        </w:rPr>
+        <w:t xml:space="preserve"> </w:t>
+      </w:r>
+      <w:r>
+        <w:rPr>
+          <w:lang w:val="ru-RU"/>
+        </w:rPr>
+        <w:t xml:space="preserve">(Рис. 6) </w:t>
+      </w:r>
+      <w:r>
+        <w:rPr>
+          <w:lang w:val="ru-RU"/>
+        </w:rPr>
+        <w:t xml:space="preserve">заполните обязательные поля (имя, фамилия, год рождения, титул, страна, династия, пол) и необязательные (год смерти, комментарий). Для добавления связей нажмите </w:t>
+      </w:r>
+      <w:r>
+        <w:rPr>
+          <w:lang w:val="ru-RU"/>
+        </w:rPr>
+        <w:t>“</w:t>
+      </w:r>
+      <w:r>
+        <w:rPr>
+          <w:lang w:val="ru-RU"/>
+        </w:rPr>
+        <w:t>+ Добавить связь</w:t>
+      </w:r>
+      <w:r>
+        <w:rPr>
+          <w:lang w:val="ru-RU"/>
+        </w:rPr>
+        <w:t>”</w:t>
+      </w:r>
+      <w:r>
+        <w:rPr>
+          <w:lang w:val="ru-RU"/>
+        </w:rPr>
+        <w:t xml:space="preserve">, выберите тип связи и найдите персону через поле поиска. Нажмите </w:t>
+      </w:r>
+      <w:r>
+        <w:rPr>
+          <w:lang w:val="ru-RU"/>
+        </w:rPr>
+        <w:t>“</w:t>
+      </w:r>
+      <w:r>
+        <w:rPr>
+          <w:lang w:val="ru-RU"/>
+        </w:rPr>
+        <w:t>Сохранить</w:t>
+      </w:r>
+      <w:r>
+        <w:rPr>
+          <w:lang w:val="ru-RU"/>
+        </w:rPr>
+        <w:t>”</w:t>
+      </w:r>
+      <w:r>
+        <w:rPr>
+          <w:lang w:val="ru-RU"/>
+        </w:rPr>
+        <w:t xml:space="preserve"> для создания записи.</w:t>
+      </w:r>
+    </w:p>
+    <w:p>
+      <w:pPr>
+        <w:pStyle w:val="2"/>
+        <w:jc w:val="center"/>
+        <w:rPr>
+          <w:b w:val="0"/>
+          <w:i/>
+          <w:lang w:val="ru-RU"/>
+        </w:rPr>
+      </w:pPr>
+      <w:r>
+        <w:rPr>
+          <w:b w:val="0"/>
+          <w:i/>
+          <w:lang w:val="ru-RU"/>
+        </w:rPr>
+        <w:t xml:space="preserve">Рисунок </w:t>
+      </w:r>
+      <w:r>
+        <w:rPr>
+          <w:b w:val="0"/>
+          <w:i/>
+          <w:lang w:val="ru-RU"/>
+        </w:rPr>
+        <w:t>6</w:t>
+      </w:r>
+      <w:r>
+        <w:rPr>
+          <w:b w:val="0"/>
+          <w:i/>
+          <w:lang w:val="ru-RU"/>
+        </w:rPr>
+        <w:t xml:space="preserve">. </w:t>
+      </w:r>
+      <w:r>
+        <w:rPr>
+          <w:b w:val="0"/>
+          <w:i/>
+          <w:lang w:val="ru-RU"/>
+        </w:rPr>
+        <w:t>Добавление персоны</w:t>
+      </w:r>
+    </w:p>
+    <w:p>
+      <w:pPr>
+        <w:ind w:firstLine="709"/>
+        <w:jc w:val="both"/>
+        <w:rPr>
+          <w:lang w:val="ru-RU"/>
+        </w:rPr>
+      </w:pPr>
+    </w:p>
+    <w:p>
+      <w:pPr>
+        <w:pStyle w:val="2"/>
+        <w:rPr>
+          <w:lang w:val="ru-RU"/>
+        </w:rPr>
+      </w:pPr>
+      <w:r>
+        <w:rPr>
+          <w:lang w:val="ru-RU"/>
+        </w:rPr>
+        <w:t>Редактирование персоны</w:t>
+      </w:r>
+    </w:p>
+    <w:p>
+      <w:pPr>
+        <w:ind w:firstLine="709"/>
+        <w:jc w:val="both"/>
+        <w:rPr>
+          <w:lang w:val="ru-RU"/>
+        </w:rPr>
+      </w:pPr>
+      <w:r>
+        <w:rPr>
+          <w:lang w:val="ru-RU"/>
+        </w:rPr>
+        <w:drawing>
+          <wp:anchor distT="0" distB="0" distL="114300" distR="114300" simplePos="0" relativeHeight="251676672" behindDoc="0" locked="0" layoutInCell="1" allowOverlap="1">
+            <wp:simplePos x="0" y="0"/>
+            <wp:positionH relativeFrom="margin">
+              <wp:align>left</wp:align>
+            </wp:positionH>
+            <wp:positionV relativeFrom="paragraph">
+              <wp:posOffset>982980</wp:posOffset>
+            </wp:positionV>
+            <wp:extent cx="5939790" cy="3057525"/>
+            <wp:effectExtent l="0" t="0" r="3810" b="9525"/>
+            <wp:wrapSquare wrapText="bothSides"/>
+            <wp:docPr id="13" name="Рисунок 13"/>
+            <wp:cNvGraphicFramePr>
+              <a:graphicFrameLocks xmlns:a="http://schemas.openxmlformats.org/drawingml/2006/main" noChangeAspect="1"/>
+            </wp:cNvGraphicFramePr>
+            <a:graphic xmlns:a="http://schemas.openxmlformats.org/drawingml/2006/main">
+              <a:graphicData uri="http://schemas.openxmlformats.org/drawingml/2006/picture">
+                <pic:pic xmlns:pic="http://schemas.openxmlformats.org/drawingml/2006/picture">
+                  <pic:nvPicPr>
+                    <pic:cNvPr id="1" name=""/>
+                    <pic:cNvPicPr/>
+                  </pic:nvPicPr>
+                  <pic:blipFill>
+                    <a:blip r:embed="rId13" cstate="print">
+                      <a:extLst>
+                        <a:ext uri="{28A0092B-C50C-407E-A947-70E740481C1C}">
+                          <a14:useLocalDpi xmlns:a14="http://schemas.microsoft.com/office/drawing/2010/main" val="0"/>
+                        </a:ext>
+                      </a:extLst>
+                    </a:blip>
+                    <a:stretch>
+                      <a:fillRect/>
+                    </a:stretch>
+                  </pic:blipFill>
+                  <pic:spPr>
+                    <a:xfrm>
+                      <a:off x="0" y="0"/>
+                      <a:ext cx="5939790" cy="3057525"/>
+                    </a:xfrm>
+                    <a:prstGeom prst="rect">
+                      <a:avLst/>
+                    </a:prstGeom>
+                  </pic:spPr>
+                </pic:pic>
+              </a:graphicData>
+            </a:graphic>
+          </wp:anchor>
+        </w:drawing>
+      </w:r>
+      <w:r>
+        <w:rPr>
+          <w:lang w:val="ru-RU"/>
+        </w:rPr>
+        <w:t xml:space="preserve">На странице редактирования форма </w:t>
+      </w:r>
+      <w:proofErr w:type="spellStart"/>
+      <w:r>
+        <w:rPr>
+          <w:lang w:val="ru-RU"/>
+        </w:rPr>
+        <w:t>предзаполнена</w:t>
       </w:r>
       <w:proofErr w:type="spellEnd"/>
       <w:r>
         <w:rPr>
           <w:lang w:val="ru-RU"/>
         </w:rPr>
-        <w:t xml:space="preserve"> в браузер. Импорт: выберите файл и нажмите </w:t>
+        <w:t xml:space="preserve"> текущими данными персоны</w:t>
+      </w:r>
+      <w:r>
+        <w:rPr>
+          <w:lang w:val="ru-RU"/>
+        </w:rPr>
+        <w:t xml:space="preserve"> (Рис. 7)</w:t>
+      </w:r>
+      <w:r>
+        <w:rPr>
+          <w:lang w:val="ru-RU"/>
+        </w:rPr>
+        <w:t xml:space="preserve">. Измените необходимые поля, добавьте или удалите связи и нажмите </w:t>
       </w:r>
       <w:r>
         <w:rPr>
@@ -17085,7 +19627,7 @@
         <w:rPr>
           <w:lang w:val="ru-RU"/>
         </w:rPr>
-        <w:t>Импортировать</w:t>
+        <w:t>Сохранить</w:t>
       </w:r>
       <w:r>
         <w:rPr>
@@ -17097,119 +19639,47 @@
         <w:rPr>
           <w:lang w:val="ru-RU"/>
         </w:rPr>
-        <w:t xml:space="preserve"> -- текущая база данных будет заменена данными из файла.</w:t>
+        <w:t>.</w:t>
       </w:r>
     </w:p>
     <w:p>
       <w:pPr>
         <w:pStyle w:val="2"/>
-        <w:rPr>
-          <w:lang w:val="ru-RU"/>
-        </w:rPr>
-      </w:pPr>
-      <w:r>
-        <w:rPr>
-          <w:lang w:val="ru-RU"/>
-        </w:rPr>
-        <w:t>Добавление персоны</w:t>
-      </w:r>
-    </w:p>
-    <w:p>
-      <w:pPr>
-        <w:ind w:firstLine="709"/>
-        <w:jc w:val="both"/>
-        <w:rPr>
-          <w:lang w:val="ru-RU"/>
-        </w:rPr>
-      </w:pPr>
-      <w:r>
-        <w:rPr>
-          <w:lang w:val="ru-RU"/>
-        </w:rPr>
-        <w:t xml:space="preserve">На странице </w:t>
-      </w:r>
-      <w:r>
-        <w:rPr>
-          <w:lang w:val="ru-RU"/>
-        </w:rPr>
-        <w:t>“</w:t>
-      </w:r>
-      <w:r>
-        <w:rPr>
-          <w:lang w:val="ru-RU"/>
-        </w:rPr>
-        <w:t>Добавление персоны</w:t>
-      </w:r>
-      <w:r>
-        <w:rPr>
-          <w:lang w:val="ru-RU"/>
-        </w:rPr>
-        <w:t>”</w:t>
-      </w:r>
-      <w:r>
-        <w:rPr>
-          <w:lang w:val="ru-RU"/>
-        </w:rPr>
-        <w:t xml:space="preserve"> заполните обязательные поля (имя, фамилия, год рождения, титул, страна, династия, пол) и необязательные (год смерти, комментарий). Для добавления связей нажмите </w:t>
-      </w:r>
-      <w:r>
-        <w:rPr>
-          <w:lang w:val="ru-RU"/>
-        </w:rPr>
-        <w:t>“</w:t>
-      </w:r>
-      <w:r>
-        <w:rPr>
-          <w:lang w:val="ru-RU"/>
-        </w:rPr>
-        <w:t>+ Добавить связь</w:t>
-      </w:r>
-      <w:r>
-        <w:rPr>
-          <w:lang w:val="ru-RU"/>
-        </w:rPr>
-        <w:t>”</w:t>
-      </w:r>
-      <w:r>
-        <w:rPr>
-          <w:lang w:val="ru-RU"/>
-        </w:rPr>
-        <w:t xml:space="preserve">, выберите тип связи и найдите персону через поле поиска. Нажмите </w:t>
-      </w:r>
-      <w:r>
-        <w:rPr>
-          <w:lang w:val="ru-RU"/>
-        </w:rPr>
-        <w:t>“</w:t>
-      </w:r>
-      <w:r>
-        <w:rPr>
-          <w:lang w:val="ru-RU"/>
-        </w:rPr>
-        <w:t>Сохранить</w:t>
-      </w:r>
-      <w:r>
-        <w:rPr>
-          <w:lang w:val="ru-RU"/>
-        </w:rPr>
-        <w:t>”</w:t>
-      </w:r>
-      <w:r>
-        <w:rPr>
-          <w:lang w:val="ru-RU"/>
-        </w:rPr>
-        <w:t xml:space="preserve"> для создания записи.</w:t>
-      </w:r>
-    </w:p>
-    <w:p>
-      <w:pPr>
-        <w:pStyle w:val="2"/>
-        <w:rPr>
-          <w:lang w:val="ru-RU"/>
-        </w:rPr>
-      </w:pPr>
-      <w:r>
-        <w:rPr>
+        <w:jc w:val="center"/>
+        <w:rPr>
+          <w:b w:val="0"/>
+          <w:i/>
+          <w:lang w:val="ru-RU"/>
+        </w:rPr>
+      </w:pPr>
+      <w:r>
+        <w:rPr>
+          <w:b w:val="0"/>
+          <w:i/>
+          <w:lang w:val="ru-RU"/>
+        </w:rPr>
+        <w:t xml:space="preserve">Рисунок </w:t>
+      </w:r>
+      <w:r>
+        <w:rPr>
+          <w:b w:val="0"/>
+          <w:i/>
+          <w:lang w:val="ru-RU"/>
+        </w:rPr>
+        <w:t>7</w:t>
+      </w:r>
+      <w:r>
+        <w:rPr>
+          <w:b w:val="0"/>
+          <w:i/>
+          <w:lang w:val="ru-RU"/>
+        </w:rPr>
+        <w:t xml:space="preserve">. </w:t>
+      </w:r>
+      <w:r>
+        <w:rPr>
+          <w:b w:val="0"/>
+          <w:i/>
           <w:lang w:val="ru-RU"/>
         </w:rPr>
         <w:t>Редактирование персоны</w:t>
@@ -17223,50 +19693,6 @@
           <w:lang w:val="ru-RU"/>
         </w:rPr>
       </w:pPr>
-      <w:r>
-        <w:rPr>
-          <w:lang w:val="ru-RU"/>
-        </w:rPr>
-        <w:t xml:space="preserve">На странице редактирования форма </w:t>
-      </w:r>
-      <w:proofErr w:type="spellStart"/>
-      <w:r>
-        <w:rPr>
-          <w:lang w:val="ru-RU"/>
-        </w:rPr>
-        <w:t>предзаполнена</w:t>
-      </w:r>
-      <w:proofErr w:type="spellEnd"/>
-      <w:r>
-        <w:rPr>
-          <w:lang w:val="ru-RU"/>
-        </w:rPr>
-        <w:t xml:space="preserve"> текущими данными персоны. Измените необходимые поля, добавьте или удалите связи и нажмите </w:t>
-      </w:r>
-      <w:r>
-        <w:rPr>
-          <w:lang w:val="ru-RU"/>
-        </w:rPr>
-        <w:t>“</w:t>
-      </w:r>
-      <w:r>
-        <w:rPr>
-          <w:lang w:val="ru-RU"/>
-        </w:rPr>
-        <w:t>Сохранить</w:t>
-      </w:r>
-      <w:r>
-        <w:rPr>
-          <w:lang w:val="ru-RU"/>
-        </w:rPr>
-        <w:t>”</w:t>
-      </w:r>
-      <w:r>
-        <w:rPr>
-          <w:lang w:val="ru-RU"/>
-        </w:rPr>
-        <w:t>.</w:t>
-      </w:r>
     </w:p>
     <w:p>
       <w:pPr>
@@ -17860,8 +20286,8 @@
       </w:r>
     </w:p>
     <w:sectPr>
-      <w:headerReference w:type="default" r:id="rId7"/>
-      <w:footerReference w:type="default" r:id="rId8"/>
+      <w:headerReference w:type="default" r:id="rId14"/>
+      <w:footerReference w:type="default" r:id="rId15"/>
       <w:pgSz w:w="11906" w:h="16838"/>
       <w:pgMar w:top="1134" w:right="851" w:bottom="1134" w:left="1701" w:header="708" w:footer="708" w:gutter="0"/>
       <w:cols w:space="720"/>
@@ -17929,7 +20355,7 @@
         <w:sz w:val="24"/>
         <w:szCs w:val="24"/>
       </w:rPr>
-      <w:t>2</w:t>
+      <w:t>7</w:t>
     </w:r>
     <w:r>
       <w:rPr>
@@ -18094,7 +20520,7 @@
   <w:latentStyles w:defLockedState="0" w:defUIPriority="99" w:defSemiHidden="0" w:defUnhideWhenUsed="0" w:defQFormat="0" w:count="371">
     <w:lsdException w:name="Normal" w:uiPriority="0" w:qFormat="1"/>
     <w:lsdException w:name="heading 1" w:uiPriority="9" w:qFormat="1"/>
-    <w:lsdException w:name="heading 2" w:semiHidden="1" w:uiPriority="9" w:unhideWhenUsed="1" w:qFormat="1"/>
+    <w:lsdException w:name="heading 2" w:semiHidden="1" w:uiPriority="0" w:unhideWhenUsed="1" w:qFormat="1"/>
     <w:lsdException w:name="heading 3" w:semiHidden="1" w:uiPriority="9" w:unhideWhenUsed="1" w:qFormat="1"/>
     <w:lsdException w:name="heading 4" w:semiHidden="1" w:uiPriority="9" w:unhideWhenUsed="1" w:qFormat="1"/>
     <w:lsdException w:name="heading 5" w:semiHidden="1" w:uiPriority="9" w:unhideWhenUsed="1" w:qFormat="1"/>
@@ -18467,6 +20893,7 @@
   <w:style w:type="paragraph" w:default="1" w:styleId="a">
     <w:name w:val="Normal"/>
     <w:qFormat/>
+    <w:rsid w:val="004A56B7"/>
   </w:style>
   <w:style w:type="paragraph" w:styleId="1">
     <w:name w:val="heading 1"/>
@@ -18485,6 +20912,7 @@
   </w:style>
   <w:style w:type="paragraph" w:styleId="2">
     <w:name w:val="heading 2"/>
+    <w:link w:val="20"/>
     <w:qFormat/>
     <w:pPr>
       <w:spacing w:before="200" w:after="100"/>
@@ -18661,6 +21089,16 @@
     <w:rPr>
       <w:sz w:val="20"/>
       <w:szCs w:val="20"/>
+    </w:rPr>
+  </w:style>
+  <w:style w:type="character" w:customStyle="1" w:styleId="20">
+    <w:name w:val="Заголовок 2 Знак"/>
+    <w:basedOn w:val="a0"/>
+    <w:link w:val="2"/>
+    <w:rsid w:val="004A56B7"/>
+    <w:rPr>
+      <w:b/>
+      <w:bCs/>
     </w:rPr>
   </w:style>
 </w:styles>

--- a/report.docx
+++ b/report.docx
@@ -1984,8 +1984,6 @@
         </w:rPr>
         <w:tab/>
       </w:r>
-      <w:bookmarkStart w:id="0" w:name="_GoBack"/>
-      <w:bookmarkEnd w:id="0"/>
       <w:r>
         <w:rPr>
           <w:lang w:val="ru-RU"/>
@@ -2298,8 +2296,10 @@
         <w:rPr>
           <w:lang w:val="ru-RU"/>
         </w:rPr>
-        <w:t>36</w:t>
-      </w:r>
+        <w:t>37</w:t>
+      </w:r>
+      <w:bookmarkStart w:id="0" w:name="_GoBack"/>
+      <w:bookmarkEnd w:id="0"/>
     </w:p>
     <w:p>
       <w:pPr>
@@ -4445,21 +4445,6 @@
         <w:rPr>
           <w:lang w:val="ru-RU"/>
         </w:rPr>
-        <w:t>Примечание: в текущей версии приложения страница статистики существует в виде заглушки и не полностью реализована.</w:t>
-      </w:r>
-    </w:p>
-    <w:p>
-      <w:pPr>
-        <w:ind w:firstLine="709"/>
-        <w:jc w:val="both"/>
-        <w:rPr>
-          <w:lang w:val="ru-RU"/>
-        </w:rPr>
-      </w:pPr>
-      <w:r>
-        <w:rPr>
-          <w:lang w:val="ru-RU"/>
-        </w:rPr>
         <w:t>Результат: пользователь видит диаграмму по выбранным параметрам.</w:t>
       </w:r>
     </w:p>
@@ -4514,7 +4499,6 @@
         <w:rPr>
           <w:lang w:val="ru-RU"/>
         </w:rPr>
-        <w:lastRenderedPageBreak/>
         <w:t>Предусловие: в БД есть данные.</w:t>
       </w:r>
     </w:p>
@@ -4547,6 +4531,7 @@
         <w:rPr>
           <w:lang w:val="ru-RU"/>
         </w:rPr>
+        <w:lastRenderedPageBreak/>
         <w:t xml:space="preserve">1. Пользователь переходит на страницу </w:t>
       </w:r>
       <w:r>
@@ -5033,61 +5018,61 @@
           <w:bCs/>
           <w:lang w:val="ru-RU"/>
         </w:rPr>
+        <w:t>Основной поток:</w:t>
+      </w:r>
+    </w:p>
+    <w:p>
+      <w:pPr>
+        <w:ind w:firstLine="709"/>
+        <w:jc w:val="both"/>
+        <w:rPr>
+          <w:lang w:val="ru-RU"/>
+        </w:rPr>
+      </w:pPr>
+      <w:r>
+        <w:rPr>
+          <w:lang w:val="ru-RU"/>
+        </w:rPr>
+        <w:t xml:space="preserve">1. Пользователь нажимает </w:t>
+      </w:r>
+      <w:r>
+        <w:rPr>
+          <w:lang w:val="ru-RU"/>
+        </w:rPr>
+        <w:t>“</w:t>
+      </w:r>
+      <w:r>
+        <w:rPr>
+          <w:lang w:val="ru-RU"/>
+        </w:rPr>
+        <w:t>Добавить персону</w:t>
+      </w:r>
+      <w:r>
+        <w:rPr>
+          <w:lang w:val="ru-RU"/>
+        </w:rPr>
+        <w:t>”</w:t>
+      </w:r>
+      <w:r>
+        <w:rPr>
+          <w:lang w:val="ru-RU"/>
+        </w:rPr>
+        <w:t xml:space="preserve"> в навигации.</w:t>
+      </w:r>
+    </w:p>
+    <w:p>
+      <w:pPr>
+        <w:ind w:firstLine="709"/>
+        <w:jc w:val="both"/>
+        <w:rPr>
+          <w:lang w:val="ru-RU"/>
+        </w:rPr>
+      </w:pPr>
+      <w:r>
+        <w:rPr>
+          <w:lang w:val="ru-RU"/>
+        </w:rPr>
         <w:lastRenderedPageBreak/>
-        <w:t>Основной поток:</w:t>
-      </w:r>
-    </w:p>
-    <w:p>
-      <w:pPr>
-        <w:ind w:firstLine="709"/>
-        <w:jc w:val="both"/>
-        <w:rPr>
-          <w:lang w:val="ru-RU"/>
-        </w:rPr>
-      </w:pPr>
-      <w:r>
-        <w:rPr>
-          <w:lang w:val="ru-RU"/>
-        </w:rPr>
-        <w:t xml:space="preserve">1. Пользователь нажимает </w:t>
-      </w:r>
-      <w:r>
-        <w:rPr>
-          <w:lang w:val="ru-RU"/>
-        </w:rPr>
-        <w:t>“</w:t>
-      </w:r>
-      <w:r>
-        <w:rPr>
-          <w:lang w:val="ru-RU"/>
-        </w:rPr>
-        <w:t>Добавить персону</w:t>
-      </w:r>
-      <w:r>
-        <w:rPr>
-          <w:lang w:val="ru-RU"/>
-        </w:rPr>
-        <w:t>”</w:t>
-      </w:r>
-      <w:r>
-        <w:rPr>
-          <w:lang w:val="ru-RU"/>
-        </w:rPr>
-        <w:t xml:space="preserve"> в навигации.</w:t>
-      </w:r>
-    </w:p>
-    <w:p>
-      <w:pPr>
-        <w:ind w:firstLine="709"/>
-        <w:jc w:val="both"/>
-        <w:rPr>
-          <w:lang w:val="ru-RU"/>
-        </w:rPr>
-      </w:pPr>
-      <w:r>
-        <w:rPr>
-          <w:lang w:val="ru-RU"/>
-        </w:rPr>
         <w:t>2. Система открывает экран с пустой формой.</w:t>
       </w:r>
     </w:p>
@@ -5479,46 +5464,46 @@
         <w:rPr>
           <w:lang w:val="ru-RU"/>
         </w:rPr>
+        <w:t xml:space="preserve">Альтернативный поток: пользователь нажимает </w:t>
+      </w:r>
+      <w:r>
+        <w:rPr>
+          <w:lang w:val="ru-RU"/>
+        </w:rPr>
+        <w:t>“</w:t>
+      </w:r>
+      <w:r>
+        <w:rPr>
+          <w:lang w:val="ru-RU"/>
+        </w:rPr>
+        <w:t>Отмена</w:t>
+      </w:r>
+      <w:r>
+        <w:rPr>
+          <w:lang w:val="ru-RU"/>
+        </w:rPr>
+        <w:t>”</w:t>
+      </w:r>
+      <w:r>
+        <w:rPr>
+          <w:lang w:val="ru-RU"/>
+        </w:rPr>
+        <w:t xml:space="preserve"> -- изменения не сохраняются.</w:t>
+      </w:r>
+    </w:p>
+    <w:p>
+      <w:pPr>
+        <w:ind w:firstLine="709"/>
+        <w:jc w:val="both"/>
+        <w:rPr>
+          <w:lang w:val="ru-RU"/>
+        </w:rPr>
+      </w:pPr>
+      <w:r>
+        <w:rPr>
+          <w:lang w:val="ru-RU"/>
+        </w:rPr>
         <w:lastRenderedPageBreak/>
-        <w:t xml:space="preserve">Альтернативный поток: пользователь нажимает </w:t>
-      </w:r>
-      <w:r>
-        <w:rPr>
-          <w:lang w:val="ru-RU"/>
-        </w:rPr>
-        <w:t>“</w:t>
-      </w:r>
-      <w:r>
-        <w:rPr>
-          <w:lang w:val="ru-RU"/>
-        </w:rPr>
-        <w:t>Отмена</w:t>
-      </w:r>
-      <w:r>
-        <w:rPr>
-          <w:lang w:val="ru-RU"/>
-        </w:rPr>
-        <w:t>”</w:t>
-      </w:r>
-      <w:r>
-        <w:rPr>
-          <w:lang w:val="ru-RU"/>
-        </w:rPr>
-        <w:t xml:space="preserve"> -- изменения не сохраняются.</w:t>
-      </w:r>
-    </w:p>
-    <w:p>
-      <w:pPr>
-        <w:ind w:firstLine="709"/>
-        <w:jc w:val="both"/>
-        <w:rPr>
-          <w:lang w:val="ru-RU"/>
-        </w:rPr>
-      </w:pPr>
-      <w:r>
-        <w:rPr>
-          <w:lang w:val="ru-RU"/>
-        </w:rPr>
         <w:t>Результат: данные персоны и/или её связи обновлены.</w:t>
       </w:r>
     </w:p>
@@ -5881,22 +5866,22 @@
         <w:rPr>
           <w:lang w:val="ru-RU"/>
         </w:rPr>
+        <w:t>Сценарии представления данных</w:t>
+      </w:r>
+    </w:p>
+    <w:p>
+      <w:pPr>
+        <w:ind w:firstLine="709"/>
+        <w:jc w:val="both"/>
+        <w:rPr>
+          <w:lang w:val="ru-RU"/>
+        </w:rPr>
+      </w:pPr>
+      <w:r>
+        <w:rPr>
+          <w:lang w:val="ru-RU"/>
+        </w:rPr>
         <w:lastRenderedPageBreak/>
-        <w:t>Сценарии представления данных</w:t>
-      </w:r>
-    </w:p>
-    <w:p>
-      <w:pPr>
-        <w:ind w:firstLine="709"/>
-        <w:jc w:val="both"/>
-        <w:rPr>
-          <w:lang w:val="ru-RU"/>
-        </w:rPr>
-      </w:pPr>
-      <w:r>
-        <w:rPr>
-          <w:lang w:val="ru-RU"/>
-        </w:rPr>
         <w:t>Визуализация в виде графа (</w:t>
       </w:r>
       <w:r>
@@ -6045,7 +6030,7 @@
         <w:rPr>
           <w:lang w:val="ru-RU"/>
         </w:rPr>
-        <w:t>-05) предусматривает построение диаграмм по выбранным пользователем параметрам. В текущей версии приложения данная страница реализована в виде заглушки.</w:t>
+        <w:t xml:space="preserve">-05) предусматривает построение диаграмм по выбранным пользователем параметрам. </w:t>
       </w:r>
     </w:p>
     <w:p>
@@ -6110,14 +6095,69 @@
         <w:rPr>
           <w:lang w:val="ru-RU"/>
         </w:rPr>
-        <w:t xml:space="preserve">. Экспортируемый файл содержит два раздела: все персоны со всеми </w:t>
-      </w:r>
+        <w:t>. Экспортируемый файл содержит два раздела: все персоны со всеми атрибутами и все связи между ними. Экспортированный файл может быть использован для резервного копирования или для загрузки в другой экземпляр приложения.</w:t>
+      </w:r>
+    </w:p>
+    <w:p>
+      <w:pPr>
+        <w:pStyle w:val="2"/>
+        <w:rPr>
+          <w:lang w:val="ru-RU"/>
+        </w:rPr>
+      </w:pPr>
       <w:r>
         <w:rPr>
           <w:lang w:val="ru-RU"/>
         </w:rPr>
         <w:lastRenderedPageBreak/>
-        <w:t>атрибутами и все связи между ними. Экспортированный файл может быть использован для резервного копирования или для загрузки в другой экземпляр приложения.</w:t>
+        <w:t>Вывод о преобладающих операциях</w:t>
+      </w:r>
+    </w:p>
+    <w:p>
+      <w:pPr>
+        <w:ind w:firstLine="709"/>
+        <w:jc w:val="both"/>
+        <w:rPr>
+          <w:lang w:val="ru-RU"/>
+        </w:rPr>
+      </w:pPr>
+      <w:r>
+        <w:rPr>
+          <w:lang w:val="ru-RU"/>
+        </w:rPr>
+        <w:t xml:space="preserve">В данном приложении операции чтения значительно преобладают над операциями записи. Основные сценарии использования (просмотр графа, поиск персон, просмотр карточек, статистика) являются операциями чтения. Операции записи (добавление, редактирование и удаление персон, импорт данных) выполняются значительно реже. </w:t>
+      </w:r>
+      <w:proofErr w:type="spellStart"/>
+      <w:r>
+        <w:rPr>
+          <w:lang w:val="ru-RU"/>
+        </w:rPr>
+        <w:t>Графовая</w:t>
+      </w:r>
+      <w:proofErr w:type="spellEnd"/>
+      <w:r>
+        <w:rPr>
+          <w:lang w:val="ru-RU"/>
+        </w:rPr>
+        <w:t xml:space="preserve"> СУБД </w:t>
+      </w:r>
+      <w:r>
+        <w:t>Neo</w:t>
+      </w:r>
+      <w:r>
+        <w:rPr>
+          <w:lang w:val="ru-RU"/>
+        </w:rPr>
+        <w:t>4</w:t>
+      </w:r>
+      <w:r>
+        <w:t>j</w:t>
+      </w:r>
+      <w:r>
+        <w:rPr>
+          <w:lang w:val="ru-RU"/>
+        </w:rPr>
+        <w:t xml:space="preserve"> оптимальна для данного профиля нагрузки, поскольку обеспечивает высокую производительность при обходе связей -- ключевой операции для визуализации родословного дерева.</w:t>
       </w:r>
     </w:p>
     <w:p>
@@ -6131,188 +6171,139 @@
         <w:rPr>
           <w:lang w:val="ru-RU"/>
         </w:rPr>
-        <w:t>Вывод о преобладающих операциях</w:t>
-      </w:r>
-    </w:p>
-    <w:p>
-      <w:pPr>
-        <w:ind w:firstLine="709"/>
-        <w:jc w:val="both"/>
-        <w:rPr>
-          <w:lang w:val="ru-RU"/>
-        </w:rPr>
-      </w:pPr>
-      <w:r>
-        <w:rPr>
-          <w:lang w:val="ru-RU"/>
-        </w:rPr>
-        <w:t xml:space="preserve">В данном приложении операции чтения значительно преобладают над операциями записи. Основные сценарии использования (просмотр графа, поиск персон, просмотр карточек, статистика) являются операциями чтения. Операции записи (добавление, редактирование и удаление персон, импорт данных) выполняются значительно реже. </w:t>
+        <w:t xml:space="preserve">2.1. Макет </w:t>
+      </w:r>
+      <w:r>
+        <w:t>UI</w:t>
+      </w:r>
+    </w:p>
+    <w:p>
+      <w:pPr>
+        <w:ind w:firstLine="709"/>
+        <w:jc w:val="both"/>
+        <w:rPr>
+          <w:lang w:val="ru-RU"/>
+        </w:rPr>
+      </w:pPr>
+      <w:r>
+        <w:rPr>
+          <w:lang w:val="ru-RU"/>
+        </w:rPr>
+        <w:t xml:space="preserve">Макет пользовательского интерфейса приложения доступен </w:t>
+      </w:r>
+      <w:proofErr w:type="gramStart"/>
+      <w:r>
+        <w:rPr>
+          <w:lang w:val="ru-RU"/>
+        </w:rPr>
+        <w:t>в вики</w:t>
+      </w:r>
+      <w:proofErr w:type="gramEnd"/>
+      <w:r>
+        <w:rPr>
+          <w:lang w:val="ru-RU"/>
+        </w:rPr>
+        <w:t xml:space="preserve"> </w:t>
       </w:r>
       <w:proofErr w:type="spellStart"/>
       <w:r>
         <w:rPr>
           <w:lang w:val="ru-RU"/>
         </w:rPr>
-        <w:t>Графовая</w:t>
+        <w:t>репозитория</w:t>
       </w:r>
       <w:proofErr w:type="spellEnd"/>
       <w:r>
         <w:rPr>
           <w:lang w:val="ru-RU"/>
         </w:rPr>
-        <w:t xml:space="preserve"> СУБД </w:t>
-      </w:r>
-      <w:r>
-        <w:t>Neo</w:t>
-      </w:r>
-      <w:r>
-        <w:rPr>
-          <w:lang w:val="ru-RU"/>
-        </w:rPr>
-        <w:t>4</w:t>
-      </w:r>
-      <w:r>
-        <w:t>j</w:t>
-      </w:r>
-      <w:r>
-        <w:rPr>
-          <w:lang w:val="ru-RU"/>
-        </w:rPr>
-        <w:t xml:space="preserve"> оптимальна для данного профиля нагрузки, поскольку обеспечивает высокую производительность при обходе связей -- ключевой операции для визуализации родословного дерева.</w:t>
-      </w:r>
-    </w:p>
-    <w:p>
-      <w:pPr>
-        <w:pStyle w:val="2"/>
-        <w:rPr>
-          <w:lang w:val="ru-RU"/>
-        </w:rPr>
-      </w:pPr>
-      <w:r>
-        <w:rPr>
-          <w:lang w:val="ru-RU"/>
-        </w:rPr>
-        <w:t xml:space="preserve">2.1. Макет </w:t>
-      </w:r>
-      <w:r>
-        <w:t>UI</w:t>
-      </w:r>
-    </w:p>
-    <w:p>
-      <w:pPr>
-        <w:ind w:firstLine="709"/>
-        <w:jc w:val="both"/>
-        <w:rPr>
-          <w:lang w:val="ru-RU"/>
-        </w:rPr>
-      </w:pPr>
-      <w:r>
-        <w:rPr>
-          <w:lang w:val="ru-RU"/>
-        </w:rPr>
-        <w:t xml:space="preserve">Макет пользовательского интерфейса приложения доступен </w:t>
-      </w:r>
-      <w:proofErr w:type="gramStart"/>
-      <w:r>
-        <w:rPr>
-          <w:lang w:val="ru-RU"/>
-        </w:rPr>
-        <w:t>в вики</w:t>
-      </w:r>
-      <w:proofErr w:type="gramEnd"/>
-      <w:r>
-        <w:rPr>
-          <w:lang w:val="ru-RU"/>
-        </w:rPr>
-        <w:t xml:space="preserve"> </w:t>
+        <w:t xml:space="preserve"> проекта. Приложение содержит шесть основных страниц, доступных через верхнюю навигационную панель:</w:t>
+      </w:r>
+    </w:p>
+    <w:p>
+      <w:pPr>
+        <w:ind w:firstLine="709"/>
+        <w:jc w:val="both"/>
+        <w:rPr>
+          <w:lang w:val="ru-RU"/>
+        </w:rPr>
+      </w:pPr>
+      <w:r>
+        <w:rPr>
+          <w:lang w:val="ru-RU"/>
+        </w:rPr>
+        <w:t>1) Главная -- общая статистика по династии и список последних добавленных персон.</w:t>
+      </w:r>
+    </w:p>
+    <w:p>
+      <w:pPr>
+        <w:ind w:firstLine="709"/>
+        <w:jc w:val="both"/>
+        <w:rPr>
+          <w:lang w:val="ru-RU"/>
+        </w:rPr>
+      </w:pPr>
+      <w:r>
+        <w:rPr>
+          <w:lang w:val="ru-RU"/>
+        </w:rPr>
+        <w:t>2) Поиск -- форма фильтрации и таблица результатов поиска.</w:t>
+      </w:r>
+    </w:p>
+    <w:p>
+      <w:pPr>
+        <w:ind w:firstLine="709"/>
+        <w:jc w:val="both"/>
+        <w:rPr>
+          <w:lang w:val="ru-RU"/>
+        </w:rPr>
+      </w:pPr>
+      <w:r>
+        <w:rPr>
+          <w:lang w:val="ru-RU"/>
+        </w:rPr>
+        <w:t>3) Граф -- интерактивная визуализация родословного дерева.</w:t>
+      </w:r>
+    </w:p>
+    <w:p>
+      <w:pPr>
+        <w:ind w:firstLine="709"/>
+        <w:jc w:val="both"/>
+        <w:rPr>
+          <w:lang w:val="ru-RU"/>
+        </w:rPr>
+      </w:pPr>
+      <w:r>
+        <w:rPr>
+          <w:lang w:val="ru-RU"/>
+        </w:rPr>
+        <w:t xml:space="preserve">4) Статистика -- страница </w:t>
       </w:r>
       <w:proofErr w:type="spellStart"/>
       <w:r>
         <w:rPr>
           <w:lang w:val="ru-RU"/>
         </w:rPr>
-        <w:t>репозитория</w:t>
+        <w:t>касто</w:t>
+      </w:r>
+      <w:r>
+        <w:rPr>
+          <w:lang w:val="ru-RU"/>
+        </w:rPr>
+        <w:t>мизируемой</w:t>
       </w:r>
       <w:proofErr w:type="spellEnd"/>
       <w:r>
         <w:rPr>
           <w:lang w:val="ru-RU"/>
         </w:rPr>
-        <w:t xml:space="preserve"> проекта. Приложение содержит шесть основных страниц, доступных через верхнюю навигационную панель:</w:t>
-      </w:r>
-    </w:p>
-    <w:p>
-      <w:pPr>
-        <w:ind w:firstLine="709"/>
-        <w:jc w:val="both"/>
-        <w:rPr>
-          <w:lang w:val="ru-RU"/>
-        </w:rPr>
-      </w:pPr>
-      <w:r>
-        <w:rPr>
-          <w:lang w:val="ru-RU"/>
-        </w:rPr>
-        <w:t>1) Главная -- общая статистика по династии и список последних добавленных персон.</w:t>
-      </w:r>
-    </w:p>
-    <w:p>
-      <w:pPr>
-        <w:ind w:firstLine="709"/>
-        <w:jc w:val="both"/>
-        <w:rPr>
-          <w:lang w:val="ru-RU"/>
-        </w:rPr>
-      </w:pPr>
-      <w:r>
-        <w:rPr>
-          <w:lang w:val="ru-RU"/>
-        </w:rPr>
-        <w:t>2) Поиск -- форма фильтрации и таблица результатов поиска.</w:t>
-      </w:r>
-    </w:p>
-    <w:p>
-      <w:pPr>
-        <w:ind w:firstLine="709"/>
-        <w:jc w:val="both"/>
-        <w:rPr>
-          <w:lang w:val="ru-RU"/>
-        </w:rPr>
-      </w:pPr>
-      <w:r>
-        <w:rPr>
-          <w:lang w:val="ru-RU"/>
-        </w:rPr>
-        <w:t>3) Граф -- интерактивная визуализация родословного дерева.</w:t>
-      </w:r>
-    </w:p>
-    <w:p>
-      <w:pPr>
-        <w:ind w:firstLine="709"/>
-        <w:jc w:val="both"/>
-        <w:rPr>
-          <w:lang w:val="ru-RU"/>
-        </w:rPr>
-      </w:pPr>
-      <w:r>
-        <w:rPr>
-          <w:lang w:val="ru-RU"/>
-        </w:rPr>
-        <w:t xml:space="preserve">4) Статистика -- страница </w:t>
-      </w:r>
-      <w:proofErr w:type="spellStart"/>
-      <w:r>
-        <w:rPr>
-          <w:lang w:val="ru-RU"/>
-        </w:rPr>
-        <w:t>кастомизируемой</w:t>
-      </w:r>
-      <w:proofErr w:type="spellEnd"/>
-      <w:r>
-        <w:rPr>
-          <w:lang w:val="ru-RU"/>
-        </w:rPr>
-        <w:t xml:space="preserve"> статистики (заглушка).</w:t>
+        <w:t xml:space="preserve"> статистики</w:t>
+      </w:r>
+      <w:r>
+        <w:rPr>
+          <w:lang w:val="ru-RU"/>
+        </w:rPr>
+        <w:t>.</w:t>
       </w:r>
     </w:p>
     <w:p>
@@ -12417,6 +12408,7 @@
     <w:p>
       <w:pPr>
         <w:pStyle w:val="3"/>
+        <w:ind w:left="720" w:hanging="720"/>
         <w:rPr>
           <w:lang w:val="ru-RU"/>
         </w:rPr>
@@ -17031,7 +17023,13 @@
         <w:rPr>
           <w:lang w:val="ru-RU"/>
         </w:rPr>
-        <w:t>-05 (</w:t>
+        <w:t>-</w:t>
+      </w:r>
+      <w:r>
+        <w:rPr>
+          <w:lang w:val="ru-RU"/>
+        </w:rPr>
+        <w:t>05 (</w:t>
       </w:r>
       <w:proofErr w:type="spellStart"/>
       <w:r>
@@ -17045,7 +17043,7 @@
         <w:rPr>
           <w:lang w:val="ru-RU"/>
         </w:rPr>
-        <w:t xml:space="preserve"> статистика) реализован в виде страницы-заглушки.</w:t>
+        <w:t xml:space="preserve"> статистика).</w:t>
       </w:r>
     </w:p>
     <w:p>
@@ -17104,102 +17102,102 @@
         <w:rPr>
           <w:lang w:val="ru-RU"/>
         </w:rPr>
-        <w:t xml:space="preserve">1) Сценарий </w:t>
-      </w:r>
-      <w:r>
-        <w:t>UC</w:t>
-      </w:r>
-      <w:r>
-        <w:rPr>
-          <w:lang w:val="ru-RU"/>
-        </w:rPr>
-        <w:t>-05 (</w:t>
+        <w:t>1</w:t>
+      </w:r>
+      <w:r>
+        <w:rPr>
+          <w:lang w:val="ru-RU"/>
+        </w:rPr>
+        <w:t>) Отсутствует серверная пагинация в результатах поиска, что может привести к проблемам производительности при большом объёме данных.</w:t>
+      </w:r>
+    </w:p>
+    <w:p>
+      <w:pPr>
+        <w:ind w:firstLine="709"/>
+        <w:jc w:val="both"/>
+        <w:rPr>
+          <w:lang w:val="ru-RU"/>
+        </w:rPr>
+      </w:pPr>
+      <w:r>
+        <w:rPr>
+          <w:lang w:val="ru-RU"/>
+        </w:rPr>
+        <w:t>2</w:t>
+      </w:r>
+      <w:r>
+        <w:rPr>
+          <w:lang w:val="ru-RU"/>
+        </w:rPr>
+        <w:t>) Отсутствует механизм аутентификации и авторизации пользователей.</w:t>
+      </w:r>
+    </w:p>
+    <w:p>
+      <w:pPr>
+        <w:ind w:firstLine="709"/>
+        <w:jc w:val="both"/>
+        <w:rPr>
+          <w:lang w:val="ru-RU"/>
+        </w:rPr>
+      </w:pPr>
+      <w:r>
+        <w:rPr>
+          <w:lang w:val="ru-RU"/>
+        </w:rPr>
+        <w:t>3</w:t>
+      </w:r>
+      <w:r>
+        <w:rPr>
+          <w:lang w:val="ru-RU"/>
+        </w:rPr>
+        <w:t xml:space="preserve">) Визуализация графа реализована на </w:t>
+      </w:r>
+      <w:r>
+        <w:t>Canvas</w:t>
+      </w:r>
+      <w:r>
+        <w:rPr>
+          <w:lang w:val="ru-RU"/>
+        </w:rPr>
+        <w:t xml:space="preserve"> </w:t>
+      </w:r>
+      <w:r>
+        <w:t>API</w:t>
+      </w:r>
+      <w:r>
+        <w:rPr>
+          <w:lang w:val="ru-RU"/>
+        </w:rPr>
+        <w:t xml:space="preserve"> вручную; использование специализированных библиотек (</w:t>
+      </w:r>
+      <w:r>
+        <w:t>vis</w:t>
+      </w:r>
+      <w:r>
+        <w:rPr>
+          <w:lang w:val="ru-RU"/>
+        </w:rPr>
+        <w:t>.</w:t>
       </w:r>
       <w:proofErr w:type="spellStart"/>
       <w:r>
-        <w:rPr>
-          <w:lang w:val="ru-RU"/>
-        </w:rPr>
-        <w:t>кастомизируемая</w:t>
+        <w:t>js</w:t>
       </w:r>
       <w:proofErr w:type="spellEnd"/>
       <w:r>
         <w:rPr>
           <w:lang w:val="ru-RU"/>
         </w:rPr>
-        <w:t xml:space="preserve"> статистика с построением диаграмм) не полностью реализован.</w:t>
-      </w:r>
-    </w:p>
-    <w:p>
-      <w:pPr>
-        <w:ind w:firstLine="709"/>
-        <w:jc w:val="both"/>
-        <w:rPr>
-          <w:lang w:val="ru-RU"/>
-        </w:rPr>
-      </w:pPr>
-      <w:r>
-        <w:rPr>
-          <w:lang w:val="ru-RU"/>
-        </w:rPr>
-        <w:t>2) Отсутствует серверная пагинация в результатах поиска, что может привести к проблемам производительности при большом объёме данных.</w:t>
-      </w:r>
-    </w:p>
-    <w:p>
-      <w:pPr>
-        <w:ind w:firstLine="709"/>
-        <w:jc w:val="both"/>
-        <w:rPr>
-          <w:lang w:val="ru-RU"/>
-        </w:rPr>
-      </w:pPr>
-      <w:r>
-        <w:rPr>
-          <w:lang w:val="ru-RU"/>
-        </w:rPr>
-        <w:t>3) Отсутствует механизм аутентификации и авторизации пользователей.</w:t>
-      </w:r>
-    </w:p>
-    <w:p>
-      <w:pPr>
-        <w:ind w:firstLine="709"/>
-        <w:jc w:val="both"/>
-        <w:rPr>
-          <w:lang w:val="ru-RU"/>
-        </w:rPr>
-      </w:pPr>
-      <w:r>
-        <w:rPr>
-          <w:lang w:val="ru-RU"/>
-        </w:rPr>
-        <w:t xml:space="preserve">4) Визуализация графа реализована на </w:t>
-      </w:r>
-      <w:r>
-        <w:t>Canvas</w:t>
-      </w:r>
-      <w:r>
-        <w:rPr>
-          <w:lang w:val="ru-RU"/>
-        </w:rPr>
-        <w:t xml:space="preserve"> </w:t>
-      </w:r>
-      <w:r>
-        <w:t>API</w:t>
-      </w:r>
-      <w:r>
-        <w:rPr>
-          <w:lang w:val="ru-RU"/>
-        </w:rPr>
-        <w:t xml:space="preserve"> вручную; использование специализированных библиотек (</w:t>
-      </w:r>
-      <w:r>
-        <w:t>vis</w:t>
-      </w:r>
-      <w:r>
-        <w:rPr>
-          <w:lang w:val="ru-RU"/>
-        </w:rPr>
-        <w:t>.</w:t>
+        <w:t xml:space="preserve">, </w:t>
+      </w:r>
+      <w:r>
+        <w:t>d</w:t>
+      </w:r>
+      <w:r>
+        <w:rPr>
+          <w:lang w:val="ru-RU"/>
+        </w:rPr>
+        <w:t>3.</w:t>
       </w:r>
       <w:proofErr w:type="spellStart"/>
       <w:r>
@@ -17210,26 +17208,6 @@
         <w:rPr>
           <w:lang w:val="ru-RU"/>
         </w:rPr>
-        <w:t xml:space="preserve">, </w:t>
-      </w:r>
-      <w:r>
-        <w:t>d</w:t>
-      </w:r>
-      <w:r>
-        <w:rPr>
-          <w:lang w:val="ru-RU"/>
-        </w:rPr>
-        <w:t>3.</w:t>
-      </w:r>
-      <w:proofErr w:type="spellStart"/>
-      <w:r>
-        <w:t>js</w:t>
-      </w:r>
-      <w:proofErr w:type="spellEnd"/>
-      <w:r>
-        <w:rPr>
-          <w:lang w:val="ru-RU"/>
-        </w:rPr>
         <w:t>) позволило бы улучшить алгоритм раскладки и интерактивность.</w:t>
       </w:r>
     </w:p>
@@ -17246,6 +17224,9 @@
       <w:pPr>
         <w:ind w:firstLine="709"/>
         <w:jc w:val="both"/>
+        <w:rPr>
+          <w:lang w:val="ru-RU"/>
+        </w:rPr>
       </w:pPr>
     </w:p>
     <w:p>
@@ -17259,37 +17240,37 @@
         <w:rPr>
           <w:lang w:val="ru-RU"/>
         </w:rPr>
+        <w:t>5.3. Будущее развитие решения</w:t>
+      </w:r>
+    </w:p>
+    <w:p>
+      <w:pPr>
+        <w:ind w:firstLine="709"/>
+        <w:jc w:val="both"/>
+        <w:rPr>
+          <w:lang w:val="ru-RU"/>
+        </w:rPr>
+      </w:pPr>
+      <w:r>
+        <w:rPr>
+          <w:lang w:val="ru-RU"/>
+        </w:rPr>
+        <w:t>Для дальнейшего развития приложения предлагаются следующие направления:</w:t>
+      </w:r>
+    </w:p>
+    <w:p>
+      <w:pPr>
+        <w:ind w:firstLine="709"/>
+        <w:jc w:val="both"/>
+        <w:rPr>
+          <w:lang w:val="ru-RU"/>
+        </w:rPr>
+      </w:pPr>
+      <w:r>
+        <w:rPr>
+          <w:lang w:val="ru-RU"/>
+        </w:rPr>
         <w:lastRenderedPageBreak/>
-        <w:t>5.3. Будущее развитие решения</w:t>
-      </w:r>
-    </w:p>
-    <w:p>
-      <w:pPr>
-        <w:ind w:firstLine="709"/>
-        <w:jc w:val="both"/>
-        <w:rPr>
-          <w:lang w:val="ru-RU"/>
-        </w:rPr>
-      </w:pPr>
-      <w:r>
-        <w:rPr>
-          <w:lang w:val="ru-RU"/>
-        </w:rPr>
-        <w:t>Для дальнейшего развития приложения предлагаются следующие направления:</w:t>
-      </w:r>
-    </w:p>
-    <w:p>
-      <w:pPr>
-        <w:ind w:firstLine="709"/>
-        <w:jc w:val="both"/>
-        <w:rPr>
-          <w:lang w:val="ru-RU"/>
-        </w:rPr>
-      </w:pPr>
-      <w:r>
-        <w:rPr>
-          <w:lang w:val="ru-RU"/>
-        </w:rPr>
         <w:t>1) Полная реализация страницы статистики (</w:t>
       </w:r>
       <w:r>
@@ -18416,7 +18397,7 @@
       </w:pPr>
       <w:r>
         <w:rPr>
-          <w:lang w:val="ru-RU"/>
+          <w:noProof/>
         </w:rPr>
         <w:drawing>
           <wp:anchor distT="0" distB="0" distL="114300" distR="114300" simplePos="0" relativeHeight="251658240" behindDoc="0" locked="0" layoutInCell="1" allowOverlap="1">
@@ -18569,7 +18550,7 @@
       </w:pPr>
       <w:r>
         <w:rPr>
-          <w:lang w:val="ru-RU"/>
+          <w:noProof/>
         </w:rPr>
         <w:lastRenderedPageBreak/>
         <w:drawing>
@@ -18633,28 +18614,7 @@
           <w:i/>
           <w:lang w:val="ru-RU"/>
         </w:rPr>
-        <w:t xml:space="preserve">Рисунок </w:t>
-      </w:r>
-      <w:r>
-        <w:rPr>
-          <w:i/>
-          <w:lang w:val="ru-RU"/>
-        </w:rPr>
-        <w:t>2</w:t>
-      </w:r>
-      <w:r>
-        <w:rPr>
-          <w:i/>
-          <w:lang w:val="ru-RU"/>
-        </w:rPr>
-        <w:t xml:space="preserve">. </w:t>
-      </w:r>
-      <w:r>
-        <w:rPr>
-          <w:i/>
-          <w:lang w:val="ru-RU"/>
-        </w:rPr>
-        <w:t>Страница поиска</w:t>
+        <w:t>Рисунок 2. Страница поиска</w:t>
       </w:r>
     </w:p>
     <w:p>
@@ -18690,7 +18650,7 @@
       </w:pPr>
       <w:r>
         <w:rPr>
-          <w:lang w:val="ru-RU"/>
+          <w:noProof/>
         </w:rPr>
         <w:drawing>
           <wp:anchor distT="0" distB="0" distL="114300" distR="114300" simplePos="0" relativeHeight="251672576" behindDoc="0" locked="0" layoutInCell="1" allowOverlap="1">
@@ -18848,7 +18808,7 @@
       </w:pPr>
       <w:r>
         <w:rPr>
-          <w:lang w:val="ru-RU"/>
+          <w:noProof/>
         </w:rPr>
         <w:drawing>
           <wp:anchor distT="0" distB="0" distL="114300" distR="114300" simplePos="0" relativeHeight="251673600" behindDoc="0" locked="0" layoutInCell="1" allowOverlap="1">
@@ -19183,7 +19143,7 @@
       </w:pPr>
       <w:r>
         <w:rPr>
-          <w:lang w:val="ru-RU"/>
+          <w:noProof/>
         </w:rPr>
         <w:lastRenderedPageBreak/>
         <w:drawing>
@@ -19270,6 +19230,7 @@
       <w:r>
         <w:rPr>
           <w:i/>
+          <w:lang w:val="ru-RU"/>
         </w:rPr>
         <w:t>/</w:t>
       </w:r>
@@ -19314,7 +19275,7 @@
       </w:pPr>
       <w:r>
         <w:rPr>
-          <w:lang w:val="ru-RU"/>
+          <w:noProof/>
         </w:rPr>
         <w:drawing>
           <wp:anchor distT="0" distB="0" distL="114300" distR="114300" simplePos="0" relativeHeight="251675648" behindDoc="0" locked="0" layoutInCell="1" allowOverlap="1">
@@ -19533,7 +19494,7 @@
       </w:pPr>
       <w:r>
         <w:rPr>
-          <w:lang w:val="ru-RU"/>
+          <w:noProof/>
         </w:rPr>
         <w:drawing>
           <wp:anchor distT="0" distB="0" distL="114300" distR="114300" simplePos="0" relativeHeight="251676672" behindDoc="0" locked="0" layoutInCell="1" allowOverlap="1">
@@ -19687,12 +19648,144 @@
     </w:p>
     <w:p>
       <w:pPr>
-        <w:ind w:firstLine="709"/>
-        <w:jc w:val="both"/>
-        <w:rPr>
-          <w:lang w:val="ru-RU"/>
-        </w:rPr>
-      </w:pPr>
+        <w:pStyle w:val="2"/>
+        <w:rPr>
+          <w:lang w:val="ru-RU"/>
+        </w:rPr>
+      </w:pPr>
+      <w:r>
+        <w:rPr>
+          <w:lang w:val="ru-RU"/>
+        </w:rPr>
+        <w:t>Статистика</w:t>
+      </w:r>
+    </w:p>
+    <w:p>
+      <w:pPr>
+        <w:pStyle w:val="2"/>
+        <w:rPr>
+          <w:b w:val="0"/>
+          <w:lang w:val="ru-RU"/>
+        </w:rPr>
+      </w:pPr>
+      <w:r>
+        <w:rPr>
+          <w:b w:val="0"/>
+          <w:noProof/>
+          <w:lang w:val="ru-RU"/>
+        </w:rPr>
+        <w:t>Страница кастомизируемой статистики</w:t>
+      </w:r>
+      <w:r>
+        <w:rPr>
+          <w:b w:val="0"/>
+          <w:lang w:val="ru-RU"/>
+        </w:rPr>
+        <w:t xml:space="preserve"> (Рис. 8), на которой через задания фильтра на подмножества данных: страна, пол, период жизни от / до и выбора оси </w:t>
+      </w:r>
+      <w:r>
+        <w:rPr>
+          <w:b w:val="0"/>
+        </w:rPr>
+        <w:t>X</w:t>
+      </w:r>
+      <w:r>
+        <w:rPr>
+          <w:b w:val="0"/>
+          <w:lang w:val="ru-RU"/>
+        </w:rPr>
+        <w:t>/</w:t>
+      </w:r>
+      <w:r>
+        <w:rPr>
+          <w:b w:val="0"/>
+        </w:rPr>
+        <w:t>Y</w:t>
+      </w:r>
+      <w:r>
+        <w:rPr>
+          <w:b w:val="0"/>
+          <w:lang w:val="ru-RU"/>
+        </w:rPr>
+        <w:t>, система сортирует данные на сервере и отображает график с подписями осей и титулом при наведении на столбец.</w:t>
+      </w:r>
+    </w:p>
+    <w:p>
+      <w:pPr>
+        <w:pStyle w:val="2"/>
+        <w:rPr>
+          <w:noProof/>
+        </w:rPr>
+      </w:pPr>
+    </w:p>
+    <w:p>
+      <w:pPr>
+        <w:pStyle w:val="2"/>
+        <w:rPr>
+          <w:noProof/>
+        </w:rPr>
+      </w:pPr>
+    </w:p>
+    <w:p>
+      <w:pPr>
+        <w:pStyle w:val="2"/>
+        <w:rPr>
+          <w:noProof/>
+        </w:rPr>
+      </w:pPr>
+    </w:p>
+    <w:p>
+      <w:pPr>
+        <w:pStyle w:val="2"/>
+        <w:rPr>
+          <w:b w:val="0"/>
+          <w:lang w:val="ru-RU"/>
+        </w:rPr>
+      </w:pPr>
+    </w:p>
+    <w:p>
+      <w:pPr>
+        <w:pStyle w:val="2"/>
+        <w:jc w:val="center"/>
+        <w:rPr>
+          <w:b w:val="0"/>
+          <w:i/>
+          <w:lang w:val="ru-RU"/>
+        </w:rPr>
+      </w:pPr>
+      <w:r>
+        <w:rPr>
+          <w:b w:val="0"/>
+          <w:i/>
+          <w:lang w:val="ru-RU"/>
+        </w:rPr>
+        <w:lastRenderedPageBreak/>
+        <w:t xml:space="preserve">Рисунок </w:t>
+      </w:r>
+      <w:r>
+        <w:rPr>
+          <w:b w:val="0"/>
+          <w:i/>
+          <w:lang w:val="ru-RU"/>
+        </w:rPr>
+        <w:t>8</w:t>
+      </w:r>
+      <w:r>
+        <w:rPr>
+          <w:b w:val="0"/>
+          <w:i/>
+          <w:lang w:val="ru-RU"/>
+        </w:rPr>
+        <w:t xml:space="preserve">. </w:t>
+      </w:r>
+      <w:r>
+        <w:rPr>
+          <w:b w:val="0"/>
+          <w:i/>
+          <w:lang w:val="ru-RU"/>
+        </w:rPr>
+        <w:t>Статистика</w:t>
+      </w:r>
     </w:p>
     <w:p>
       <w:pPr>
@@ -20355,7 +20448,7 @@
         <w:sz w:val="24"/>
         <w:szCs w:val="24"/>
       </w:rPr>
-      <w:t>7</w:t>
+      <w:t>21</w:t>
     </w:r>
     <w:r>
       <w:rPr>
@@ -20893,7 +20986,7 @@
   <w:style w:type="paragraph" w:default="1" w:styleId="a">
     <w:name w:val="Normal"/>
     <w:qFormat/>
-    <w:rsid w:val="004A56B7"/>
+    <w:rsid w:val="00D52DA6"/>
   </w:style>
   <w:style w:type="paragraph" w:styleId="1">
     <w:name w:val="heading 1"/>

--- a/report.docx
+++ b/report.docx
@@ -1,6 +1,6 @@
 
 <file path=word/document.xml><?xml version="1.0" encoding="utf-8"?>
-<w:document xmlns:wpc="http://schemas.microsoft.com/office/word/2010/wordprocessingCanvas" xmlns:mc="http://schemas.openxmlformats.org/markup-compatibility/2006" xmlns:o="urn:schemas-microsoft-com:office:office" xmlns:r="http://schemas.openxmlformats.org/officeDocument/2006/relationships" xmlns:m="http://schemas.openxmlformats.org/officeDocument/2006/math" xmlns:v="urn:schemas-microsoft-com:vml" xmlns:wp14="http://schemas.microsoft.com/office/word/2010/wordprocessingDrawing" xmlns:wp="http://schemas.openxmlformats.org/drawingml/2006/wordprocessingDrawing" xmlns:w10="urn:schemas-microsoft-com:office:word" xmlns:w="http://schemas.openxmlformats.org/wordprocessingml/2006/main" xmlns:w14="http://schemas.microsoft.com/office/word/2010/wordml" xmlns:w15="http://schemas.microsoft.com/office/word/2012/wordml" xmlns:wpg="http://schemas.microsoft.com/office/word/2010/wordprocessingGroup" xmlns:wpi="http://schemas.microsoft.com/office/word/2010/wordprocessingInk" xmlns:wne="http://schemas.microsoft.com/office/word/2006/wordml" xmlns:wps="http://schemas.microsoft.com/office/word/2010/wordprocessingShape" mc:Ignorable="w14 w15 wp14">
+<w:document xmlns:wpc="http://schemas.microsoft.com/office/word/2010/wordprocessingCanvas" xmlns:cx="http://schemas.microsoft.com/office/drawing/2014/chartex" xmlns:cx1="http://schemas.microsoft.com/office/drawing/2015/9/8/chartex" xmlns:mc="http://schemas.openxmlformats.org/markup-compatibility/2006" xmlns:o="urn:schemas-microsoft-com:office:office" xmlns:r="http://schemas.openxmlformats.org/officeDocument/2006/relationships" xmlns:m="http://schemas.openxmlformats.org/officeDocument/2006/math" xmlns:v="urn:schemas-microsoft-com:vml" xmlns:wp14="http://schemas.microsoft.com/office/word/2010/wordprocessingDrawing" xmlns:wp="http://schemas.openxmlformats.org/drawingml/2006/wordprocessingDrawing" xmlns:w10="urn:schemas-microsoft-com:office:word" xmlns:w="http://schemas.openxmlformats.org/wordprocessingml/2006/main" xmlns:w14="http://schemas.microsoft.com/office/word/2010/wordml" xmlns:w15="http://schemas.microsoft.com/office/word/2012/wordml" xmlns:w16se="http://schemas.microsoft.com/office/word/2015/wordml/symex" xmlns:wpg="http://schemas.microsoft.com/office/word/2010/wordprocessingGroup" xmlns:wpi="http://schemas.microsoft.com/office/word/2010/wordprocessingInk" xmlns:wne="http://schemas.microsoft.com/office/word/2006/wordml" xmlns:wps="http://schemas.microsoft.com/office/word/2010/wordprocessingShape" mc:Ignorable="w14 w15 w16se wp14">
   <w:body>
     <w:p>
       <w:pPr>
@@ -2298,8 +2298,6 @@
         </w:rPr>
         <w:t>37</w:t>
       </w:r>
-      <w:bookmarkStart w:id="0" w:name="_GoBack"/>
-      <w:bookmarkEnd w:id="0"/>
     </w:p>
     <w:p>
       <w:pPr>
@@ -7240,8 +7238,17 @@
                 <w:sz w:val="24"/>
                 <w:szCs w:val="24"/>
               </w:rPr>
-              <w:t xml:space="preserve"> смерти</w:t>
-            </w:r>
+              <w:t xml:space="preserve"> </w:t>
+            </w:r>
+            <w:proofErr w:type="spellStart"/>
+            <w:r>
+              <w:rPr>
+                <w:sz w:val="24"/>
+                <w:szCs w:val="24"/>
+              </w:rPr>
+              <w:t>смерти</w:t>
+            </w:r>
+            <w:proofErr w:type="spellEnd"/>
           </w:p>
         </w:tc>
       </w:tr>
@@ -7787,29 +7794,47 @@
             <w:pPr>
               <w:spacing w:line="276" w:lineRule="auto"/>
             </w:pPr>
+            <w:proofErr w:type="spellStart"/>
             <w:r>
               <w:rPr>
                 <w:sz w:val="24"/>
                 <w:szCs w:val="24"/>
               </w:rPr>
-              <w:t xml:space="preserve">Дата </w:t>
-            </w:r>
-            <w:proofErr w:type="spellStart"/>
+              <w:t>Дата</w:t>
+            </w:r>
+            <w:proofErr w:type="spellEnd"/>
             <w:r>
               <w:rPr>
                 <w:sz w:val="24"/>
                 <w:szCs w:val="24"/>
               </w:rPr>
-              <w:t>создания</w:t>
-            </w:r>
-            <w:proofErr w:type="spellEnd"/>
+              <w:t xml:space="preserve"> </w:t>
+            </w:r>
+            <w:proofErr w:type="spellStart"/>
             <w:r>
               <w:rPr>
                 <w:sz w:val="24"/>
                 <w:szCs w:val="24"/>
               </w:rPr>
-              <w:t xml:space="preserve"> записи</w:t>
-            </w:r>
+              <w:t>создания</w:t>
+            </w:r>
+            <w:proofErr w:type="spellEnd"/>
+            <w:r>
+              <w:rPr>
+                <w:sz w:val="24"/>
+                <w:szCs w:val="24"/>
+              </w:rPr>
+              <w:t xml:space="preserve"> </w:t>
+            </w:r>
+            <w:proofErr w:type="spellStart"/>
+            <w:r>
+              <w:rPr>
+                <w:sz w:val="24"/>
+                <w:szCs w:val="24"/>
+              </w:rPr>
+              <w:t>записи</w:t>
+            </w:r>
+            <w:proofErr w:type="spellEnd"/>
           </w:p>
         </w:tc>
       </w:tr>
@@ -7895,12 +7920,21 @@
             <w:pPr>
               <w:spacing w:line="276" w:lineRule="auto"/>
             </w:pPr>
+            <w:proofErr w:type="spellStart"/>
             <w:r>
               <w:rPr>
                 <w:sz w:val="24"/>
                 <w:szCs w:val="24"/>
               </w:rPr>
-              <w:t xml:space="preserve">Дата </w:t>
+              <w:t>Дата</w:t>
+            </w:r>
+            <w:proofErr w:type="spellEnd"/>
+            <w:r>
+              <w:rPr>
+                <w:sz w:val="24"/>
+                <w:szCs w:val="24"/>
+              </w:rPr>
+              <w:t xml:space="preserve"> </w:t>
             </w:r>
             <w:proofErr w:type="spellStart"/>
             <w:r>
@@ -14075,7 +14109,7 @@
                 <w:sz w:val="24"/>
                 <w:szCs w:val="24"/>
               </w:rPr>
-              <w:t>кол</w:t>
+              <w:t>кол-во</w:t>
             </w:r>
             <w:proofErr w:type="spellEnd"/>
             <w:r>
@@ -14085,7 +14119,7 @@
                 <w:sz w:val="24"/>
                 <w:szCs w:val="24"/>
               </w:rPr>
-              <w:t xml:space="preserve">-во </w:t>
+              <w:t xml:space="preserve"> </w:t>
             </w:r>
             <w:proofErr w:type="spellStart"/>
             <w:r>
@@ -14138,7 +14172,7 @@
                 <w:sz w:val="24"/>
                 <w:szCs w:val="24"/>
               </w:rPr>
-              <w:t>кол</w:t>
+              <w:t>кол-во</w:t>
             </w:r>
             <w:proofErr w:type="spellEnd"/>
             <w:r>
@@ -14148,7 +14182,7 @@
                 <w:sz w:val="24"/>
                 <w:szCs w:val="24"/>
               </w:rPr>
-              <w:t xml:space="preserve">-во </w:t>
+              <w:t xml:space="preserve"> </w:t>
             </w:r>
             <w:proofErr w:type="spellStart"/>
             <w:r>
@@ -14777,7 +14811,23 @@
                 <w:sz w:val="24"/>
                 <w:szCs w:val="24"/>
               </w:rPr>
-              <w:t xml:space="preserve"> на </w:t>
+              <w:t xml:space="preserve"> </w:t>
+            </w:r>
+            <w:proofErr w:type="spellStart"/>
+            <w:r>
+              <w:rPr>
+                <w:sz w:val="24"/>
+                <w:szCs w:val="24"/>
+              </w:rPr>
+              <w:t>на</w:t>
+            </w:r>
+            <w:proofErr w:type="spellEnd"/>
+            <w:r>
+              <w:rPr>
+                <w:sz w:val="24"/>
+                <w:szCs w:val="24"/>
+              </w:rPr>
+              <w:t xml:space="preserve"> </w:t>
             </w:r>
             <w:proofErr w:type="spellStart"/>
             <w:r>
@@ -16772,8 +16822,13 @@
       </w:r>
       <w:proofErr w:type="spellEnd"/>
       <w:r>
-        <w:t xml:space="preserve"> приложения</w:t>
-      </w:r>
+        <w:t xml:space="preserve"> </w:t>
+      </w:r>
+      <w:proofErr w:type="spellStart"/>
+      <w:r>
+        <w:t>приложения</w:t>
+      </w:r>
+      <w:proofErr w:type="spellEnd"/>
       <w:r>
         <w:tab/>
       </w:r>
@@ -18398,6 +18453,7 @@
       <w:r>
         <w:rPr>
           <w:noProof/>
+          <w:lang w:val="ru-RU" w:eastAsia="ru-RU"/>
         </w:rPr>
         <w:drawing>
           <wp:anchor distT="0" distB="0" distL="114300" distR="114300" simplePos="0" relativeHeight="251658240" behindDoc="0" locked="0" layoutInCell="1" allowOverlap="1">
@@ -18423,7 +18479,7 @@
                     <pic:cNvPicPr/>
                   </pic:nvPicPr>
                   <pic:blipFill>
-                    <a:blip r:embed="rId7" cstate="print">
+                    <a:blip r:embed="rId8" cstate="print">
                       <a:extLst>
                         <a:ext uri="{28A0092B-C50C-407E-A947-70E740481C1C}">
                           <a14:useLocalDpi xmlns:a14="http://schemas.microsoft.com/office/drawing/2010/main" val="0"/>
@@ -18551,6 +18607,7 @@
       <w:r>
         <w:rPr>
           <w:noProof/>
+          <w:lang w:val="ru-RU" w:eastAsia="ru-RU"/>
         </w:rPr>
         <w:lastRenderedPageBreak/>
         <w:drawing>
@@ -18577,7 +18634,7 @@
                     <pic:cNvPicPr/>
                   </pic:nvPicPr>
                   <pic:blipFill>
-                    <a:blip r:embed="rId8" cstate="print">
+                    <a:blip r:embed="rId9" cstate="print">
                       <a:extLst>
                         <a:ext uri="{28A0092B-C50C-407E-A947-70E740481C1C}">
                           <a14:useLocalDpi xmlns:a14="http://schemas.microsoft.com/office/drawing/2010/main" val="0"/>
@@ -18651,6 +18708,7 @@
       <w:r>
         <w:rPr>
           <w:noProof/>
+          <w:lang w:val="ru-RU" w:eastAsia="ru-RU"/>
         </w:rPr>
         <w:drawing>
           <wp:anchor distT="0" distB="0" distL="114300" distR="114300" simplePos="0" relativeHeight="251672576" behindDoc="0" locked="0" layoutInCell="1" allowOverlap="1">
@@ -18684,7 +18742,7 @@
                     <pic:cNvPicPr/>
                   </pic:nvPicPr>
                   <pic:blipFill>
-                    <a:blip r:embed="rId9" cstate="print">
+                    <a:blip r:embed="rId10" cstate="print">
                       <a:extLst>
                         <a:ext uri="{28A0092B-C50C-407E-A947-70E740481C1C}">
                           <a14:useLocalDpi xmlns:a14="http://schemas.microsoft.com/office/drawing/2010/main" val="0"/>
@@ -18809,6 +18867,7 @@
       <w:r>
         <w:rPr>
           <w:noProof/>
+          <w:lang w:val="ru-RU" w:eastAsia="ru-RU"/>
         </w:rPr>
         <w:drawing>
           <wp:anchor distT="0" distB="0" distL="114300" distR="114300" simplePos="0" relativeHeight="251673600" behindDoc="0" locked="0" layoutInCell="1" allowOverlap="1">
@@ -18834,7 +18893,7 @@
                     <pic:cNvPicPr/>
                   </pic:nvPicPr>
                   <pic:blipFill>
-                    <a:blip r:embed="rId10" cstate="print">
+                    <a:blip r:embed="rId11" cstate="print">
                       <a:extLst>
                         <a:ext uri="{28A0092B-C50C-407E-A947-70E740481C1C}">
                           <a14:useLocalDpi xmlns:a14="http://schemas.microsoft.com/office/drawing/2010/main" val="0"/>
@@ -19144,6 +19203,7 @@
       <w:r>
         <w:rPr>
           <w:noProof/>
+          <w:lang w:val="ru-RU" w:eastAsia="ru-RU"/>
         </w:rPr>
         <w:lastRenderedPageBreak/>
         <w:drawing>
@@ -19170,7 +19230,7 @@
                     <pic:cNvPicPr/>
                   </pic:nvPicPr>
                   <pic:blipFill>
-                    <a:blip r:embed="rId11" cstate="print">
+                    <a:blip r:embed="rId12" cstate="print">
                       <a:extLst>
                         <a:ext uri="{28A0092B-C50C-407E-A947-70E740481C1C}">
                           <a14:useLocalDpi xmlns:a14="http://schemas.microsoft.com/office/drawing/2010/main" val="0"/>
@@ -19276,6 +19336,7 @@
       <w:r>
         <w:rPr>
           <w:noProof/>
+          <w:lang w:val="ru-RU" w:eastAsia="ru-RU"/>
         </w:rPr>
         <w:drawing>
           <wp:anchor distT="0" distB="0" distL="114300" distR="114300" simplePos="0" relativeHeight="251675648" behindDoc="0" locked="0" layoutInCell="1" allowOverlap="1">
@@ -19290,225 +19351,6 @@
             <wp:effectExtent l="0" t="0" r="3810" b="5715"/>
             <wp:wrapSquare wrapText="bothSides"/>
             <wp:docPr id="12" name="Рисунок 12"/>
-            <wp:cNvGraphicFramePr>
-              <a:graphicFrameLocks xmlns:a="http://schemas.openxmlformats.org/drawingml/2006/main" noChangeAspect="1"/>
-            </wp:cNvGraphicFramePr>
-            <a:graphic xmlns:a="http://schemas.openxmlformats.org/drawingml/2006/main">
-              <a:graphicData uri="http://schemas.openxmlformats.org/drawingml/2006/picture">
-                <pic:pic xmlns:pic="http://schemas.openxmlformats.org/drawingml/2006/picture">
-                  <pic:nvPicPr>
-                    <pic:cNvPr id="1" name=""/>
-                    <pic:cNvPicPr/>
-                  </pic:nvPicPr>
-                  <pic:blipFill>
-                    <a:blip r:embed="rId12" cstate="print">
-                      <a:extLst>
-                        <a:ext uri="{28A0092B-C50C-407E-A947-70E740481C1C}">
-                          <a14:useLocalDpi xmlns:a14="http://schemas.microsoft.com/office/drawing/2010/main" val="0"/>
-                        </a:ext>
-                      </a:extLst>
-                    </a:blip>
-                    <a:stretch>
-                      <a:fillRect/>
-                    </a:stretch>
-                  </pic:blipFill>
-                  <pic:spPr>
-                    <a:xfrm>
-                      <a:off x="0" y="0"/>
-                      <a:ext cx="5939790" cy="3004185"/>
-                    </a:xfrm>
-                    <a:prstGeom prst="rect">
-                      <a:avLst/>
-                    </a:prstGeom>
-                  </pic:spPr>
-                </pic:pic>
-              </a:graphicData>
-            </a:graphic>
-          </wp:anchor>
-        </w:drawing>
-      </w:r>
-      <w:r>
-        <w:rPr>
-          <w:lang w:val="ru-RU"/>
-        </w:rPr>
-        <w:t xml:space="preserve">На странице </w:t>
-      </w:r>
-      <w:r>
-        <w:rPr>
-          <w:lang w:val="ru-RU"/>
-        </w:rPr>
-        <w:t>“</w:t>
-      </w:r>
-      <w:r>
-        <w:rPr>
-          <w:lang w:val="ru-RU"/>
-        </w:rPr>
-        <w:t>Добавление персоны</w:t>
-      </w:r>
-      <w:r>
-        <w:rPr>
-          <w:lang w:val="ru-RU"/>
-        </w:rPr>
-        <w:t>”</w:t>
-      </w:r>
-      <w:r>
-        <w:rPr>
-          <w:lang w:val="ru-RU"/>
-        </w:rPr>
-        <w:t xml:space="preserve"> </w:t>
-      </w:r>
-      <w:r>
-        <w:rPr>
-          <w:lang w:val="ru-RU"/>
-        </w:rPr>
-        <w:t xml:space="preserve">(Рис. 6) </w:t>
-      </w:r>
-      <w:r>
-        <w:rPr>
-          <w:lang w:val="ru-RU"/>
-        </w:rPr>
-        <w:t xml:space="preserve">заполните обязательные поля (имя, фамилия, год рождения, титул, страна, династия, пол) и необязательные (год смерти, комментарий). Для добавления связей нажмите </w:t>
-      </w:r>
-      <w:r>
-        <w:rPr>
-          <w:lang w:val="ru-RU"/>
-        </w:rPr>
-        <w:t>“</w:t>
-      </w:r>
-      <w:r>
-        <w:rPr>
-          <w:lang w:val="ru-RU"/>
-        </w:rPr>
-        <w:t>+ Добавить связь</w:t>
-      </w:r>
-      <w:r>
-        <w:rPr>
-          <w:lang w:val="ru-RU"/>
-        </w:rPr>
-        <w:t>”</w:t>
-      </w:r>
-      <w:r>
-        <w:rPr>
-          <w:lang w:val="ru-RU"/>
-        </w:rPr>
-        <w:t xml:space="preserve">, выберите тип связи и найдите персону через поле поиска. Нажмите </w:t>
-      </w:r>
-      <w:r>
-        <w:rPr>
-          <w:lang w:val="ru-RU"/>
-        </w:rPr>
-        <w:t>“</w:t>
-      </w:r>
-      <w:r>
-        <w:rPr>
-          <w:lang w:val="ru-RU"/>
-        </w:rPr>
-        <w:t>Сохранить</w:t>
-      </w:r>
-      <w:r>
-        <w:rPr>
-          <w:lang w:val="ru-RU"/>
-        </w:rPr>
-        <w:t>”</w:t>
-      </w:r>
-      <w:r>
-        <w:rPr>
-          <w:lang w:val="ru-RU"/>
-        </w:rPr>
-        <w:t xml:space="preserve"> для создания записи.</w:t>
-      </w:r>
-    </w:p>
-    <w:p>
-      <w:pPr>
-        <w:pStyle w:val="2"/>
-        <w:jc w:val="center"/>
-        <w:rPr>
-          <w:b w:val="0"/>
-          <w:i/>
-          <w:lang w:val="ru-RU"/>
-        </w:rPr>
-      </w:pPr>
-      <w:r>
-        <w:rPr>
-          <w:b w:val="0"/>
-          <w:i/>
-          <w:lang w:val="ru-RU"/>
-        </w:rPr>
-        <w:t xml:space="preserve">Рисунок </w:t>
-      </w:r>
-      <w:r>
-        <w:rPr>
-          <w:b w:val="0"/>
-          <w:i/>
-          <w:lang w:val="ru-RU"/>
-        </w:rPr>
-        <w:t>6</w:t>
-      </w:r>
-      <w:r>
-        <w:rPr>
-          <w:b w:val="0"/>
-          <w:i/>
-          <w:lang w:val="ru-RU"/>
-        </w:rPr>
-        <w:t xml:space="preserve">. </w:t>
-      </w:r>
-      <w:r>
-        <w:rPr>
-          <w:b w:val="0"/>
-          <w:i/>
-          <w:lang w:val="ru-RU"/>
-        </w:rPr>
-        <w:t>Добавление персоны</w:t>
-      </w:r>
-    </w:p>
-    <w:p>
-      <w:pPr>
-        <w:ind w:firstLine="709"/>
-        <w:jc w:val="both"/>
-        <w:rPr>
-          <w:lang w:val="ru-RU"/>
-        </w:rPr>
-      </w:pPr>
-    </w:p>
-    <w:p>
-      <w:pPr>
-        <w:pStyle w:val="2"/>
-        <w:rPr>
-          <w:lang w:val="ru-RU"/>
-        </w:rPr>
-      </w:pPr>
-      <w:r>
-        <w:rPr>
-          <w:lang w:val="ru-RU"/>
-        </w:rPr>
-        <w:t>Редактирование персоны</w:t>
-      </w:r>
-    </w:p>
-    <w:p>
-      <w:pPr>
-        <w:ind w:firstLine="709"/>
-        <w:jc w:val="both"/>
-        <w:rPr>
-          <w:lang w:val="ru-RU"/>
-        </w:rPr>
-      </w:pPr>
-      <w:r>
-        <w:rPr>
-          <w:noProof/>
-        </w:rPr>
-        <w:drawing>
-          <wp:anchor distT="0" distB="0" distL="114300" distR="114300" simplePos="0" relativeHeight="251676672" behindDoc="0" locked="0" layoutInCell="1" allowOverlap="1">
-            <wp:simplePos x="0" y="0"/>
-            <wp:positionH relativeFrom="margin">
-              <wp:align>left</wp:align>
-            </wp:positionH>
-            <wp:positionV relativeFrom="paragraph">
-              <wp:posOffset>982980</wp:posOffset>
-            </wp:positionV>
-            <wp:extent cx="5939790" cy="3057525"/>
-            <wp:effectExtent l="0" t="0" r="3810" b="9525"/>
-            <wp:wrapSquare wrapText="bothSides"/>
-            <wp:docPr id="13" name="Рисунок 13"/>
             <wp:cNvGraphicFramePr>
               <a:graphicFrameLocks xmlns:a="http://schemas.openxmlformats.org/drawingml/2006/main" noChangeAspect="1"/>
             </wp:cNvGraphicFramePr>
@@ -19534,6 +19376,226 @@
                   <pic:spPr>
                     <a:xfrm>
                       <a:off x="0" y="0"/>
+                      <a:ext cx="5939790" cy="3004185"/>
+                    </a:xfrm>
+                    <a:prstGeom prst="rect">
+                      <a:avLst/>
+                    </a:prstGeom>
+                  </pic:spPr>
+                </pic:pic>
+              </a:graphicData>
+            </a:graphic>
+          </wp:anchor>
+        </w:drawing>
+      </w:r>
+      <w:r>
+        <w:rPr>
+          <w:lang w:val="ru-RU"/>
+        </w:rPr>
+        <w:t xml:space="preserve">На странице </w:t>
+      </w:r>
+      <w:r>
+        <w:rPr>
+          <w:lang w:val="ru-RU"/>
+        </w:rPr>
+        <w:t>“</w:t>
+      </w:r>
+      <w:r>
+        <w:rPr>
+          <w:lang w:val="ru-RU"/>
+        </w:rPr>
+        <w:t>Добавление персоны</w:t>
+      </w:r>
+      <w:r>
+        <w:rPr>
+          <w:lang w:val="ru-RU"/>
+        </w:rPr>
+        <w:t>”</w:t>
+      </w:r>
+      <w:r>
+        <w:rPr>
+          <w:lang w:val="ru-RU"/>
+        </w:rPr>
+        <w:t xml:space="preserve"> </w:t>
+      </w:r>
+      <w:r>
+        <w:rPr>
+          <w:lang w:val="ru-RU"/>
+        </w:rPr>
+        <w:t xml:space="preserve">(Рис. 6) </w:t>
+      </w:r>
+      <w:r>
+        <w:rPr>
+          <w:lang w:val="ru-RU"/>
+        </w:rPr>
+        <w:t xml:space="preserve">заполните обязательные поля (имя, фамилия, год рождения, титул, страна, династия, пол) и необязательные (год смерти, комментарий). Для добавления связей нажмите </w:t>
+      </w:r>
+      <w:r>
+        <w:rPr>
+          <w:lang w:val="ru-RU"/>
+        </w:rPr>
+        <w:t>“</w:t>
+      </w:r>
+      <w:r>
+        <w:rPr>
+          <w:lang w:val="ru-RU"/>
+        </w:rPr>
+        <w:t>+ Добавить связь</w:t>
+      </w:r>
+      <w:r>
+        <w:rPr>
+          <w:lang w:val="ru-RU"/>
+        </w:rPr>
+        <w:t>”</w:t>
+      </w:r>
+      <w:r>
+        <w:rPr>
+          <w:lang w:val="ru-RU"/>
+        </w:rPr>
+        <w:t xml:space="preserve">, выберите тип связи и найдите персону через поле поиска. Нажмите </w:t>
+      </w:r>
+      <w:r>
+        <w:rPr>
+          <w:lang w:val="ru-RU"/>
+        </w:rPr>
+        <w:t>“</w:t>
+      </w:r>
+      <w:r>
+        <w:rPr>
+          <w:lang w:val="ru-RU"/>
+        </w:rPr>
+        <w:t>Сохранить</w:t>
+      </w:r>
+      <w:r>
+        <w:rPr>
+          <w:lang w:val="ru-RU"/>
+        </w:rPr>
+        <w:t>”</w:t>
+      </w:r>
+      <w:r>
+        <w:rPr>
+          <w:lang w:val="ru-RU"/>
+        </w:rPr>
+        <w:t xml:space="preserve"> для создания записи.</w:t>
+      </w:r>
+    </w:p>
+    <w:p>
+      <w:pPr>
+        <w:pStyle w:val="2"/>
+        <w:jc w:val="center"/>
+        <w:rPr>
+          <w:b w:val="0"/>
+          <w:i/>
+          <w:lang w:val="ru-RU"/>
+        </w:rPr>
+      </w:pPr>
+      <w:r>
+        <w:rPr>
+          <w:b w:val="0"/>
+          <w:i/>
+          <w:lang w:val="ru-RU"/>
+        </w:rPr>
+        <w:t xml:space="preserve">Рисунок </w:t>
+      </w:r>
+      <w:r>
+        <w:rPr>
+          <w:b w:val="0"/>
+          <w:i/>
+          <w:lang w:val="ru-RU"/>
+        </w:rPr>
+        <w:t>6</w:t>
+      </w:r>
+      <w:r>
+        <w:rPr>
+          <w:b w:val="0"/>
+          <w:i/>
+          <w:lang w:val="ru-RU"/>
+        </w:rPr>
+        <w:t xml:space="preserve">. </w:t>
+      </w:r>
+      <w:r>
+        <w:rPr>
+          <w:b w:val="0"/>
+          <w:i/>
+          <w:lang w:val="ru-RU"/>
+        </w:rPr>
+        <w:t>Добавление персоны</w:t>
+      </w:r>
+    </w:p>
+    <w:p>
+      <w:pPr>
+        <w:ind w:firstLine="709"/>
+        <w:jc w:val="both"/>
+        <w:rPr>
+          <w:lang w:val="ru-RU"/>
+        </w:rPr>
+      </w:pPr>
+    </w:p>
+    <w:p>
+      <w:pPr>
+        <w:pStyle w:val="2"/>
+        <w:rPr>
+          <w:lang w:val="ru-RU"/>
+        </w:rPr>
+      </w:pPr>
+      <w:r>
+        <w:rPr>
+          <w:lang w:val="ru-RU"/>
+        </w:rPr>
+        <w:t>Редактирование персоны</w:t>
+      </w:r>
+    </w:p>
+    <w:p>
+      <w:pPr>
+        <w:ind w:firstLine="709"/>
+        <w:jc w:val="both"/>
+        <w:rPr>
+          <w:lang w:val="ru-RU"/>
+        </w:rPr>
+      </w:pPr>
+      <w:r>
+        <w:rPr>
+          <w:noProof/>
+          <w:lang w:val="ru-RU" w:eastAsia="ru-RU"/>
+        </w:rPr>
+        <w:drawing>
+          <wp:anchor distT="0" distB="0" distL="114300" distR="114300" simplePos="0" relativeHeight="251676672" behindDoc="0" locked="0" layoutInCell="1" allowOverlap="1">
+            <wp:simplePos x="0" y="0"/>
+            <wp:positionH relativeFrom="margin">
+              <wp:align>left</wp:align>
+            </wp:positionH>
+            <wp:positionV relativeFrom="paragraph">
+              <wp:posOffset>982980</wp:posOffset>
+            </wp:positionV>
+            <wp:extent cx="5939790" cy="3057525"/>
+            <wp:effectExtent l="0" t="0" r="3810" b="9525"/>
+            <wp:wrapSquare wrapText="bothSides"/>
+            <wp:docPr id="13" name="Рисунок 13"/>
+            <wp:cNvGraphicFramePr>
+              <a:graphicFrameLocks xmlns:a="http://schemas.openxmlformats.org/drawingml/2006/main" noChangeAspect="1"/>
+            </wp:cNvGraphicFramePr>
+            <a:graphic xmlns:a="http://schemas.openxmlformats.org/drawingml/2006/main">
+              <a:graphicData uri="http://schemas.openxmlformats.org/drawingml/2006/picture">
+                <pic:pic xmlns:pic="http://schemas.openxmlformats.org/drawingml/2006/picture">
+                  <pic:nvPicPr>
+                    <pic:cNvPr id="1" name=""/>
+                    <pic:cNvPicPr/>
+                  </pic:nvPicPr>
+                  <pic:blipFill>
+                    <a:blip r:embed="rId14" cstate="print">
+                      <a:extLst>
+                        <a:ext uri="{28A0092B-C50C-407E-A947-70E740481C1C}">
+                          <a14:useLocalDpi xmlns:a14="http://schemas.microsoft.com/office/drawing/2010/main" val="0"/>
+                        </a:ext>
+                      </a:extLst>
+                    </a:blip>
+                    <a:stretch>
+                      <a:fillRect/>
+                    </a:stretch>
+                  </pic:blipFill>
+                  <pic:spPr>
+                    <a:xfrm>
+                      <a:off x="0" y="0"/>
                       <a:ext cx="5939790" cy="3057525"/>
                     </a:xfrm>
                     <a:prstGeom prst="rect">
@@ -19717,31 +19779,50 @@
           <w:noProof/>
         </w:rPr>
       </w:pPr>
-    </w:p>
-    <w:p>
-      <w:pPr>
-        <w:pStyle w:val="2"/>
+      <w:r>
         <w:rPr>
           <w:noProof/>
-        </w:rPr>
-      </w:pPr>
-    </w:p>
-    <w:p>
-      <w:pPr>
-        <w:pStyle w:val="2"/>
-        <w:rPr>
-          <w:noProof/>
-        </w:rPr>
-      </w:pPr>
-    </w:p>
-    <w:p>
-      <w:pPr>
-        <w:pStyle w:val="2"/>
-        <w:rPr>
-          <w:b w:val="0"/>
-          <w:lang w:val="ru-RU"/>
-        </w:rPr>
-      </w:pPr>
+          <w:lang w:val="ru-RU" w:eastAsia="ru-RU"/>
+        </w:rPr>
+        <w:lastRenderedPageBreak/>
+        <w:drawing>
+          <wp:inline distT="0" distB="0" distL="0" distR="0" wp14:anchorId="2BC625A4" wp14:editId="71732C3D">
+            <wp:extent cx="5939790" cy="2946400"/>
+            <wp:effectExtent l="0" t="0" r="3810" b="6350"/>
+            <wp:docPr id="2" name="Рисунок 2"/>
+            <wp:cNvGraphicFramePr>
+              <a:graphicFrameLocks xmlns:a="http://schemas.openxmlformats.org/drawingml/2006/main" noChangeAspect="1"/>
+            </wp:cNvGraphicFramePr>
+            <a:graphic xmlns:a="http://schemas.openxmlformats.org/drawingml/2006/main">
+              <a:graphicData uri="http://schemas.openxmlformats.org/drawingml/2006/picture">
+                <pic:pic xmlns:pic="http://schemas.openxmlformats.org/drawingml/2006/picture">
+                  <pic:nvPicPr>
+                    <pic:cNvPr id="1" name=""/>
+                    <pic:cNvPicPr/>
+                  </pic:nvPicPr>
+                  <pic:blipFill>
+                    <a:blip r:embed="rId15"/>
+                    <a:stretch>
+                      <a:fillRect/>
+                    </a:stretch>
+                  </pic:blipFill>
+                  <pic:spPr>
+                    <a:xfrm>
+                      <a:off x="0" y="0"/>
+                      <a:ext cx="5939790" cy="2946400"/>
+                    </a:xfrm>
+                    <a:prstGeom prst="rect">
+                      <a:avLst/>
+                    </a:prstGeom>
+                  </pic:spPr>
+                </pic:pic>
+              </a:graphicData>
+            </a:graphic>
+          </wp:inline>
+        </w:drawing>
+      </w:r>
+      <w:bookmarkStart w:id="0" w:name="_GoBack"/>
+      <w:bookmarkEnd w:id="0"/>
     </w:p>
     <w:p>
       <w:pPr>
@@ -19759,7 +19840,6 @@
           <w:i/>
           <w:lang w:val="ru-RU"/>
         </w:rPr>
-        <w:lastRenderedPageBreak/>
         <w:t xml:space="preserve">Рисунок </w:t>
       </w:r>
       <w:r>
@@ -20379,8 +20459,8 @@
       </w:r>
     </w:p>
     <w:sectPr>
-      <w:headerReference w:type="default" r:id="rId14"/>
-      <w:footerReference w:type="default" r:id="rId15"/>
+      <w:headerReference w:type="default" r:id="rId16"/>
+      <w:footerReference w:type="default" r:id="rId17"/>
       <w:pgSz w:w="11906" w:h="16838"/>
       <w:pgMar w:top="1134" w:right="851" w:bottom="1134" w:left="1701" w:header="708" w:footer="708" w:gutter="0"/>
       <w:cols w:space="720"/>
@@ -20391,7 +20471,7 @@
 </file>
 
 <file path=word/endnotes.xml><?xml version="1.0" encoding="utf-8"?>
-<w:endnotes xmlns:wpc="http://schemas.microsoft.com/office/word/2010/wordprocessingCanvas" xmlns:mc="http://schemas.openxmlformats.org/markup-compatibility/2006" xmlns:o="urn:schemas-microsoft-com:office:office" xmlns:r="http://schemas.openxmlformats.org/officeDocument/2006/relationships" xmlns:m="http://schemas.openxmlformats.org/officeDocument/2006/math" xmlns:v="urn:schemas-microsoft-com:vml" xmlns:wp14="http://schemas.microsoft.com/office/word/2010/wordprocessingDrawing" xmlns:wp="http://schemas.openxmlformats.org/drawingml/2006/wordprocessingDrawing" xmlns:w10="urn:schemas-microsoft-com:office:word" xmlns:w="http://schemas.openxmlformats.org/wordprocessingml/2006/main" xmlns:w14="http://schemas.microsoft.com/office/word/2010/wordml" xmlns:w15="http://schemas.microsoft.com/office/word/2012/wordml" xmlns:wpg="http://schemas.microsoft.com/office/word/2010/wordprocessingGroup" xmlns:wpi="http://schemas.microsoft.com/office/word/2010/wordprocessingInk" xmlns:wne="http://schemas.microsoft.com/office/word/2006/wordml" xmlns:wps="http://schemas.microsoft.com/office/word/2010/wordprocessingShape" mc:Ignorable="w14 w15 wp14">
+<w:endnotes xmlns:wpc="http://schemas.microsoft.com/office/word/2010/wordprocessingCanvas" xmlns:cx="http://schemas.microsoft.com/office/drawing/2014/chartex" xmlns:cx1="http://schemas.microsoft.com/office/drawing/2015/9/8/chartex" xmlns:mc="http://schemas.openxmlformats.org/markup-compatibility/2006" xmlns:o="urn:schemas-microsoft-com:office:office" xmlns:r="http://schemas.openxmlformats.org/officeDocument/2006/relationships" xmlns:m="http://schemas.openxmlformats.org/officeDocument/2006/math" xmlns:v="urn:schemas-microsoft-com:vml" xmlns:wp14="http://schemas.microsoft.com/office/word/2010/wordprocessingDrawing" xmlns:wp="http://schemas.openxmlformats.org/drawingml/2006/wordprocessingDrawing" xmlns:w10="urn:schemas-microsoft-com:office:word" xmlns:w="http://schemas.openxmlformats.org/wordprocessingml/2006/main" xmlns:w14="http://schemas.microsoft.com/office/word/2010/wordml" xmlns:w15="http://schemas.microsoft.com/office/word/2012/wordml" xmlns:w16se="http://schemas.microsoft.com/office/word/2015/wordml/symex" xmlns:wpg="http://schemas.microsoft.com/office/word/2010/wordprocessingGroup" xmlns:wpi="http://schemas.microsoft.com/office/word/2010/wordprocessingInk" xmlns:wne="http://schemas.microsoft.com/office/word/2006/wordml" xmlns:wps="http://schemas.microsoft.com/office/word/2010/wordprocessingShape" mc:Ignorable="w14 w15 w16se wp14">
   <w:endnote w:type="separator" w:id="-1">
     <w:p>
       <w:pPr>
@@ -20416,7 +20496,7 @@
 </file>
 
 <file path=word/footer1.xml><?xml version="1.0" encoding="utf-8"?>
-<w:ftr xmlns:wpc="http://schemas.microsoft.com/office/word/2010/wordprocessingCanvas" xmlns:mc="http://schemas.openxmlformats.org/markup-compatibility/2006" xmlns:o="urn:schemas-microsoft-com:office:office" xmlns:r="http://schemas.openxmlformats.org/officeDocument/2006/relationships" xmlns:m="http://schemas.openxmlformats.org/officeDocument/2006/math" xmlns:v="urn:schemas-microsoft-com:vml" xmlns:wp14="http://schemas.microsoft.com/office/word/2010/wordprocessingDrawing" xmlns:wp="http://schemas.openxmlformats.org/drawingml/2006/wordprocessingDrawing" xmlns:w10="urn:schemas-microsoft-com:office:word" xmlns:w="http://schemas.openxmlformats.org/wordprocessingml/2006/main" xmlns:w14="http://schemas.microsoft.com/office/word/2010/wordml" xmlns:w15="http://schemas.microsoft.com/office/word/2012/wordml" xmlns:wpg="http://schemas.microsoft.com/office/word/2010/wordprocessingGroup" xmlns:wpi="http://schemas.microsoft.com/office/word/2010/wordprocessingInk" xmlns:wne="http://schemas.microsoft.com/office/word/2006/wordml" xmlns:wps="http://schemas.microsoft.com/office/word/2010/wordprocessingShape" mc:Ignorable="w14 w15 wp14">
+<w:ftr xmlns:wpc="http://schemas.microsoft.com/office/word/2010/wordprocessingCanvas" xmlns:cx="http://schemas.microsoft.com/office/drawing/2014/chartex" xmlns:cx1="http://schemas.microsoft.com/office/drawing/2015/9/8/chartex" xmlns:mc="http://schemas.openxmlformats.org/markup-compatibility/2006" xmlns:o="urn:schemas-microsoft-com:office:office" xmlns:r="http://schemas.openxmlformats.org/officeDocument/2006/relationships" xmlns:m="http://schemas.openxmlformats.org/officeDocument/2006/math" xmlns:v="urn:schemas-microsoft-com:vml" xmlns:wp14="http://schemas.microsoft.com/office/word/2010/wordprocessingDrawing" xmlns:wp="http://schemas.openxmlformats.org/drawingml/2006/wordprocessingDrawing" xmlns:w10="urn:schemas-microsoft-com:office:word" xmlns:w="http://schemas.openxmlformats.org/wordprocessingml/2006/main" xmlns:w14="http://schemas.microsoft.com/office/word/2010/wordml" xmlns:w15="http://schemas.microsoft.com/office/word/2012/wordml" xmlns:w16se="http://schemas.microsoft.com/office/word/2015/wordml/symex" xmlns:wpg="http://schemas.microsoft.com/office/word/2010/wordprocessingGroup" xmlns:wpi="http://schemas.microsoft.com/office/word/2010/wordprocessingInk" xmlns:wne="http://schemas.microsoft.com/office/word/2006/wordml" xmlns:wps="http://schemas.microsoft.com/office/word/2010/wordprocessingShape" mc:Ignorable="w14 w15 w16se wp14">
   <w:p>
     <w:pPr>
       <w:jc w:val="center"/>
@@ -20448,7 +20528,7 @@
         <w:sz w:val="24"/>
         <w:szCs w:val="24"/>
       </w:rPr>
-      <w:t>21</w:t>
+      <w:t>37</w:t>
     </w:r>
     <w:r>
       <w:rPr>
@@ -20462,7 +20542,7 @@
 </file>
 
 <file path=word/footnotes.xml><?xml version="1.0" encoding="utf-8"?>
-<w:footnotes xmlns:wpc="http://schemas.microsoft.com/office/word/2010/wordprocessingCanvas" xmlns:mc="http://schemas.openxmlformats.org/markup-compatibility/2006" xmlns:o="urn:schemas-microsoft-com:office:office" xmlns:r="http://schemas.openxmlformats.org/officeDocument/2006/relationships" xmlns:m="http://schemas.openxmlformats.org/officeDocument/2006/math" xmlns:v="urn:schemas-microsoft-com:vml" xmlns:wp14="http://schemas.microsoft.com/office/word/2010/wordprocessingDrawing" xmlns:wp="http://schemas.openxmlformats.org/drawingml/2006/wordprocessingDrawing" xmlns:w10="urn:schemas-microsoft-com:office:word" xmlns:w="http://schemas.openxmlformats.org/wordprocessingml/2006/main" xmlns:w14="http://schemas.microsoft.com/office/word/2010/wordml" xmlns:w15="http://schemas.microsoft.com/office/word/2012/wordml" xmlns:wpg="http://schemas.microsoft.com/office/word/2010/wordprocessingGroup" xmlns:wpi="http://schemas.microsoft.com/office/word/2010/wordprocessingInk" xmlns:wne="http://schemas.microsoft.com/office/word/2006/wordml" xmlns:wps="http://schemas.microsoft.com/office/word/2010/wordprocessingShape" mc:Ignorable="w14 w15 wp14">
+<w:footnotes xmlns:wpc="http://schemas.microsoft.com/office/word/2010/wordprocessingCanvas" xmlns:cx="http://schemas.microsoft.com/office/drawing/2014/chartex" xmlns:cx1="http://schemas.microsoft.com/office/drawing/2015/9/8/chartex" xmlns:mc="http://schemas.openxmlformats.org/markup-compatibility/2006" xmlns:o="urn:schemas-microsoft-com:office:office" xmlns:r="http://schemas.openxmlformats.org/officeDocument/2006/relationships" xmlns:m="http://schemas.openxmlformats.org/officeDocument/2006/math" xmlns:v="urn:schemas-microsoft-com:vml" xmlns:wp14="http://schemas.microsoft.com/office/word/2010/wordprocessingDrawing" xmlns:wp="http://schemas.openxmlformats.org/drawingml/2006/wordprocessingDrawing" xmlns:w10="urn:schemas-microsoft-com:office:word" xmlns:w="http://schemas.openxmlformats.org/wordprocessingml/2006/main" xmlns:w14="http://schemas.microsoft.com/office/word/2010/wordml" xmlns:w15="http://schemas.microsoft.com/office/word/2012/wordml" xmlns:w16se="http://schemas.microsoft.com/office/word/2015/wordml/symex" xmlns:wpg="http://schemas.microsoft.com/office/word/2010/wordprocessingGroup" xmlns:wpi="http://schemas.microsoft.com/office/word/2010/wordprocessingInk" xmlns:wne="http://schemas.microsoft.com/office/word/2006/wordml" xmlns:wps="http://schemas.microsoft.com/office/word/2010/wordprocessingShape" mc:Ignorable="w14 w15 w16se wp14">
   <w:footnote w:type="separator" w:id="-1">
     <w:p>
       <w:pPr>
@@ -20487,7 +20567,7 @@
 </file>
 
 <file path=word/header1.xml><?xml version="1.0" encoding="utf-8"?>
-<w:hdr xmlns:wpc="http://schemas.microsoft.com/office/word/2010/wordprocessingCanvas" xmlns:mc="http://schemas.openxmlformats.org/markup-compatibility/2006" xmlns:o="urn:schemas-microsoft-com:office:office" xmlns:r="http://schemas.openxmlformats.org/officeDocument/2006/relationships" xmlns:m="http://schemas.openxmlformats.org/officeDocument/2006/math" xmlns:v="urn:schemas-microsoft-com:vml" xmlns:wp14="http://schemas.microsoft.com/office/word/2010/wordprocessingDrawing" xmlns:wp="http://schemas.openxmlformats.org/drawingml/2006/wordprocessingDrawing" xmlns:w10="urn:schemas-microsoft-com:office:word" xmlns:w="http://schemas.openxmlformats.org/wordprocessingml/2006/main" xmlns:w14="http://schemas.microsoft.com/office/word/2010/wordml" xmlns:w15="http://schemas.microsoft.com/office/word/2012/wordml" xmlns:wpg="http://schemas.microsoft.com/office/word/2010/wordprocessingGroup" xmlns:wpi="http://schemas.microsoft.com/office/word/2010/wordprocessingInk" xmlns:wne="http://schemas.microsoft.com/office/word/2006/wordml" xmlns:wps="http://schemas.microsoft.com/office/word/2010/wordprocessingShape" mc:Ignorable="w14 w15 wp14">
+<w:hdr xmlns:wpc="http://schemas.microsoft.com/office/word/2010/wordprocessingCanvas" xmlns:cx="http://schemas.microsoft.com/office/drawing/2014/chartex" xmlns:cx1="http://schemas.microsoft.com/office/drawing/2015/9/8/chartex" xmlns:mc="http://schemas.openxmlformats.org/markup-compatibility/2006" xmlns:o="urn:schemas-microsoft-com:office:office" xmlns:r="http://schemas.openxmlformats.org/officeDocument/2006/relationships" xmlns:m="http://schemas.openxmlformats.org/officeDocument/2006/math" xmlns:v="urn:schemas-microsoft-com:vml" xmlns:wp14="http://schemas.microsoft.com/office/word/2010/wordprocessingDrawing" xmlns:wp="http://schemas.openxmlformats.org/drawingml/2006/wordprocessingDrawing" xmlns:w10="urn:schemas-microsoft-com:office:word" xmlns:w="http://schemas.openxmlformats.org/wordprocessingml/2006/main" xmlns:w14="http://schemas.microsoft.com/office/word/2010/wordml" xmlns:w15="http://schemas.microsoft.com/office/word/2012/wordml" xmlns:w16se="http://schemas.microsoft.com/office/word/2015/wordml/symex" xmlns:wpg="http://schemas.microsoft.com/office/word/2010/wordprocessingGroup" xmlns:wpi="http://schemas.microsoft.com/office/word/2010/wordprocessingInk" xmlns:wne="http://schemas.microsoft.com/office/word/2006/wordml" xmlns:wps="http://schemas.microsoft.com/office/word/2010/wordprocessingShape" mc:Ignorable="w14 w15 w16se wp14">
   <w:p>
     <w:r>
       <w:cr/>
@@ -20497,7 +20577,7 @@
 </file>
 
 <file path=word/numbering.xml><?xml version="1.0" encoding="utf-8"?>
-<w:numbering xmlns:wpc="http://schemas.microsoft.com/office/word/2010/wordprocessingCanvas" xmlns:mc="http://schemas.openxmlformats.org/markup-compatibility/2006" xmlns:o="urn:schemas-microsoft-com:office:office" xmlns:r="http://schemas.openxmlformats.org/officeDocument/2006/relationships" xmlns:m="http://schemas.openxmlformats.org/officeDocument/2006/math" xmlns:v="urn:schemas-microsoft-com:vml" xmlns:wp14="http://schemas.microsoft.com/office/word/2010/wordprocessingDrawing" xmlns:wp="http://schemas.openxmlformats.org/drawingml/2006/wordprocessingDrawing" xmlns:w10="urn:schemas-microsoft-com:office:word" xmlns:w="http://schemas.openxmlformats.org/wordprocessingml/2006/main" xmlns:w14="http://schemas.microsoft.com/office/word/2010/wordml" xmlns:w15="http://schemas.microsoft.com/office/word/2012/wordml" xmlns:wpg="http://schemas.microsoft.com/office/word/2010/wordprocessingGroup" xmlns:wpi="http://schemas.microsoft.com/office/word/2010/wordprocessingInk" xmlns:wne="http://schemas.microsoft.com/office/word/2006/wordml" xmlns:wps="http://schemas.microsoft.com/office/word/2010/wordprocessingShape" mc:Ignorable="w14 w15 wp14">
+<w:numbering xmlns:wpc="http://schemas.microsoft.com/office/word/2010/wordprocessingCanvas" xmlns:cx="http://schemas.microsoft.com/office/drawing/2014/chartex" xmlns:cx1="http://schemas.microsoft.com/office/drawing/2015/9/8/chartex" xmlns:mc="http://schemas.openxmlformats.org/markup-compatibility/2006" xmlns:o="urn:schemas-microsoft-com:office:office" xmlns:r="http://schemas.openxmlformats.org/officeDocument/2006/relationships" xmlns:m="http://schemas.openxmlformats.org/officeDocument/2006/math" xmlns:v="urn:schemas-microsoft-com:vml" xmlns:wp14="http://schemas.microsoft.com/office/word/2010/wordprocessingDrawing" xmlns:wp="http://schemas.openxmlformats.org/drawingml/2006/wordprocessingDrawing" xmlns:w10="urn:schemas-microsoft-com:office:word" xmlns:w="http://schemas.openxmlformats.org/wordprocessingml/2006/main" xmlns:w14="http://schemas.microsoft.com/office/word/2010/wordml" xmlns:w15="http://schemas.microsoft.com/office/word/2012/wordml" xmlns:w16se="http://schemas.microsoft.com/office/word/2015/wordml/symex" xmlns:wpg="http://schemas.microsoft.com/office/word/2010/wordprocessingGroup" xmlns:wpi="http://schemas.microsoft.com/office/word/2010/wordprocessingInk" xmlns:wne="http://schemas.microsoft.com/office/word/2006/wordml" xmlns:wps="http://schemas.microsoft.com/office/word/2010/wordprocessingShape" mc:Ignorable="w14 w15 w16se wp14">
   <w:abstractNum w:abstractNumId="0" w15:restartNumberingAfterBreak="0">
     <w:nsid w:val="64736A71"/>
     <w:multiLevelType w:val="hybridMultilevel"/>
@@ -20594,7 +20674,7 @@
 </file>
 
 <file path=word/styles.xml><?xml version="1.0" encoding="utf-8"?>
-<w:styles xmlns:mc="http://schemas.openxmlformats.org/markup-compatibility/2006" xmlns:r="http://schemas.openxmlformats.org/officeDocument/2006/relationships" xmlns:w="http://schemas.openxmlformats.org/wordprocessingml/2006/main" xmlns:w14="http://schemas.microsoft.com/office/word/2010/wordml" xmlns:w15="http://schemas.microsoft.com/office/word/2012/wordml" mc:Ignorable="w14 w15">
+<w:styles xmlns:mc="http://schemas.openxmlformats.org/markup-compatibility/2006" xmlns:r="http://schemas.openxmlformats.org/officeDocument/2006/relationships" xmlns:w="http://schemas.openxmlformats.org/wordprocessingml/2006/main" xmlns:w14="http://schemas.microsoft.com/office/word/2010/wordml" xmlns:w15="http://schemas.microsoft.com/office/word/2012/wordml" xmlns:w16se="http://schemas.microsoft.com/office/word/2015/wordml/symex" mc:Ignorable="w14 w15 w16se">
   <w:docDefaults>
     <w:rPrDefault>
       <w:rPr>
@@ -21456,4 +21536,16 @@
     </a:ext>
   </a:extLst>
 </a:theme>
+</file>
+
+<file path=customXml/item1.xml><?xml version="1.0" encoding="utf-8"?>
+<b:Sources xmlns:b="http://schemas.openxmlformats.org/officeDocument/2006/bibliography" xmlns="http://schemas.openxmlformats.org/officeDocument/2006/bibliography" SelectedStyle="\APASixthEditionOfficeOnline.xsl" StyleName="APA" Version="6"/>
+</file>
+
+<file path=customXml/itemProps1.xml><?xml version="1.0" encoding="utf-8"?>
+<ds:datastoreItem xmlns:ds="http://schemas.openxmlformats.org/officeDocument/2006/customXml" ds:itemID="{47BED782-2AB5-40F7-A190-FD0B49E3BB76}">
+  <ds:schemaRefs>
+    <ds:schemaRef ds:uri="http://schemas.openxmlformats.org/officeDocument/2006/bibliography"/>
+  </ds:schemaRefs>
+</ds:datastoreItem>
 </file>